--- a/docs/quarto/index.docx
+++ b/docs/quarto/index.docx
@@ -161,7 +161,7 @@
         </w:numPr>
       </w:pPr>
       <w:r>
-        <w:t xml:space="preserve">Patients aged &lt;= 18 years</w:t>
+        <w:t xml:space="preserve">Patients aged ≤ 18 years</w:t>
       </w:r>
     </w:p>
     <w:p>
@@ -299,17 +299,6 @@
         </w:numPr>
       </w:pPr>
       <w:r>
-        <w:t xml:space="preserve">In-hospital mortality (DIED)</w:t>
-      </w:r>
-    </w:p>
-    <w:p>
-      <w:pPr>
-        <w:numPr>
-          <w:ilvl w:val="2"/>
-          <w:numId w:val="1008"/>
-        </w:numPr>
-      </w:pPr>
-      <w:r>
         <w:t xml:space="preserve">Length of stay (LOS, in days)</w:t>
       </w:r>
     </w:p>
@@ -344,17 +333,6 @@
       </w:pPr>
       <w:r>
         <w:t xml:space="preserve">Readmission Characteristics:</w:t>
-      </w:r>
-    </w:p>
-    <w:p>
-      <w:pPr>
-        <w:numPr>
-          <w:ilvl w:val="2"/>
-          <w:numId w:val="1009"/>
-        </w:numPr>
-      </w:pPr>
-      <w:r>
-        <w:t xml:space="preserve">In-hospital mortality</w:t>
       </w:r>
     </w:p>
     <w:p>
@@ -446,7 +424,7 @@
         </w:numPr>
       </w:pPr>
       <w:r>
-        <w:t xml:space="preserve">Mortality:</w:t>
+        <w:t xml:space="preserve">LOS:</w:t>
       </w:r>
     </w:p>
     <w:p>
@@ -455,29 +433,6 @@
         <w:numPr>
           <w:ilvl w:val="2"/>
           <w:numId w:val="1012"/>
-        </w:numPr>
-      </w:pPr>
-      <w:r>
-        <w:t xml:space="preserve">In-hospital death recorded during index or readmission (DIED = 1)</w:t>
-      </w:r>
-    </w:p>
-    <w:p>
-      <w:pPr>
-        <w:numPr>
-          <w:ilvl w:val="1"/>
-          <w:numId w:val="1010"/>
-        </w:numPr>
-      </w:pPr>
-      <w:r>
-        <w:t xml:space="preserve">LOS:</w:t>
-      </w:r>
-    </w:p>
-    <w:p>
-      <w:pPr>
-        <w:pStyle w:val="Compact"/>
-        <w:numPr>
-          <w:ilvl w:val="2"/>
-          <w:numId w:val="1013"/>
         </w:numPr>
       </w:pPr>
       <w:r>
@@ -500,7 +455,7 @@
         <w:pStyle w:val="Compact"/>
         <w:numPr>
           <w:ilvl w:val="2"/>
-          <w:numId w:val="1014"/>
+          <w:numId w:val="1013"/>
         </w:numPr>
       </w:pPr>
       <w:r>
@@ -526,7 +481,7 @@
       <w:pPr>
         <w:numPr>
           <w:ilvl w:val="1"/>
-          <w:numId w:val="1015"/>
+          <w:numId w:val="1014"/>
         </w:numPr>
       </w:pPr>
       <w:r>
@@ -537,7 +492,7 @@
       <w:pPr>
         <w:numPr>
           <w:ilvl w:val="2"/>
-          <w:numId w:val="1016"/>
+          <w:numId w:val="1015"/>
         </w:numPr>
       </w:pPr>
       <w:r>
@@ -548,7 +503,7 @@
       <w:pPr>
         <w:numPr>
           <w:ilvl w:val="2"/>
-          <w:numId w:val="1016"/>
+          <w:numId w:val="1015"/>
         </w:numPr>
       </w:pPr>
       <w:r>
@@ -559,7 +514,7 @@
       <w:pPr>
         <w:numPr>
           <w:ilvl w:val="2"/>
-          <w:numId w:val="1016"/>
+          <w:numId w:val="1015"/>
         </w:numPr>
       </w:pPr>
       <w:r>
@@ -570,7 +525,7 @@
       <w:pPr>
         <w:numPr>
           <w:ilvl w:val="2"/>
-          <w:numId w:val="1016"/>
+          <w:numId w:val="1015"/>
         </w:numPr>
       </w:pPr>
       <w:r>
@@ -581,7 +536,7 @@
       <w:pPr>
         <w:numPr>
           <w:ilvl w:val="1"/>
-          <w:numId w:val="1015"/>
+          <w:numId w:val="1014"/>
         </w:numPr>
       </w:pPr>
       <w:r>
@@ -592,7 +547,7 @@
       <w:pPr>
         <w:numPr>
           <w:ilvl w:val="2"/>
-          <w:numId w:val="1017"/>
+          <w:numId w:val="1016"/>
         </w:numPr>
       </w:pPr>
       <w:r>
@@ -603,7 +558,7 @@
       <w:pPr>
         <w:numPr>
           <w:ilvl w:val="2"/>
-          <w:numId w:val="1017"/>
+          <w:numId w:val="1016"/>
         </w:numPr>
       </w:pPr>
       <w:r>
@@ -614,7 +569,7 @@
       <w:pPr>
         <w:numPr>
           <w:ilvl w:val="1"/>
-          <w:numId w:val="1015"/>
+          <w:numId w:val="1014"/>
         </w:numPr>
       </w:pPr>
       <w:r>
@@ -625,7 +580,7 @@
       <w:pPr>
         <w:numPr>
           <w:ilvl w:val="2"/>
-          <w:numId w:val="1018"/>
+          <w:numId w:val="1017"/>
         </w:numPr>
       </w:pPr>
       <w:r>
@@ -636,7 +591,7 @@
       <w:pPr>
         <w:numPr>
           <w:ilvl w:val="2"/>
-          <w:numId w:val="1018"/>
+          <w:numId w:val="1017"/>
         </w:numPr>
       </w:pPr>
       <w:r>
@@ -647,7 +602,7 @@
       <w:pPr>
         <w:numPr>
           <w:ilvl w:val="2"/>
-          <w:numId w:val="1018"/>
+          <w:numId w:val="1017"/>
         </w:numPr>
       </w:pPr>
       <w:r>
@@ -658,7 +613,7 @@
       <w:pPr>
         <w:numPr>
           <w:ilvl w:val="1"/>
-          <w:numId w:val="1015"/>
+          <w:numId w:val="1014"/>
         </w:numPr>
       </w:pPr>
       <w:r>
@@ -669,7 +624,7 @@
       <w:pPr>
         <w:numPr>
           <w:ilvl w:val="2"/>
-          <w:numId w:val="1019"/>
+          <w:numId w:val="1018"/>
         </w:numPr>
       </w:pPr>
       <w:r>
@@ -680,11 +635,11 @@
       <w:pPr>
         <w:numPr>
           <w:ilvl w:val="2"/>
-          <w:numId w:val="1019"/>
+          <w:numId w:val="1018"/>
         </w:numPr>
       </w:pPr>
       <w:r>
-        <w:t xml:space="preserve">Length of stay (categorized as above)</w:t>
+        <w:t xml:space="preserve">Length of stay</w:t>
       </w:r>
     </w:p>
     <w:p>
@@ -706,7 +661,7 @@
       <w:pPr>
         <w:numPr>
           <w:ilvl w:val="1"/>
-          <w:numId w:val="1020"/>
+          <w:numId w:val="1019"/>
         </w:numPr>
       </w:pPr>
       <w:r>
@@ -718,7 +673,7 @@
         <w:pStyle w:val="Compact"/>
         <w:numPr>
           <w:ilvl w:val="2"/>
-          <w:numId w:val="1021"/>
+          <w:numId w:val="1020"/>
         </w:numPr>
       </w:pPr>
       <w:r>
@@ -729,7 +684,7 @@
       <w:pPr>
         <w:numPr>
           <w:ilvl w:val="1"/>
-          <w:numId w:val="1020"/>
+          <w:numId w:val="1019"/>
         </w:numPr>
       </w:pPr>
       <w:r>
@@ -740,7 +695,7 @@
       <w:pPr>
         <w:numPr>
           <w:ilvl w:val="2"/>
-          <w:numId w:val="1022"/>
+          <w:numId w:val="1021"/>
         </w:numPr>
       </w:pPr>
       <w:r>
@@ -751,7 +706,7 @@
       <w:pPr>
         <w:numPr>
           <w:ilvl w:val="2"/>
-          <w:numId w:val="1022"/>
+          <w:numId w:val="1021"/>
         </w:numPr>
       </w:pPr>
       <w:r>
@@ -762,7 +717,7 @@
       <w:pPr>
         <w:numPr>
           <w:ilvl w:val="1"/>
-          <w:numId w:val="1020"/>
+          <w:numId w:val="1019"/>
         </w:numPr>
       </w:pPr>
       <w:r>
@@ -773,7 +728,7 @@
       <w:pPr>
         <w:numPr>
           <w:ilvl w:val="2"/>
-          <w:numId w:val="1023"/>
+          <w:numId w:val="1022"/>
         </w:numPr>
       </w:pPr>
       <w:r>
@@ -784,7 +739,7 @@
       <w:pPr>
         <w:numPr>
           <w:ilvl w:val="2"/>
-          <w:numId w:val="1023"/>
+          <w:numId w:val="1022"/>
         </w:numPr>
       </w:pPr>
       <w:r>
@@ -795,7 +750,7 @@
       <w:pPr>
         <w:numPr>
           <w:ilvl w:val="2"/>
-          <w:numId w:val="1023"/>
+          <w:numId w:val="1022"/>
         </w:numPr>
       </w:pPr>
       <w:r>
@@ -806,7 +761,7 @@
       <w:pPr>
         <w:numPr>
           <w:ilvl w:val="1"/>
-          <w:numId w:val="1020"/>
+          <w:numId w:val="1019"/>
         </w:numPr>
       </w:pPr>
       <w:r>
@@ -828,7 +783,7 @@
       <w:pPr>
         <w:numPr>
           <w:ilvl w:val="2"/>
-          <w:numId w:val="1024"/>
+          <w:numId w:val="1023"/>
         </w:numPr>
       </w:pPr>
       <w:r>
@@ -839,18 +794,7 @@
       <w:pPr>
         <w:numPr>
           <w:ilvl w:val="2"/>
-          <w:numId w:val="1024"/>
-        </w:numPr>
-      </w:pPr>
-      <w:r>
-        <w:t xml:space="preserve">In-hospital mortality during readmission</w:t>
-      </w:r>
-    </w:p>
-    <w:p>
-      <w:pPr>
-        <w:numPr>
-          <w:ilvl w:val="2"/>
-          <w:numId w:val="1024"/>
+          <w:numId w:val="1023"/>
         </w:numPr>
       </w:pPr>
       <w:r>
@@ -6589,79 +6533,79 @@
                 <w:rFonts w:ascii="Calibri" w:hAnsi="Calibri"/>
                 <w:sz w:val="20"/>
               </w:rPr>
-              <w:t xml:space="default">In-Hospital Mortality</w:t>
-            </w:r>
-          </w:p>
-        </w:tc>
-        <w:tc>
-          <w:tcPr>
-            <w:tcBorders>
-              <w:top w:val="single" w:space="0" w:color="D3D3D3"/>
-              <w:bottom w:val="single" w:space="0" w:color="D3D3D3"/>
-              <w:start w:val="single" w:space="0" w:color="D3D3D3"/>
-              <w:end w:val="single" w:space="0" w:color="D3D3D3"/>
-            </w:tcBorders>
-          </w:tcPr>
-          <w:p>
-            <w:pPr>
-              <w:spacing w:before="0" w:after="60"/>
-              <w:keepNext/>
-              <w:jc w:val="center"/>
-            </w:pPr>
-            <w:r>
-              <w:rPr>
-                <w:rFonts w:ascii="Calibri" w:hAnsi="Calibri"/>
-                <w:sz w:val="20"/>
-              </w:rPr>
-              <w:t xml:space="default">7 (&lt;0.1%)</w:t>
-            </w:r>
-          </w:p>
-        </w:tc>
-        <w:tc>
-          <w:tcPr>
-            <w:tcBorders>
-              <w:top w:val="single" w:space="0" w:color="D3D3D3"/>
-              <w:bottom w:val="single" w:space="0" w:color="D3D3D3"/>
-              <w:start w:val="single" w:space="0" w:color="D3D3D3"/>
-              <w:end w:val="single" w:space="0" w:color="D3D3D3"/>
-            </w:tcBorders>
-          </w:tcPr>
-          <w:p>
-            <w:pPr>
-              <w:spacing w:before="0" w:after="60"/>
-              <w:keepNext/>
-              <w:jc w:val="center"/>
-            </w:pPr>
-            <w:r>
-              <w:rPr>
-                <w:rFonts w:ascii="Calibri" w:hAnsi="Calibri"/>
-                <w:sz w:val="20"/>
-              </w:rPr>
-              <w:t xml:space="default">4 (&lt;0.1%)</w:t>
-            </w:r>
-          </w:p>
-        </w:tc>
-        <w:tc>
-          <w:tcPr>
-            <w:tcBorders>
-              <w:top w:val="single" w:space="0" w:color="D3D3D3"/>
-              <w:bottom w:val="single" w:space="0" w:color="D3D3D3"/>
-              <w:start w:val="single" w:space="0" w:color="D3D3D3"/>
-              <w:end w:val="single" w:space="0" w:color="D3D3D3"/>
-            </w:tcBorders>
-          </w:tcPr>
-          <w:p>
-            <w:pPr>
-              <w:spacing w:before="0" w:after="60"/>
-              <w:keepNext/>
-              <w:jc w:val="center"/>
-            </w:pPr>
-            <w:r>
-              <w:rPr>
-                <w:rFonts w:ascii="Calibri" w:hAnsi="Calibri"/>
-                <w:sz w:val="20"/>
-              </w:rPr>
-              <w:t xml:space="default">2 (0.4%)</w:t>
+              <w:t xml:space="default">Length of Stay (days)</w:t>
+            </w:r>
+          </w:p>
+        </w:tc>
+        <w:tc>
+          <w:tcPr>
+            <w:tcBorders>
+              <w:top w:val="single" w:space="0" w:color="D3D3D3"/>
+              <w:bottom w:val="single" w:space="0" w:color="D3D3D3"/>
+              <w:start w:val="single" w:space="0" w:color="D3D3D3"/>
+              <w:end w:val="single" w:space="0" w:color="D3D3D3"/>
+            </w:tcBorders>
+          </w:tcPr>
+          <w:p>
+            <w:pPr>
+              <w:spacing w:before="0" w:after="60"/>
+              <w:keepNext/>
+              <w:jc w:val="center"/>
+            </w:pPr>
+            <w:r>
+              <w:rPr>
+                <w:rFonts w:ascii="Calibri" w:hAnsi="Calibri"/>
+                <w:sz w:val="20"/>
+              </w:rPr>
+              <w:t xml:space="default">2.00 (1.00, 2.00)</w:t>
+            </w:r>
+          </w:p>
+        </w:tc>
+        <w:tc>
+          <w:tcPr>
+            <w:tcBorders>
+              <w:top w:val="single" w:space="0" w:color="D3D3D3"/>
+              <w:bottom w:val="single" w:space="0" w:color="D3D3D3"/>
+              <w:start w:val="single" w:space="0" w:color="D3D3D3"/>
+              <w:end w:val="single" w:space="0" w:color="D3D3D3"/>
+            </w:tcBorders>
+          </w:tcPr>
+          <w:p>
+            <w:pPr>
+              <w:spacing w:before="0" w:after="60"/>
+              <w:keepNext/>
+              <w:jc w:val="center"/>
+            </w:pPr>
+            <w:r>
+              <w:rPr>
+                <w:rFonts w:ascii="Calibri" w:hAnsi="Calibri"/>
+                <w:sz w:val="20"/>
+              </w:rPr>
+              <w:t xml:space="default">2.00 (1.00, 2.00)</w:t>
+            </w:r>
+          </w:p>
+        </w:tc>
+        <w:tc>
+          <w:tcPr>
+            <w:tcBorders>
+              <w:top w:val="single" w:space="0" w:color="D3D3D3"/>
+              <w:bottom w:val="single" w:space="0" w:color="D3D3D3"/>
+              <w:start w:val="single" w:space="0" w:color="D3D3D3"/>
+              <w:end w:val="single" w:space="0" w:color="D3D3D3"/>
+            </w:tcBorders>
+          </w:tcPr>
+          <w:p>
+            <w:pPr>
+              <w:spacing w:before="0" w:after="60"/>
+              <w:keepNext/>
+              <w:jc w:val="center"/>
+            </w:pPr>
+            <w:r>
+              <w:rPr>
+                <w:rFonts w:ascii="Calibri" w:hAnsi="Calibri"/>
+                <w:sz w:val="20"/>
+              </w:rPr>
+              <w:t xml:space="default">2.00 (1.00, 4.00)</w:t>
             </w:r>
           </w:p>
         </w:tc>
@@ -6714,79 +6658,79 @@
                 <w:rFonts w:ascii="Calibri" w:hAnsi="Calibri"/>
                 <w:sz w:val="20"/>
               </w:rPr>
-              <w:t xml:space="default">Length of Stay (days)</w:t>
-            </w:r>
-          </w:p>
-        </w:tc>
-        <w:tc>
-          <w:tcPr>
-            <w:tcBorders>
-              <w:top w:val="single" w:space="0" w:color="D3D3D3"/>
-              <w:bottom w:val="single" w:space="0" w:color="D3D3D3"/>
-              <w:start w:val="single" w:space="0" w:color="D3D3D3"/>
-              <w:end w:val="single" w:space="0" w:color="D3D3D3"/>
-            </w:tcBorders>
-          </w:tcPr>
-          <w:p>
-            <w:pPr>
-              <w:spacing w:before="0" w:after="60"/>
-              <w:keepNext/>
-              <w:jc w:val="center"/>
-            </w:pPr>
-            <w:r>
-              <w:rPr>
-                <w:rFonts w:ascii="Calibri" w:hAnsi="Calibri"/>
-                <w:sz w:val="20"/>
-              </w:rPr>
-              <w:t xml:space="default">2.06 (2.05)</w:t>
-            </w:r>
-          </w:p>
-        </w:tc>
-        <w:tc>
-          <w:tcPr>
-            <w:tcBorders>
-              <w:top w:val="single" w:space="0" w:color="D3D3D3"/>
-              <w:bottom w:val="single" w:space="0" w:color="D3D3D3"/>
-              <w:start w:val="single" w:space="0" w:color="D3D3D3"/>
-              <w:end w:val="single" w:space="0" w:color="D3D3D3"/>
-            </w:tcBorders>
-          </w:tcPr>
-          <w:p>
-            <w:pPr>
-              <w:spacing w:before="0" w:after="60"/>
-              <w:keepNext/>
-              <w:jc w:val="center"/>
-            </w:pPr>
-            <w:r>
-              <w:rPr>
-                <w:rFonts w:ascii="Calibri" w:hAnsi="Calibri"/>
-                <w:sz w:val="20"/>
-              </w:rPr>
-              <w:t xml:space="default">2.04 (2.01)</w:t>
-            </w:r>
-          </w:p>
-        </w:tc>
-        <w:tc>
-          <w:tcPr>
-            <w:tcBorders>
-              <w:top w:val="single" w:space="0" w:color="D3D3D3"/>
-              <w:bottom w:val="single" w:space="0" w:color="D3D3D3"/>
-              <w:start w:val="single" w:space="0" w:color="D3D3D3"/>
-              <w:end w:val="single" w:space="0" w:color="D3D3D3"/>
-            </w:tcBorders>
-          </w:tcPr>
-          <w:p>
-            <w:pPr>
-              <w:spacing w:before="0" w:after="60"/>
-              <w:keepNext/>
-              <w:jc w:val="center"/>
-            </w:pPr>
-            <w:r>
-              <w:rPr>
-                <w:rFonts w:ascii="Calibri" w:hAnsi="Calibri"/>
-                <w:sz w:val="20"/>
-              </w:rPr>
-              <w:t xml:space="default">3.11 (3.22)</w:t>
+              <w:t xml:space="default">Inflation-Adjusted Total Charges ($)</w:t>
+            </w:r>
+          </w:p>
+        </w:tc>
+        <w:tc>
+          <w:tcPr>
+            <w:tcBorders>
+              <w:top w:val="single" w:space="0" w:color="D3D3D3"/>
+              <w:bottom w:val="single" w:space="0" w:color="D3D3D3"/>
+              <w:start w:val="single" w:space="0" w:color="D3D3D3"/>
+              <w:end w:val="single" w:space="0" w:color="D3D3D3"/>
+            </w:tcBorders>
+          </w:tcPr>
+          <w:p>
+            <w:pPr>
+              <w:spacing w:before="0" w:after="60"/>
+              <w:keepNext/>
+              <w:jc w:val="center"/>
+            </w:pPr>
+            <w:r>
+              <w:rPr>
+                <w:rFonts w:ascii="Calibri" w:hAnsi="Calibri"/>
+                <w:sz w:val="20"/>
+              </w:rPr>
+              <w:t xml:space="default">12,361 (7,655, 20,333)</w:t>
+            </w:r>
+          </w:p>
+        </w:tc>
+        <w:tc>
+          <w:tcPr>
+            <w:tcBorders>
+              <w:top w:val="single" w:space="0" w:color="D3D3D3"/>
+              <w:bottom w:val="single" w:space="0" w:color="D3D3D3"/>
+              <w:start w:val="single" w:space="0" w:color="D3D3D3"/>
+              <w:end w:val="single" w:space="0" w:color="D3D3D3"/>
+            </w:tcBorders>
+          </w:tcPr>
+          <w:p>
+            <w:pPr>
+              <w:spacing w:before="0" w:after="60"/>
+              <w:keepNext/>
+              <w:jc w:val="center"/>
+            </w:pPr>
+            <w:r>
+              <w:rPr>
+                <w:rFonts w:ascii="Calibri" w:hAnsi="Calibri"/>
+                <w:sz w:val="20"/>
+              </w:rPr>
+              <w:t xml:space="default">12,302 (7,621, 20,080)</w:t>
+            </w:r>
+          </w:p>
+        </w:tc>
+        <w:tc>
+          <w:tcPr>
+            <w:tcBorders>
+              <w:top w:val="single" w:space="0" w:color="D3D3D3"/>
+              <w:bottom w:val="single" w:space="0" w:color="D3D3D3"/>
+              <w:start w:val="single" w:space="0" w:color="D3D3D3"/>
+              <w:end w:val="single" w:space="0" w:color="D3D3D3"/>
+            </w:tcBorders>
+          </w:tcPr>
+          <w:p>
+            <w:pPr>
+              <w:spacing w:before="0" w:after="60"/>
+              <w:keepNext/>
+              <w:jc w:val="center"/>
+            </w:pPr>
+            <w:r>
+              <w:rPr>
+                <w:rFonts w:ascii="Calibri" w:hAnsi="Calibri"/>
+                <w:sz w:val="20"/>
+              </w:rPr>
+              <w:t xml:space="default">16,800 (9,813, 35,690)</w:t>
             </w:r>
           </w:p>
         </w:tc>
@@ -6839,103 +6783,103 @@
                 <w:rFonts w:ascii="Calibri" w:hAnsi="Calibri"/>
                 <w:sz w:val="20"/>
               </w:rPr>
-              <w:t xml:space="default">Inflation-Adjusted Total Charges ($)</w:t>
-            </w:r>
-          </w:p>
-        </w:tc>
-        <w:tc>
-          <w:tcPr>
-            <w:tcBorders>
-              <w:top w:val="single" w:space="0" w:color="D3D3D3"/>
-              <w:bottom w:val="single" w:space="0" w:color="D3D3D3"/>
-              <w:start w:val="single" w:space="0" w:color="D3D3D3"/>
-              <w:end w:val="single" w:space="0" w:color="D3D3D3"/>
-            </w:tcBorders>
-          </w:tcPr>
-          <w:p>
-            <w:pPr>
-              <w:spacing w:before="0" w:after="60"/>
-              <w:keepNext/>
-              <w:jc w:val="center"/>
-            </w:pPr>
-            <w:r>
-              <w:rPr>
-                <w:rFonts w:ascii="Calibri" w:hAnsi="Calibri"/>
-                <w:sz w:val="20"/>
-              </w:rPr>
-              <w:t xml:space="default">18,310 (28,623)</w:t>
-            </w:r>
-          </w:p>
-        </w:tc>
-        <w:tc>
-          <w:tcPr>
-            <w:tcBorders>
-              <w:top w:val="single" w:space="0" w:color="D3D3D3"/>
-              <w:bottom w:val="single" w:space="0" w:color="D3D3D3"/>
-              <w:start w:val="single" w:space="0" w:color="D3D3D3"/>
-              <w:end w:val="single" w:space="0" w:color="D3D3D3"/>
-            </w:tcBorders>
-          </w:tcPr>
-          <w:p>
-            <w:pPr>
-              <w:spacing w:before="0" w:after="60"/>
-              <w:keepNext/>
-              <w:jc w:val="center"/>
-            </w:pPr>
-            <w:r>
-              <w:rPr>
-                <w:rFonts w:ascii="Calibri" w:hAnsi="Calibri"/>
-                <w:sz w:val="20"/>
-              </w:rPr>
-              <w:t xml:space="default">18,072 (27,993)</w:t>
-            </w:r>
-          </w:p>
-        </w:tc>
-        <w:tc>
-          <w:tcPr>
-            <w:tcBorders>
-              <w:top w:val="single" w:space="0" w:color="D3D3D3"/>
-              <w:bottom w:val="single" w:space="0" w:color="D3D3D3"/>
-              <w:start w:val="single" w:space="0" w:color="D3D3D3"/>
-              <w:end w:val="single" w:space="0" w:color="D3D3D3"/>
-            </w:tcBorders>
-          </w:tcPr>
-          <w:p>
-            <w:pPr>
-              <w:spacing w:before="0" w:after="60"/>
-              <w:keepNext/>
-              <w:jc w:val="center"/>
-            </w:pPr>
-            <w:r>
-              <w:rPr>
-                <w:rFonts w:ascii="Calibri" w:hAnsi="Calibri"/>
-                <w:sz w:val="20"/>
-              </w:rPr>
-              <w:t xml:space="default">30,791 (50,412)</w:t>
-            </w:r>
-          </w:p>
-        </w:tc>
-        <w:tc>
-          <w:tcPr>
-            <w:tcBorders>
-              <w:top w:val="single" w:space="0" w:color="D3D3D3"/>
-              <w:bottom w:val="single" w:space="0" w:color="D3D3D3"/>
-              <w:start w:val="single" w:space="0" w:color="D3D3D3"/>
-              <w:end w:val="single" w:space="0" w:color="D3D3D3"/>
-            </w:tcBorders>
-          </w:tcPr>
-          <w:p>
-            <w:pPr>
-              <w:spacing w:before="0" w:after="60"/>
-              <w:keepNext/>
-              <w:jc w:val="center"/>
-            </w:pPr>
-            <w:r>
-              <w:rPr>
-                <w:rFonts w:ascii="Calibri" w:hAnsi="Calibri"/>
-                <w:sz w:val="20"/>
-              </w:rPr>
-              <w:t xml:space="default">&lt;0.001</w:t>
+              <w:t xml:space="default">Discharged to Non-Home Setting</w:t>
+            </w:r>
+          </w:p>
+        </w:tc>
+        <w:tc>
+          <w:tcPr>
+            <w:tcBorders>
+              <w:top w:val="single" w:space="0" w:color="D3D3D3"/>
+              <w:bottom w:val="single" w:space="0" w:color="D3D3D3"/>
+              <w:start w:val="single" w:space="0" w:color="D3D3D3"/>
+              <w:end w:val="single" w:space="0" w:color="D3D3D3"/>
+            </w:tcBorders>
+          </w:tcPr>
+          <w:p>
+            <w:pPr>
+              <w:spacing w:before="0" w:after="60"/>
+              <w:keepNext/>
+              <w:jc w:val="center"/>
+            </w:pPr>
+            <w:r>
+              <w:rPr>
+                <w:rFonts w:ascii="Calibri" w:hAnsi="Calibri"/>
+                <w:sz w:val="20"/>
+              </w:rPr>
+              <w:t xml:space="default">255 (0.8%)</w:t>
+            </w:r>
+          </w:p>
+        </w:tc>
+        <w:tc>
+          <w:tcPr>
+            <w:tcBorders>
+              <w:top w:val="single" w:space="0" w:color="D3D3D3"/>
+              <w:bottom w:val="single" w:space="0" w:color="D3D3D3"/>
+              <w:start w:val="single" w:space="0" w:color="D3D3D3"/>
+              <w:end w:val="single" w:space="0" w:color="D3D3D3"/>
+            </w:tcBorders>
+          </w:tcPr>
+          <w:p>
+            <w:pPr>
+              <w:spacing w:before="0" w:after="60"/>
+              <w:keepNext/>
+              <w:jc w:val="center"/>
+            </w:pPr>
+            <w:r>
+              <w:rPr>
+                <w:rFonts w:ascii="Calibri" w:hAnsi="Calibri"/>
+                <w:sz w:val="20"/>
+              </w:rPr>
+              <w:t xml:space="default">251 (0.8%)</w:t>
+            </w:r>
+          </w:p>
+        </w:tc>
+        <w:tc>
+          <w:tcPr>
+            <w:tcBorders>
+              <w:top w:val="single" w:space="0" w:color="D3D3D3"/>
+              <w:bottom w:val="single" w:space="0" w:color="D3D3D3"/>
+              <w:start w:val="single" w:space="0" w:color="D3D3D3"/>
+              <w:end w:val="single" w:space="0" w:color="D3D3D3"/>
+            </w:tcBorders>
+          </w:tcPr>
+          <w:p>
+            <w:pPr>
+              <w:spacing w:before="0" w:after="60"/>
+              <w:keepNext/>
+              <w:jc w:val="center"/>
+            </w:pPr>
+            <w:r>
+              <w:rPr>
+                <w:rFonts w:ascii="Calibri" w:hAnsi="Calibri"/>
+                <w:sz w:val="20"/>
+              </w:rPr>
+              <w:t xml:space="default">4 (0.7%)</w:t>
+            </w:r>
+          </w:p>
+        </w:tc>
+        <w:tc>
+          <w:tcPr>
+            <w:tcBorders>
+              <w:top w:val="single" w:space="0" w:color="D3D3D3"/>
+              <w:bottom w:val="single" w:space="0" w:color="D3D3D3"/>
+              <w:start w:val="single" w:space="0" w:color="D3D3D3"/>
+              <w:end w:val="single" w:space="0" w:color="D3D3D3"/>
+            </w:tcBorders>
+          </w:tcPr>
+          <w:p>
+            <w:pPr>
+              <w:spacing w:before="0" w:after="60"/>
+              <w:keepNext/>
+              <w:jc w:val="center"/>
+            </w:pPr>
+            <w:r>
+              <w:rPr>
+                <w:rFonts w:ascii="Calibri" w:hAnsi="Calibri"/>
+                <w:sz w:val="20"/>
+              </w:rPr>
+              <w:t xml:space="default">0.8</w:t>
             </w:r>
           </w:p>
         </w:tc>
@@ -6967,7 +6911,7 @@
                 <w:rFonts w:ascii="Calibri" w:hAnsi="Calibri"/>
                 <w:sz w:val="20"/>
               </w:rPr>
-              <w:t xml:space="preserve">n (%); Mean (SD)</w:t>
+              <w:t xml:space="preserve">Median (Q1, Q3); n (%)</w:t>
             </w:r>
           </w:p>
         </w:tc>
@@ -6999,7 +6943,7 @@
                 <w:rFonts w:ascii="Calibri" w:hAnsi="Calibri"/>
                 <w:sz w:val="20"/>
               </w:rPr>
-              <w:t xml:space="preserve">Pearson's X^2: Rao &amp; Scott adjustment; Design-based KruskalWallis test</w:t>
+              <w:t xml:space="preserve">Design-based KruskalWallis test; Pearson's X^2: Rao &amp; Scott adjustment</w:t>
             </w:r>
           </w:p>
         </w:tc>
@@ -7025,7 +6969,7 @@
       </w:r>
     </w:p>
     <w:bookmarkEnd w:id="25"/>
-    <w:bookmarkStart w:id="28" w:name="X7d0a1c2a05e84965e19936ca624ae03f9f9afcd"/>
+    <w:bookmarkStart w:id="27" w:name="X7d0a1c2a05e84965e19936ca624ae03f9f9afcd"/>
     <w:p>
       <w:pPr>
         <w:pStyle w:val="Heading2"/>
@@ -7034,58 +6978,7 @@
         <w:t xml:space="preserve">Readmission Hospitalization Characteristics</w:t>
       </w:r>
     </w:p>
-    <w:bookmarkStart w:id="26" w:name="Xa37a556a6d20fd6b07c73bea42073aeff147ee8"/>
-    <w:p>
-      <w:pPr>
-        <w:pStyle w:val="Heading3"/>
-      </w:pPr>
-      <w:r>
-        <w:t xml:space="preserve">In-Hospital Mortality Among Readmitted Patients</w:t>
-      </w:r>
-    </w:p>
-    <w:p>
-      <w:pPr>
-        <w:pStyle w:val="FirstParagraph"/>
-      </w:pPr>
-      <w:r>
-        <w:t xml:space="preserve">Readmission hospitalizations resulted in:</w:t>
-      </w:r>
-    </w:p>
-    <w:p>
-      <w:pPr>
-        <w:numPr>
-          <w:ilvl w:val="0"/>
-          <w:numId w:val="1025"/>
-        </w:numPr>
-      </w:pPr>
-      <w:r>
-        <w:t xml:space="preserve">Deaths (n): 0</w:t>
-      </w:r>
-    </w:p>
-    <w:p>
-      <w:pPr>
-        <w:numPr>
-          <w:ilvl w:val="0"/>
-          <w:numId w:val="1025"/>
-        </w:numPr>
-      </w:pPr>
-      <w:r>
-        <w:t xml:space="preserve">Death Rate (%): 0%</w:t>
-      </w:r>
-    </w:p>
-    <w:p>
-      <w:pPr>
-        <w:numPr>
-          <w:ilvl w:val="0"/>
-          <w:numId w:val="1025"/>
-        </w:numPr>
-      </w:pPr>
-      <w:r>
-        <w:t xml:space="preserve">Death Rate (95% CI): 0% to 0%</w:t>
-      </w:r>
-    </w:p>
-    <w:bookmarkEnd w:id="26"/>
-    <w:bookmarkStart w:id="27" w:name="resource-utilization-during-readmission"/>
+    <w:bookmarkStart w:id="26" w:name="resource-utilization-during-readmission"/>
     <w:p>
       <w:pPr>
         <w:pStyle w:val="Heading3"/>
@@ -7106,49 +6999,27 @@
       <w:pPr>
         <w:numPr>
           <w:ilvl w:val="0"/>
-          <w:numId w:val="1026"/>
+          <w:numId w:val="1024"/>
         </w:numPr>
       </w:pPr>
       <w:r>
-        <w:t xml:space="preserve">Mean Length of Stay (days): 2.25</w:t>
+        <w:t xml:space="preserve">Median Length of Stay (IQR), days: 2 (IQR: 1–3)</w:t>
       </w:r>
     </w:p>
     <w:p>
       <w:pPr>
         <w:numPr>
           <w:ilvl w:val="0"/>
-          <w:numId w:val="1026"/>
+          <w:numId w:val="1024"/>
         </w:numPr>
       </w:pPr>
       <w:r>
-        <w:t xml:space="preserve">Mean Length of Stay (95% CI): 1.9 to 2.59</w:t>
+        <w:t xml:space="preserve">Median Total Charges (IQR): $13,326 (IQR: $9,079–$21,228)</w:t>
       </w:r>
     </w:p>
-    <w:p>
-      <w:pPr>
-        <w:numPr>
-          <w:ilvl w:val="0"/>
-          <w:numId w:val="1026"/>
-        </w:numPr>
-      </w:pPr>
-      <w:r>
-        <w:t xml:space="preserve">Mean Charge ($): 18946</w:t>
-      </w:r>
-    </w:p>
-    <w:p>
-      <w:pPr>
-        <w:numPr>
-          <w:ilvl w:val="0"/>
-          <w:numId w:val="1026"/>
-        </w:numPr>
-      </w:pPr>
-      <w:r>
-        <w:t xml:space="preserve">Mean Charge (95% CI): 15451 to 22440</w:t>
-      </w:r>
-    </w:p>
+    <w:bookmarkEnd w:id="26"/>
     <w:bookmarkEnd w:id="27"/>
-    <w:bookmarkEnd w:id="28"/>
-    <w:bookmarkStart w:id="30" w:name="multivariable-analyses"/>
+    <w:bookmarkStart w:id="29" w:name="multivariable-analyses"/>
     <w:p>
       <w:pPr>
         <w:pStyle w:val="Heading2"/>
@@ -7157,7 +7028,7 @@
         <w:t xml:space="preserve">Multivariable Analyses</w:t>
       </w:r>
     </w:p>
-    <w:bookmarkStart w:id="29" w:name="Xc3dd9450622ca6a79fdfe146281f7a6f8e6031c"/>
+    <w:bookmarkStart w:id="28" w:name="Xc3dd9450622ca6a79fdfe146281f7a6f8e6031c"/>
     <w:p>
       <w:pPr>
         <w:pStyle w:val="Heading3"/>
@@ -7302,7 +7173,7 @@
                 <w:rFonts w:ascii="Calibri" w:hAnsi="Calibri"/>
                 <w:sz w:val="20"/>
               </w:rPr>
-              <w:t xml:space="default">Age (years)</w:t>
+              <w:t xml:space="default">OSA</w:t>
             </w:r>
           </w:p>
         </w:tc>
@@ -7403,7 +7274,7 @@
                 <w:rFonts w:ascii="Calibri" w:hAnsi="Calibri"/>
                 <w:sz w:val="20"/>
               </w:rPr>
-              <w:t xml:space="default">    0–6</w:t>
+              <w:t xml:space="default">    No</w:t>
             </w:r>
           </w:p>
         </w:tc>
@@ -7504,79 +7375,79 @@
                 <w:rFonts w:ascii="Calibri" w:hAnsi="Calibri"/>
                 <w:sz w:val="20"/>
               </w:rPr>
-              <w:t xml:space="default">    13–18</w:t>
-            </w:r>
-          </w:p>
-        </w:tc>
-        <w:tc>
-          <w:tcPr>
-            <w:tcBorders>
-              <w:top w:val="single" w:space="0" w:color="D3D3D3"/>
-              <w:bottom w:val="single" w:space="0" w:color="D3D3D3"/>
-              <w:start w:val="single" w:space="0" w:color="D3D3D3"/>
-              <w:end w:val="single" w:space="0" w:color="D3D3D3"/>
-            </w:tcBorders>
-          </w:tcPr>
-          <w:p>
-            <w:pPr>
-              <w:spacing w:before="0" w:after="60"/>
-              <w:keepNext/>
-              <w:jc w:val="center"/>
-            </w:pPr>
-            <w:r>
-              <w:rPr>
-                <w:rFonts w:ascii="Calibri" w:hAnsi="Calibri"/>
-                <w:sz w:val="20"/>
-              </w:rPr>
-              <w:t xml:space="default">0.97</w:t>
-            </w:r>
-          </w:p>
-        </w:tc>
-        <w:tc>
-          <w:tcPr>
-            <w:tcBorders>
-              <w:top w:val="single" w:space="0" w:color="D3D3D3"/>
-              <w:bottom w:val="single" w:space="0" w:color="D3D3D3"/>
-              <w:start w:val="single" w:space="0" w:color="D3D3D3"/>
-              <w:end w:val="single" w:space="0" w:color="D3D3D3"/>
-            </w:tcBorders>
-          </w:tcPr>
-          <w:p>
-            <w:pPr>
-              <w:spacing w:before="0" w:after="60"/>
-              <w:keepNext/>
-              <w:jc w:val="center"/>
-            </w:pPr>
-            <w:r>
-              <w:rPr>
-                <w:rFonts w:ascii="Calibri" w:hAnsi="Calibri"/>
-                <w:sz w:val="20"/>
-              </w:rPr>
-              <w:t xml:space="default">0.68, 1.38</w:t>
-            </w:r>
-          </w:p>
-        </w:tc>
-        <w:tc>
-          <w:tcPr>
-            <w:tcBorders>
-              <w:top w:val="single" w:space="0" w:color="D3D3D3"/>
-              <w:bottom w:val="single" w:space="0" w:color="D3D3D3"/>
-              <w:start w:val="single" w:space="0" w:color="D3D3D3"/>
-              <w:end w:val="single" w:space="0" w:color="D3D3D3"/>
-            </w:tcBorders>
-          </w:tcPr>
-          <w:p>
-            <w:pPr>
-              <w:spacing w:before="0" w:after="60"/>
-              <w:keepNext/>
-              <w:jc w:val="center"/>
-            </w:pPr>
-            <w:r>
-              <w:rPr>
-                <w:rFonts w:ascii="Calibri" w:hAnsi="Calibri"/>
-                <w:sz w:val="20"/>
-              </w:rPr>
-              <w:t xml:space="default">0.9</w:t>
+              <w:t xml:space="default">    Yes</w:t>
+            </w:r>
+          </w:p>
+        </w:tc>
+        <w:tc>
+          <w:tcPr>
+            <w:tcBorders>
+              <w:top w:val="single" w:space="0" w:color="D3D3D3"/>
+              <w:bottom w:val="single" w:space="0" w:color="D3D3D3"/>
+              <w:start w:val="single" w:space="0" w:color="D3D3D3"/>
+              <w:end w:val="single" w:space="0" w:color="D3D3D3"/>
+            </w:tcBorders>
+          </w:tcPr>
+          <w:p>
+            <w:pPr>
+              <w:spacing w:before="0" w:after="60"/>
+              <w:keepNext/>
+              <w:jc w:val="center"/>
+            </w:pPr>
+            <w:r>
+              <w:rPr>
+                <w:rFonts w:ascii="Calibri" w:hAnsi="Calibri"/>
+                <w:sz w:val="20"/>
+              </w:rPr>
+              <w:t xml:space="default">2.51</w:t>
+            </w:r>
+          </w:p>
+        </w:tc>
+        <w:tc>
+          <w:tcPr>
+            <w:tcBorders>
+              <w:top w:val="single" w:space="0" w:color="D3D3D3"/>
+              <w:bottom w:val="single" w:space="0" w:color="D3D3D3"/>
+              <w:start w:val="single" w:space="0" w:color="D3D3D3"/>
+              <w:end w:val="single" w:space="0" w:color="D3D3D3"/>
+            </w:tcBorders>
+          </w:tcPr>
+          <w:p>
+            <w:pPr>
+              <w:spacing w:before="0" w:after="60"/>
+              <w:keepNext/>
+              <w:jc w:val="center"/>
+            </w:pPr>
+            <w:r>
+              <w:rPr>
+                <w:rFonts w:ascii="Calibri" w:hAnsi="Calibri"/>
+                <w:sz w:val="20"/>
+              </w:rPr>
+              <w:t xml:space="default">1.37, 4.59</w:t>
+            </w:r>
+          </w:p>
+        </w:tc>
+        <w:tc>
+          <w:tcPr>
+            <w:tcBorders>
+              <w:top w:val="single" w:space="0" w:color="D3D3D3"/>
+              <w:bottom w:val="single" w:space="0" w:color="D3D3D3"/>
+              <w:start w:val="single" w:space="0" w:color="D3D3D3"/>
+              <w:end w:val="single" w:space="0" w:color="D3D3D3"/>
+            </w:tcBorders>
+          </w:tcPr>
+          <w:p>
+            <w:pPr>
+              <w:spacing w:before="0" w:after="60"/>
+              <w:keepNext/>
+              <w:jc w:val="center"/>
+            </w:pPr>
+            <w:r>
+              <w:rPr>
+                <w:rFonts w:ascii="Calibri" w:hAnsi="Calibri"/>
+                <w:sz w:val="20"/>
+              </w:rPr>
+              <w:t xml:space="default">0.003</w:t>
             </w:r>
           </w:p>
         </w:tc>
@@ -7605,79 +7476,79 @@
                 <w:rFonts w:ascii="Calibri" w:hAnsi="Calibri"/>
                 <w:sz w:val="20"/>
               </w:rPr>
-              <w:t xml:space="default">    7–12</w:t>
-            </w:r>
-          </w:p>
-        </w:tc>
-        <w:tc>
-          <w:tcPr>
-            <w:tcBorders>
-              <w:top w:val="single" w:space="0" w:color="D3D3D3"/>
-              <w:bottom w:val="single" w:space="0" w:color="D3D3D3"/>
-              <w:start w:val="single" w:space="0" w:color="D3D3D3"/>
-              <w:end w:val="single" w:space="0" w:color="D3D3D3"/>
-            </w:tcBorders>
-          </w:tcPr>
-          <w:p>
-            <w:pPr>
-              <w:spacing w:before="0" w:after="60"/>
-              <w:keepNext/>
-              <w:jc w:val="center"/>
-            </w:pPr>
-            <w:r>
-              <w:rPr>
-                <w:rFonts w:ascii="Calibri" w:hAnsi="Calibri"/>
-                <w:sz w:val="20"/>
-              </w:rPr>
-              <w:t xml:space="default">0.69</w:t>
-            </w:r>
-          </w:p>
-        </w:tc>
-        <w:tc>
-          <w:tcPr>
-            <w:tcBorders>
-              <w:top w:val="single" w:space="0" w:color="D3D3D3"/>
-              <w:bottom w:val="single" w:space="0" w:color="D3D3D3"/>
-              <w:start w:val="single" w:space="0" w:color="D3D3D3"/>
-              <w:end w:val="single" w:space="0" w:color="D3D3D3"/>
-            </w:tcBorders>
-          </w:tcPr>
-          <w:p>
-            <w:pPr>
-              <w:spacing w:before="0" w:after="60"/>
-              <w:keepNext/>
-              <w:jc w:val="center"/>
-            </w:pPr>
-            <w:r>
-              <w:rPr>
-                <w:rFonts w:ascii="Calibri" w:hAnsi="Calibri"/>
-                <w:sz w:val="20"/>
-              </w:rPr>
-              <w:t xml:space="default">0.50, 0.96</w:t>
-            </w:r>
-          </w:p>
-        </w:tc>
-        <w:tc>
-          <w:tcPr>
-            <w:tcBorders>
-              <w:top w:val="single" w:space="0" w:color="D3D3D3"/>
-              <w:bottom w:val="single" w:space="0" w:color="D3D3D3"/>
-              <w:start w:val="single" w:space="0" w:color="D3D3D3"/>
-              <w:end w:val="single" w:space="0" w:color="D3D3D3"/>
-            </w:tcBorders>
-          </w:tcPr>
-          <w:p>
-            <w:pPr>
-              <w:spacing w:before="0" w:after="60"/>
-              <w:keepNext/>
-              <w:jc w:val="center"/>
-            </w:pPr>
-            <w:r>
-              <w:rPr>
-                <w:rFonts w:ascii="Calibri" w:hAnsi="Calibri"/>
-                <w:sz w:val="20"/>
-              </w:rPr>
-              <w:t xml:space="default">0.029</w:t>
+              <w:t xml:space="default">Age (years)</w:t>
+            </w:r>
+          </w:p>
+        </w:tc>
+        <w:tc>
+          <w:tcPr>
+            <w:tcBorders>
+              <w:top w:val="single" w:space="0" w:color="D3D3D3"/>
+              <w:bottom w:val="single" w:space="0" w:color="D3D3D3"/>
+              <w:start w:val="single" w:space="0" w:color="D3D3D3"/>
+              <w:end w:val="single" w:space="0" w:color="D3D3D3"/>
+            </w:tcBorders>
+          </w:tcPr>
+          <w:p>
+            <w:pPr>
+              <w:spacing w:before="0" w:after="60"/>
+              <w:keepNext/>
+              <w:jc w:val="center"/>
+            </w:pPr>
+            <w:r>
+              <w:rPr>
+                <w:rFonts w:ascii="Calibri" w:hAnsi="Calibri"/>
+                <w:sz w:val="20"/>
+              </w:rPr>
+              <w:t xml:space="default"/>
+            </w:r>
+          </w:p>
+        </w:tc>
+        <w:tc>
+          <w:tcPr>
+            <w:tcBorders>
+              <w:top w:val="single" w:space="0" w:color="D3D3D3"/>
+              <w:bottom w:val="single" w:space="0" w:color="D3D3D3"/>
+              <w:start w:val="single" w:space="0" w:color="D3D3D3"/>
+              <w:end w:val="single" w:space="0" w:color="D3D3D3"/>
+            </w:tcBorders>
+          </w:tcPr>
+          <w:p>
+            <w:pPr>
+              <w:spacing w:before="0" w:after="60"/>
+              <w:keepNext/>
+              <w:jc w:val="center"/>
+            </w:pPr>
+            <w:r>
+              <w:rPr>
+                <w:rFonts w:ascii="Calibri" w:hAnsi="Calibri"/>
+                <w:sz w:val="20"/>
+              </w:rPr>
+              <w:t xml:space="default"/>
+            </w:r>
+          </w:p>
+        </w:tc>
+        <w:tc>
+          <w:tcPr>
+            <w:tcBorders>
+              <w:top w:val="single" w:space="0" w:color="D3D3D3"/>
+              <w:bottom w:val="single" w:space="0" w:color="D3D3D3"/>
+              <w:start w:val="single" w:space="0" w:color="D3D3D3"/>
+              <w:end w:val="single" w:space="0" w:color="D3D3D3"/>
+            </w:tcBorders>
+          </w:tcPr>
+          <w:p>
+            <w:pPr>
+              <w:spacing w:before="0" w:after="60"/>
+              <w:keepNext/>
+              <w:jc w:val="center"/>
+            </w:pPr>
+            <w:r>
+              <w:rPr>
+                <w:rFonts w:ascii="Calibri" w:hAnsi="Calibri"/>
+                <w:sz w:val="20"/>
+              </w:rPr>
+              <w:t xml:space="default"/>
             </w:r>
           </w:p>
         </w:tc>
@@ -7706,55 +7577,55 @@
                 <w:rFonts w:ascii="Calibri" w:hAnsi="Calibri"/>
                 <w:sz w:val="20"/>
               </w:rPr>
-              <w:t xml:space="default">Sex</w:t>
-            </w:r>
-          </w:p>
-        </w:tc>
-        <w:tc>
-          <w:tcPr>
-            <w:tcBorders>
-              <w:top w:val="single" w:space="0" w:color="D3D3D3"/>
-              <w:bottom w:val="single" w:space="0" w:color="D3D3D3"/>
-              <w:start w:val="single" w:space="0" w:color="D3D3D3"/>
-              <w:end w:val="single" w:space="0" w:color="D3D3D3"/>
-            </w:tcBorders>
-          </w:tcPr>
-          <w:p>
-            <w:pPr>
-              <w:spacing w:before="0" w:after="60"/>
-              <w:keepNext/>
-              <w:jc w:val="center"/>
-            </w:pPr>
-            <w:r>
-              <w:rPr>
-                <w:rFonts w:ascii="Calibri" w:hAnsi="Calibri"/>
-                <w:sz w:val="20"/>
-              </w:rPr>
-              <w:t xml:space="default"/>
-            </w:r>
-          </w:p>
-        </w:tc>
-        <w:tc>
-          <w:tcPr>
-            <w:tcBorders>
-              <w:top w:val="single" w:space="0" w:color="D3D3D3"/>
-              <w:bottom w:val="single" w:space="0" w:color="D3D3D3"/>
-              <w:start w:val="single" w:space="0" w:color="D3D3D3"/>
-              <w:end w:val="single" w:space="0" w:color="D3D3D3"/>
-            </w:tcBorders>
-          </w:tcPr>
-          <w:p>
-            <w:pPr>
-              <w:spacing w:before="0" w:after="60"/>
-              <w:keepNext/>
-              <w:jc w:val="center"/>
-            </w:pPr>
-            <w:r>
-              <w:rPr>
-                <w:rFonts w:ascii="Calibri" w:hAnsi="Calibri"/>
-                <w:sz w:val="20"/>
-              </w:rPr>
-              <w:t xml:space="default"/>
+              <w:t xml:space="default">    0–6</w:t>
+            </w:r>
+          </w:p>
+        </w:tc>
+        <w:tc>
+          <w:tcPr>
+            <w:tcBorders>
+              <w:top w:val="single" w:space="0" w:color="D3D3D3"/>
+              <w:bottom w:val="single" w:space="0" w:color="D3D3D3"/>
+              <w:start w:val="single" w:space="0" w:color="D3D3D3"/>
+              <w:end w:val="single" w:space="0" w:color="D3D3D3"/>
+            </w:tcBorders>
+          </w:tcPr>
+          <w:p>
+            <w:pPr>
+              <w:spacing w:before="0" w:after="60"/>
+              <w:keepNext/>
+              <w:jc w:val="center"/>
+            </w:pPr>
+            <w:r>
+              <w:rPr>
+                <w:rFonts w:ascii="Calibri" w:hAnsi="Calibri"/>
+                <w:sz w:val="20"/>
+              </w:rPr>
+              <w:t xml:space="default">—</w:t>
+            </w:r>
+          </w:p>
+        </w:tc>
+        <w:tc>
+          <w:tcPr>
+            <w:tcBorders>
+              <w:top w:val="single" w:space="0" w:color="D3D3D3"/>
+              <w:bottom w:val="single" w:space="0" w:color="D3D3D3"/>
+              <w:start w:val="single" w:space="0" w:color="D3D3D3"/>
+              <w:end w:val="single" w:space="0" w:color="D3D3D3"/>
+            </w:tcBorders>
+          </w:tcPr>
+          <w:p>
+            <w:pPr>
+              <w:spacing w:before="0" w:after="60"/>
+              <w:keepNext/>
+              <w:jc w:val="center"/>
+            </w:pPr>
+            <w:r>
+              <w:rPr>
+                <w:rFonts w:ascii="Calibri" w:hAnsi="Calibri"/>
+                <w:sz w:val="20"/>
+              </w:rPr>
+              <w:t xml:space="default">—</w:t>
             </w:r>
           </w:p>
         </w:tc>
@@ -7807,79 +7678,79 @@
                 <w:rFonts w:ascii="Calibri" w:hAnsi="Calibri"/>
                 <w:sz w:val="20"/>
               </w:rPr>
-              <w:t xml:space="default">    Male</w:t>
-            </w:r>
-          </w:p>
-        </w:tc>
-        <w:tc>
-          <w:tcPr>
-            <w:tcBorders>
-              <w:top w:val="single" w:space="0" w:color="D3D3D3"/>
-              <w:bottom w:val="single" w:space="0" w:color="D3D3D3"/>
-              <w:start w:val="single" w:space="0" w:color="D3D3D3"/>
-              <w:end w:val="single" w:space="0" w:color="D3D3D3"/>
-            </w:tcBorders>
-          </w:tcPr>
-          <w:p>
-            <w:pPr>
-              <w:spacing w:before="0" w:after="60"/>
-              <w:keepNext/>
-              <w:jc w:val="center"/>
-            </w:pPr>
-            <w:r>
-              <w:rPr>
-                <w:rFonts w:ascii="Calibri" w:hAnsi="Calibri"/>
-                <w:sz w:val="20"/>
-              </w:rPr>
-              <w:t xml:space="default">—</w:t>
-            </w:r>
-          </w:p>
-        </w:tc>
-        <w:tc>
-          <w:tcPr>
-            <w:tcBorders>
-              <w:top w:val="single" w:space="0" w:color="D3D3D3"/>
-              <w:bottom w:val="single" w:space="0" w:color="D3D3D3"/>
-              <w:start w:val="single" w:space="0" w:color="D3D3D3"/>
-              <w:end w:val="single" w:space="0" w:color="D3D3D3"/>
-            </w:tcBorders>
-          </w:tcPr>
-          <w:p>
-            <w:pPr>
-              <w:spacing w:before="0" w:after="60"/>
-              <w:keepNext/>
-              <w:jc w:val="center"/>
-            </w:pPr>
-            <w:r>
-              <w:rPr>
-                <w:rFonts w:ascii="Calibri" w:hAnsi="Calibri"/>
-                <w:sz w:val="20"/>
-              </w:rPr>
-              <w:t xml:space="default">—</w:t>
-            </w:r>
-          </w:p>
-        </w:tc>
-        <w:tc>
-          <w:tcPr>
-            <w:tcBorders>
-              <w:top w:val="single" w:space="0" w:color="D3D3D3"/>
-              <w:bottom w:val="single" w:space="0" w:color="D3D3D3"/>
-              <w:start w:val="single" w:space="0" w:color="D3D3D3"/>
-              <w:end w:val="single" w:space="0" w:color="D3D3D3"/>
-            </w:tcBorders>
-          </w:tcPr>
-          <w:p>
-            <w:pPr>
-              <w:spacing w:before="0" w:after="60"/>
-              <w:keepNext/>
-              <w:jc w:val="center"/>
-            </w:pPr>
-            <w:r>
-              <w:rPr>
-                <w:rFonts w:ascii="Calibri" w:hAnsi="Calibri"/>
-                <w:sz w:val="20"/>
-              </w:rPr>
-              <w:t xml:space="default"/>
+              <w:t xml:space="default">    13–18</w:t>
+            </w:r>
+          </w:p>
+        </w:tc>
+        <w:tc>
+          <w:tcPr>
+            <w:tcBorders>
+              <w:top w:val="single" w:space="0" w:color="D3D3D3"/>
+              <w:bottom w:val="single" w:space="0" w:color="D3D3D3"/>
+              <w:start w:val="single" w:space="0" w:color="D3D3D3"/>
+              <w:end w:val="single" w:space="0" w:color="D3D3D3"/>
+            </w:tcBorders>
+          </w:tcPr>
+          <w:p>
+            <w:pPr>
+              <w:spacing w:before="0" w:after="60"/>
+              <w:keepNext/>
+              <w:jc w:val="center"/>
+            </w:pPr>
+            <w:r>
+              <w:rPr>
+                <w:rFonts w:ascii="Calibri" w:hAnsi="Calibri"/>
+                <w:sz w:val="20"/>
+              </w:rPr>
+              <w:t xml:space="default">0.95</w:t>
+            </w:r>
+          </w:p>
+        </w:tc>
+        <w:tc>
+          <w:tcPr>
+            <w:tcBorders>
+              <w:top w:val="single" w:space="0" w:color="D3D3D3"/>
+              <w:bottom w:val="single" w:space="0" w:color="D3D3D3"/>
+              <w:start w:val="single" w:space="0" w:color="D3D3D3"/>
+              <w:end w:val="single" w:space="0" w:color="D3D3D3"/>
+            </w:tcBorders>
+          </w:tcPr>
+          <w:p>
+            <w:pPr>
+              <w:spacing w:before="0" w:after="60"/>
+              <w:keepNext/>
+              <w:jc w:val="center"/>
+            </w:pPr>
+            <w:r>
+              <w:rPr>
+                <w:rFonts w:ascii="Calibri" w:hAnsi="Calibri"/>
+                <w:sz w:val="20"/>
+              </w:rPr>
+              <w:t xml:space="default">0.66, 1.36</w:t>
+            </w:r>
+          </w:p>
+        </w:tc>
+        <w:tc>
+          <w:tcPr>
+            <w:tcBorders>
+              <w:top w:val="single" w:space="0" w:color="D3D3D3"/>
+              <w:bottom w:val="single" w:space="0" w:color="D3D3D3"/>
+              <w:start w:val="single" w:space="0" w:color="D3D3D3"/>
+              <w:end w:val="single" w:space="0" w:color="D3D3D3"/>
+            </w:tcBorders>
+          </w:tcPr>
+          <w:p>
+            <w:pPr>
+              <w:spacing w:before="0" w:after="60"/>
+              <w:keepNext/>
+              <w:jc w:val="center"/>
+            </w:pPr>
+            <w:r>
+              <w:rPr>
+                <w:rFonts w:ascii="Calibri" w:hAnsi="Calibri"/>
+                <w:sz w:val="20"/>
+              </w:rPr>
+              <w:t xml:space="default">0.8</w:t>
             </w:r>
           </w:p>
         </w:tc>
@@ -7908,79 +7779,79 @@
                 <w:rFonts w:ascii="Calibri" w:hAnsi="Calibri"/>
                 <w:sz w:val="20"/>
               </w:rPr>
-              <w:t xml:space="default">    Female</w:t>
-            </w:r>
-          </w:p>
-        </w:tc>
-        <w:tc>
-          <w:tcPr>
-            <w:tcBorders>
-              <w:top w:val="single" w:space="0" w:color="D3D3D3"/>
-              <w:bottom w:val="single" w:space="0" w:color="D3D3D3"/>
-              <w:start w:val="single" w:space="0" w:color="D3D3D3"/>
-              <w:end w:val="single" w:space="0" w:color="D3D3D3"/>
-            </w:tcBorders>
-          </w:tcPr>
-          <w:p>
-            <w:pPr>
-              <w:spacing w:before="0" w:after="60"/>
-              <w:keepNext/>
-              <w:jc w:val="center"/>
-            </w:pPr>
-            <w:r>
-              <w:rPr>
-                <w:rFonts w:ascii="Calibri" w:hAnsi="Calibri"/>
-                <w:sz w:val="20"/>
-              </w:rPr>
-              <w:t xml:space="default">1.15</w:t>
-            </w:r>
-          </w:p>
-        </w:tc>
-        <w:tc>
-          <w:tcPr>
-            <w:tcBorders>
-              <w:top w:val="single" w:space="0" w:color="D3D3D3"/>
-              <w:bottom w:val="single" w:space="0" w:color="D3D3D3"/>
-              <w:start w:val="single" w:space="0" w:color="D3D3D3"/>
-              <w:end w:val="single" w:space="0" w:color="D3D3D3"/>
-            </w:tcBorders>
-          </w:tcPr>
-          <w:p>
-            <w:pPr>
-              <w:spacing w:before="0" w:after="60"/>
-              <w:keepNext/>
-              <w:jc w:val="center"/>
-            </w:pPr>
-            <w:r>
-              <w:rPr>
-                <w:rFonts w:ascii="Calibri" w:hAnsi="Calibri"/>
-                <w:sz w:val="20"/>
-              </w:rPr>
-              <w:t xml:space="default">0.91, 1.45</w:t>
-            </w:r>
-          </w:p>
-        </w:tc>
-        <w:tc>
-          <w:tcPr>
-            <w:tcBorders>
-              <w:top w:val="single" w:space="0" w:color="D3D3D3"/>
-              <w:bottom w:val="single" w:space="0" w:color="D3D3D3"/>
-              <w:start w:val="single" w:space="0" w:color="D3D3D3"/>
-              <w:end w:val="single" w:space="0" w:color="D3D3D3"/>
-            </w:tcBorders>
-          </w:tcPr>
-          <w:p>
-            <w:pPr>
-              <w:spacing w:before="0" w:after="60"/>
-              <w:keepNext/>
-              <w:jc w:val="center"/>
-            </w:pPr>
-            <w:r>
-              <w:rPr>
-                <w:rFonts w:ascii="Calibri" w:hAnsi="Calibri"/>
-                <w:sz w:val="20"/>
-              </w:rPr>
-              <w:t xml:space="default">0.2</w:t>
+              <w:t xml:space="default">    7–12</w:t>
+            </w:r>
+          </w:p>
+        </w:tc>
+        <w:tc>
+          <w:tcPr>
+            <w:tcBorders>
+              <w:top w:val="single" w:space="0" w:color="D3D3D3"/>
+              <w:bottom w:val="single" w:space="0" w:color="D3D3D3"/>
+              <w:start w:val="single" w:space="0" w:color="D3D3D3"/>
+              <w:end w:val="single" w:space="0" w:color="D3D3D3"/>
+            </w:tcBorders>
+          </w:tcPr>
+          <w:p>
+            <w:pPr>
+              <w:spacing w:before="0" w:after="60"/>
+              <w:keepNext/>
+              <w:jc w:val="center"/>
+            </w:pPr>
+            <w:r>
+              <w:rPr>
+                <w:rFonts w:ascii="Calibri" w:hAnsi="Calibri"/>
+                <w:sz w:val="20"/>
+              </w:rPr>
+              <w:t xml:space="default">0.68</w:t>
+            </w:r>
+          </w:p>
+        </w:tc>
+        <w:tc>
+          <w:tcPr>
+            <w:tcBorders>
+              <w:top w:val="single" w:space="0" w:color="D3D3D3"/>
+              <w:bottom w:val="single" w:space="0" w:color="D3D3D3"/>
+              <w:start w:val="single" w:space="0" w:color="D3D3D3"/>
+              <w:end w:val="single" w:space="0" w:color="D3D3D3"/>
+            </w:tcBorders>
+          </w:tcPr>
+          <w:p>
+            <w:pPr>
+              <w:spacing w:before="0" w:after="60"/>
+              <w:keepNext/>
+              <w:jc w:val="center"/>
+            </w:pPr>
+            <w:r>
+              <w:rPr>
+                <w:rFonts w:ascii="Calibri" w:hAnsi="Calibri"/>
+                <w:sz w:val="20"/>
+              </w:rPr>
+              <w:t xml:space="default">0.49, 0.94</w:t>
+            </w:r>
+          </w:p>
+        </w:tc>
+        <w:tc>
+          <w:tcPr>
+            <w:tcBorders>
+              <w:top w:val="single" w:space="0" w:color="D3D3D3"/>
+              <w:bottom w:val="single" w:space="0" w:color="D3D3D3"/>
+              <w:start w:val="single" w:space="0" w:color="D3D3D3"/>
+              <w:end w:val="single" w:space="0" w:color="D3D3D3"/>
+            </w:tcBorders>
+          </w:tcPr>
+          <w:p>
+            <w:pPr>
+              <w:spacing w:before="0" w:after="60"/>
+              <w:keepNext/>
+              <w:jc w:val="center"/>
+            </w:pPr>
+            <w:r>
+              <w:rPr>
+                <w:rFonts w:ascii="Calibri" w:hAnsi="Calibri"/>
+                <w:sz w:val="20"/>
+              </w:rPr>
+              <w:t xml:space="default">0.022</w:t>
             </w:r>
           </w:p>
         </w:tc>
@@ -8009,7 +7880,7 @@
                 <w:rFonts w:ascii="Calibri" w:hAnsi="Calibri"/>
                 <w:sz w:val="20"/>
               </w:rPr>
-              <w:t xml:space="default">Median Income Quartile</w:t>
+              <w:t xml:space="default">Sex</w:t>
             </w:r>
           </w:p>
         </w:tc>
@@ -8110,7 +7981,7 @@
                 <w:rFonts w:ascii="Calibri" w:hAnsi="Calibri"/>
                 <w:sz w:val="20"/>
               </w:rPr>
-              <w:t xml:space="default">    0-25th percentile</w:t>
+              <w:t xml:space="default">    Male</w:t>
             </w:r>
           </w:p>
         </w:tc>
@@ -8211,79 +8082,79 @@
                 <w:rFonts w:ascii="Calibri" w:hAnsi="Calibri"/>
                 <w:sz w:val="20"/>
               </w:rPr>
-              <w:t xml:space="default">    26th to 50th percentile</w:t>
-            </w:r>
-          </w:p>
-        </w:tc>
-        <w:tc>
-          <w:tcPr>
-            <w:tcBorders>
-              <w:top w:val="single" w:space="0" w:color="D3D3D3"/>
-              <w:bottom w:val="single" w:space="0" w:color="D3D3D3"/>
-              <w:start w:val="single" w:space="0" w:color="D3D3D3"/>
-              <w:end w:val="single" w:space="0" w:color="D3D3D3"/>
-            </w:tcBorders>
-          </w:tcPr>
-          <w:p>
-            <w:pPr>
-              <w:spacing w:before="0" w:after="60"/>
-              <w:keepNext/>
-              <w:jc w:val="center"/>
-            </w:pPr>
-            <w:r>
-              <w:rPr>
-                <w:rFonts w:ascii="Calibri" w:hAnsi="Calibri"/>
-                <w:sz w:val="20"/>
-              </w:rPr>
-              <w:t xml:space="default">1.28</w:t>
-            </w:r>
-          </w:p>
-        </w:tc>
-        <w:tc>
-          <w:tcPr>
-            <w:tcBorders>
-              <w:top w:val="single" w:space="0" w:color="D3D3D3"/>
-              <w:bottom w:val="single" w:space="0" w:color="D3D3D3"/>
-              <w:start w:val="single" w:space="0" w:color="D3D3D3"/>
-              <w:end w:val="single" w:space="0" w:color="D3D3D3"/>
-            </w:tcBorders>
-          </w:tcPr>
-          <w:p>
-            <w:pPr>
-              <w:spacing w:before="0" w:after="60"/>
-              <w:keepNext/>
-              <w:jc w:val="center"/>
-            </w:pPr>
-            <w:r>
-              <w:rPr>
-                <w:rFonts w:ascii="Calibri" w:hAnsi="Calibri"/>
-                <w:sz w:val="20"/>
-              </w:rPr>
-              <w:t xml:space="default">0.96, 1.69</w:t>
-            </w:r>
-          </w:p>
-        </w:tc>
-        <w:tc>
-          <w:tcPr>
-            <w:tcBorders>
-              <w:top w:val="single" w:space="0" w:color="D3D3D3"/>
-              <w:bottom w:val="single" w:space="0" w:color="D3D3D3"/>
-              <w:start w:val="single" w:space="0" w:color="D3D3D3"/>
-              <w:end w:val="single" w:space="0" w:color="D3D3D3"/>
-            </w:tcBorders>
-          </w:tcPr>
-          <w:p>
-            <w:pPr>
-              <w:spacing w:before="0" w:after="60"/>
-              <w:keepNext/>
-              <w:jc w:val="center"/>
-            </w:pPr>
-            <w:r>
-              <w:rPr>
-                <w:rFonts w:ascii="Calibri" w:hAnsi="Calibri"/>
-                <w:sz w:val="20"/>
-              </w:rPr>
-              <w:t xml:space="default">0.089</w:t>
+              <w:t xml:space="default">    Female</w:t>
+            </w:r>
+          </w:p>
+        </w:tc>
+        <w:tc>
+          <w:tcPr>
+            <w:tcBorders>
+              <w:top w:val="single" w:space="0" w:color="D3D3D3"/>
+              <w:bottom w:val="single" w:space="0" w:color="D3D3D3"/>
+              <w:start w:val="single" w:space="0" w:color="D3D3D3"/>
+              <w:end w:val="single" w:space="0" w:color="D3D3D3"/>
+            </w:tcBorders>
+          </w:tcPr>
+          <w:p>
+            <w:pPr>
+              <w:spacing w:before="0" w:after="60"/>
+              <w:keepNext/>
+              <w:jc w:val="center"/>
+            </w:pPr>
+            <w:r>
+              <w:rPr>
+                <w:rFonts w:ascii="Calibri" w:hAnsi="Calibri"/>
+                <w:sz w:val="20"/>
+              </w:rPr>
+              <w:t xml:space="default">1.15</w:t>
+            </w:r>
+          </w:p>
+        </w:tc>
+        <w:tc>
+          <w:tcPr>
+            <w:tcBorders>
+              <w:top w:val="single" w:space="0" w:color="D3D3D3"/>
+              <w:bottom w:val="single" w:space="0" w:color="D3D3D3"/>
+              <w:start w:val="single" w:space="0" w:color="D3D3D3"/>
+              <w:end w:val="single" w:space="0" w:color="D3D3D3"/>
+            </w:tcBorders>
+          </w:tcPr>
+          <w:p>
+            <w:pPr>
+              <w:spacing w:before="0" w:after="60"/>
+              <w:keepNext/>
+              <w:jc w:val="center"/>
+            </w:pPr>
+            <w:r>
+              <w:rPr>
+                <w:rFonts w:ascii="Calibri" w:hAnsi="Calibri"/>
+                <w:sz w:val="20"/>
+              </w:rPr>
+              <w:t xml:space="default">0.92, 1.45</w:t>
+            </w:r>
+          </w:p>
+        </w:tc>
+        <w:tc>
+          <w:tcPr>
+            <w:tcBorders>
+              <w:top w:val="single" w:space="0" w:color="D3D3D3"/>
+              <w:bottom w:val="single" w:space="0" w:color="D3D3D3"/>
+              <w:start w:val="single" w:space="0" w:color="D3D3D3"/>
+              <w:end w:val="single" w:space="0" w:color="D3D3D3"/>
+            </w:tcBorders>
+          </w:tcPr>
+          <w:p>
+            <w:pPr>
+              <w:spacing w:before="0" w:after="60"/>
+              <w:keepNext/>
+              <w:jc w:val="center"/>
+            </w:pPr>
+            <w:r>
+              <w:rPr>
+                <w:rFonts w:ascii="Calibri" w:hAnsi="Calibri"/>
+                <w:sz w:val="20"/>
+              </w:rPr>
+              <w:t xml:space="default">0.2</w:t>
             </w:r>
           </w:p>
         </w:tc>
@@ -8312,79 +8183,79 @@
                 <w:rFonts w:ascii="Calibri" w:hAnsi="Calibri"/>
                 <w:sz w:val="20"/>
               </w:rPr>
-              <w:t xml:space="default">    51st to 75th percentile</w:t>
-            </w:r>
-          </w:p>
-        </w:tc>
-        <w:tc>
-          <w:tcPr>
-            <w:tcBorders>
-              <w:top w:val="single" w:space="0" w:color="D3D3D3"/>
-              <w:bottom w:val="single" w:space="0" w:color="D3D3D3"/>
-              <w:start w:val="single" w:space="0" w:color="D3D3D3"/>
-              <w:end w:val="single" w:space="0" w:color="D3D3D3"/>
-            </w:tcBorders>
-          </w:tcPr>
-          <w:p>
-            <w:pPr>
-              <w:spacing w:before="0" w:after="60"/>
-              <w:keepNext/>
-              <w:jc w:val="center"/>
-            </w:pPr>
-            <w:r>
-              <w:rPr>
-                <w:rFonts w:ascii="Calibri" w:hAnsi="Calibri"/>
-                <w:sz w:val="20"/>
-              </w:rPr>
-              <w:t xml:space="default">0.95</w:t>
-            </w:r>
-          </w:p>
-        </w:tc>
-        <w:tc>
-          <w:tcPr>
-            <w:tcBorders>
-              <w:top w:val="single" w:space="0" w:color="D3D3D3"/>
-              <w:bottom w:val="single" w:space="0" w:color="D3D3D3"/>
-              <w:start w:val="single" w:space="0" w:color="D3D3D3"/>
-              <w:end w:val="single" w:space="0" w:color="D3D3D3"/>
-            </w:tcBorders>
-          </w:tcPr>
-          <w:p>
-            <w:pPr>
-              <w:spacing w:before="0" w:after="60"/>
-              <w:keepNext/>
-              <w:jc w:val="center"/>
-            </w:pPr>
-            <w:r>
-              <w:rPr>
-                <w:rFonts w:ascii="Calibri" w:hAnsi="Calibri"/>
-                <w:sz w:val="20"/>
-              </w:rPr>
-              <w:t xml:space="default">0.66, 1.36</w:t>
-            </w:r>
-          </w:p>
-        </w:tc>
-        <w:tc>
-          <w:tcPr>
-            <w:tcBorders>
-              <w:top w:val="single" w:space="0" w:color="D3D3D3"/>
-              <w:bottom w:val="single" w:space="0" w:color="D3D3D3"/>
-              <w:start w:val="single" w:space="0" w:color="D3D3D3"/>
-              <w:end w:val="single" w:space="0" w:color="D3D3D3"/>
-            </w:tcBorders>
-          </w:tcPr>
-          <w:p>
-            <w:pPr>
-              <w:spacing w:before="0" w:after="60"/>
-              <w:keepNext/>
-              <w:jc w:val="center"/>
-            </w:pPr>
-            <w:r>
-              <w:rPr>
-                <w:rFonts w:ascii="Calibri" w:hAnsi="Calibri"/>
-                <w:sz w:val="20"/>
-              </w:rPr>
-              <w:t xml:space="default">0.8</w:t>
+              <w:t xml:space="default">Median Income Quartile</w:t>
+            </w:r>
+          </w:p>
+        </w:tc>
+        <w:tc>
+          <w:tcPr>
+            <w:tcBorders>
+              <w:top w:val="single" w:space="0" w:color="D3D3D3"/>
+              <w:bottom w:val="single" w:space="0" w:color="D3D3D3"/>
+              <w:start w:val="single" w:space="0" w:color="D3D3D3"/>
+              <w:end w:val="single" w:space="0" w:color="D3D3D3"/>
+            </w:tcBorders>
+          </w:tcPr>
+          <w:p>
+            <w:pPr>
+              <w:spacing w:before="0" w:after="60"/>
+              <w:keepNext/>
+              <w:jc w:val="center"/>
+            </w:pPr>
+            <w:r>
+              <w:rPr>
+                <w:rFonts w:ascii="Calibri" w:hAnsi="Calibri"/>
+                <w:sz w:val="20"/>
+              </w:rPr>
+              <w:t xml:space="default"/>
+            </w:r>
+          </w:p>
+        </w:tc>
+        <w:tc>
+          <w:tcPr>
+            <w:tcBorders>
+              <w:top w:val="single" w:space="0" w:color="D3D3D3"/>
+              <w:bottom w:val="single" w:space="0" w:color="D3D3D3"/>
+              <w:start w:val="single" w:space="0" w:color="D3D3D3"/>
+              <w:end w:val="single" w:space="0" w:color="D3D3D3"/>
+            </w:tcBorders>
+          </w:tcPr>
+          <w:p>
+            <w:pPr>
+              <w:spacing w:before="0" w:after="60"/>
+              <w:keepNext/>
+              <w:jc w:val="center"/>
+            </w:pPr>
+            <w:r>
+              <w:rPr>
+                <w:rFonts w:ascii="Calibri" w:hAnsi="Calibri"/>
+                <w:sz w:val="20"/>
+              </w:rPr>
+              <w:t xml:space="default"/>
+            </w:r>
+          </w:p>
+        </w:tc>
+        <w:tc>
+          <w:tcPr>
+            <w:tcBorders>
+              <w:top w:val="single" w:space="0" w:color="D3D3D3"/>
+              <w:bottom w:val="single" w:space="0" w:color="D3D3D3"/>
+              <w:start w:val="single" w:space="0" w:color="D3D3D3"/>
+              <w:end w:val="single" w:space="0" w:color="D3D3D3"/>
+            </w:tcBorders>
+          </w:tcPr>
+          <w:p>
+            <w:pPr>
+              <w:spacing w:before="0" w:after="60"/>
+              <w:keepNext/>
+              <w:jc w:val="center"/>
+            </w:pPr>
+            <w:r>
+              <w:rPr>
+                <w:rFonts w:ascii="Calibri" w:hAnsi="Calibri"/>
+                <w:sz w:val="20"/>
+              </w:rPr>
+              <w:t xml:space="default"/>
             </w:r>
           </w:p>
         </w:tc>
@@ -8413,79 +8284,79 @@
                 <w:rFonts w:ascii="Calibri" w:hAnsi="Calibri"/>
                 <w:sz w:val="20"/>
               </w:rPr>
-              <w:t xml:space="default">    76th to 100th percentile</w:t>
-            </w:r>
-          </w:p>
-        </w:tc>
-        <w:tc>
-          <w:tcPr>
-            <w:tcBorders>
-              <w:top w:val="single" w:space="0" w:color="D3D3D3"/>
-              <w:bottom w:val="single" w:space="0" w:color="D3D3D3"/>
-              <w:start w:val="single" w:space="0" w:color="D3D3D3"/>
-              <w:end w:val="single" w:space="0" w:color="D3D3D3"/>
-            </w:tcBorders>
-          </w:tcPr>
-          <w:p>
-            <w:pPr>
-              <w:spacing w:before="0" w:after="60"/>
-              <w:keepNext/>
-              <w:jc w:val="center"/>
-            </w:pPr>
-            <w:r>
-              <w:rPr>
-                <w:rFonts w:ascii="Calibri" w:hAnsi="Calibri"/>
-                <w:sz w:val="20"/>
-              </w:rPr>
-              <w:t xml:space="default">1.20</w:t>
-            </w:r>
-          </w:p>
-        </w:tc>
-        <w:tc>
-          <w:tcPr>
-            <w:tcBorders>
-              <w:top w:val="single" w:space="0" w:color="D3D3D3"/>
-              <w:bottom w:val="single" w:space="0" w:color="D3D3D3"/>
-              <w:start w:val="single" w:space="0" w:color="D3D3D3"/>
-              <w:end w:val="single" w:space="0" w:color="D3D3D3"/>
-            </w:tcBorders>
-          </w:tcPr>
-          <w:p>
-            <w:pPr>
-              <w:spacing w:before="0" w:after="60"/>
-              <w:keepNext/>
-              <w:jc w:val="center"/>
-            </w:pPr>
-            <w:r>
-              <w:rPr>
-                <w:rFonts w:ascii="Calibri" w:hAnsi="Calibri"/>
-                <w:sz w:val="20"/>
-              </w:rPr>
-              <w:t xml:space="default">0.69, 2.12</w:t>
-            </w:r>
-          </w:p>
-        </w:tc>
-        <w:tc>
-          <w:tcPr>
-            <w:tcBorders>
-              <w:top w:val="single" w:space="0" w:color="D3D3D3"/>
-              <w:bottom w:val="single" w:space="0" w:color="D3D3D3"/>
-              <w:start w:val="single" w:space="0" w:color="D3D3D3"/>
-              <w:end w:val="single" w:space="0" w:color="D3D3D3"/>
-            </w:tcBorders>
-          </w:tcPr>
-          <w:p>
-            <w:pPr>
-              <w:spacing w:before="0" w:after="60"/>
-              <w:keepNext/>
-              <w:jc w:val="center"/>
-            </w:pPr>
-            <w:r>
-              <w:rPr>
-                <w:rFonts w:ascii="Calibri" w:hAnsi="Calibri"/>
-                <w:sz w:val="20"/>
-              </w:rPr>
-              <w:t xml:space="default">0.5</w:t>
+              <w:t xml:space="default">    0-25th percentile</w:t>
+            </w:r>
+          </w:p>
+        </w:tc>
+        <w:tc>
+          <w:tcPr>
+            <w:tcBorders>
+              <w:top w:val="single" w:space="0" w:color="D3D3D3"/>
+              <w:bottom w:val="single" w:space="0" w:color="D3D3D3"/>
+              <w:start w:val="single" w:space="0" w:color="D3D3D3"/>
+              <w:end w:val="single" w:space="0" w:color="D3D3D3"/>
+            </w:tcBorders>
+          </w:tcPr>
+          <w:p>
+            <w:pPr>
+              <w:spacing w:before="0" w:after="60"/>
+              <w:keepNext/>
+              <w:jc w:val="center"/>
+            </w:pPr>
+            <w:r>
+              <w:rPr>
+                <w:rFonts w:ascii="Calibri" w:hAnsi="Calibri"/>
+                <w:sz w:val="20"/>
+              </w:rPr>
+              <w:t xml:space="default">—</w:t>
+            </w:r>
+          </w:p>
+        </w:tc>
+        <w:tc>
+          <w:tcPr>
+            <w:tcBorders>
+              <w:top w:val="single" w:space="0" w:color="D3D3D3"/>
+              <w:bottom w:val="single" w:space="0" w:color="D3D3D3"/>
+              <w:start w:val="single" w:space="0" w:color="D3D3D3"/>
+              <w:end w:val="single" w:space="0" w:color="D3D3D3"/>
+            </w:tcBorders>
+          </w:tcPr>
+          <w:p>
+            <w:pPr>
+              <w:spacing w:before="0" w:after="60"/>
+              <w:keepNext/>
+              <w:jc w:val="center"/>
+            </w:pPr>
+            <w:r>
+              <w:rPr>
+                <w:rFonts w:ascii="Calibri" w:hAnsi="Calibri"/>
+                <w:sz w:val="20"/>
+              </w:rPr>
+              <w:t xml:space="default">—</w:t>
+            </w:r>
+          </w:p>
+        </w:tc>
+        <w:tc>
+          <w:tcPr>
+            <w:tcBorders>
+              <w:top w:val="single" w:space="0" w:color="D3D3D3"/>
+              <w:bottom w:val="single" w:space="0" w:color="D3D3D3"/>
+              <w:start w:val="single" w:space="0" w:color="D3D3D3"/>
+              <w:end w:val="single" w:space="0" w:color="D3D3D3"/>
+            </w:tcBorders>
+          </w:tcPr>
+          <w:p>
+            <w:pPr>
+              <w:spacing w:before="0" w:after="60"/>
+              <w:keepNext/>
+              <w:jc w:val="center"/>
+            </w:pPr>
+            <w:r>
+              <w:rPr>
+                <w:rFonts w:ascii="Calibri" w:hAnsi="Calibri"/>
+                <w:sz w:val="20"/>
+              </w:rPr>
+              <w:t xml:space="default"/>
             </w:r>
           </w:p>
         </w:tc>
@@ -8514,79 +8385,79 @@
                 <w:rFonts w:ascii="Calibri" w:hAnsi="Calibri"/>
                 <w:sz w:val="20"/>
               </w:rPr>
-              <w:t xml:space="default">Patient Residence</w:t>
-            </w:r>
-          </w:p>
-        </w:tc>
-        <w:tc>
-          <w:tcPr>
-            <w:tcBorders>
-              <w:top w:val="single" w:space="0" w:color="D3D3D3"/>
-              <w:bottom w:val="single" w:space="0" w:color="D3D3D3"/>
-              <w:start w:val="single" w:space="0" w:color="D3D3D3"/>
-              <w:end w:val="single" w:space="0" w:color="D3D3D3"/>
-            </w:tcBorders>
-          </w:tcPr>
-          <w:p>
-            <w:pPr>
-              <w:spacing w:before="0" w:after="60"/>
-              <w:keepNext/>
-              <w:jc w:val="center"/>
-            </w:pPr>
-            <w:r>
-              <w:rPr>
-                <w:rFonts w:ascii="Calibri" w:hAnsi="Calibri"/>
-                <w:sz w:val="20"/>
-              </w:rPr>
-              <w:t xml:space="default"/>
-            </w:r>
-          </w:p>
-        </w:tc>
-        <w:tc>
-          <w:tcPr>
-            <w:tcBorders>
-              <w:top w:val="single" w:space="0" w:color="D3D3D3"/>
-              <w:bottom w:val="single" w:space="0" w:color="D3D3D3"/>
-              <w:start w:val="single" w:space="0" w:color="D3D3D3"/>
-              <w:end w:val="single" w:space="0" w:color="D3D3D3"/>
-            </w:tcBorders>
-          </w:tcPr>
-          <w:p>
-            <w:pPr>
-              <w:spacing w:before="0" w:after="60"/>
-              <w:keepNext/>
-              <w:jc w:val="center"/>
-            </w:pPr>
-            <w:r>
-              <w:rPr>
-                <w:rFonts w:ascii="Calibri" w:hAnsi="Calibri"/>
-                <w:sz w:val="20"/>
-              </w:rPr>
-              <w:t xml:space="default"/>
-            </w:r>
-          </w:p>
-        </w:tc>
-        <w:tc>
-          <w:tcPr>
-            <w:tcBorders>
-              <w:top w:val="single" w:space="0" w:color="D3D3D3"/>
-              <w:bottom w:val="single" w:space="0" w:color="D3D3D3"/>
-              <w:start w:val="single" w:space="0" w:color="D3D3D3"/>
-              <w:end w:val="single" w:space="0" w:color="D3D3D3"/>
-            </w:tcBorders>
-          </w:tcPr>
-          <w:p>
-            <w:pPr>
-              <w:spacing w:before="0" w:after="60"/>
-              <w:keepNext/>
-              <w:jc w:val="center"/>
-            </w:pPr>
-            <w:r>
-              <w:rPr>
-                <w:rFonts w:ascii="Calibri" w:hAnsi="Calibri"/>
-                <w:sz w:val="20"/>
-              </w:rPr>
-              <w:t xml:space="default"/>
+              <w:t xml:space="default">    26th to 50th percentile</w:t>
+            </w:r>
+          </w:p>
+        </w:tc>
+        <w:tc>
+          <w:tcPr>
+            <w:tcBorders>
+              <w:top w:val="single" w:space="0" w:color="D3D3D3"/>
+              <w:bottom w:val="single" w:space="0" w:color="D3D3D3"/>
+              <w:start w:val="single" w:space="0" w:color="D3D3D3"/>
+              <w:end w:val="single" w:space="0" w:color="D3D3D3"/>
+            </w:tcBorders>
+          </w:tcPr>
+          <w:p>
+            <w:pPr>
+              <w:spacing w:before="0" w:after="60"/>
+              <w:keepNext/>
+              <w:jc w:val="center"/>
+            </w:pPr>
+            <w:r>
+              <w:rPr>
+                <w:rFonts w:ascii="Calibri" w:hAnsi="Calibri"/>
+                <w:sz w:val="20"/>
+              </w:rPr>
+              <w:t xml:space="default">1.29</w:t>
+            </w:r>
+          </w:p>
+        </w:tc>
+        <w:tc>
+          <w:tcPr>
+            <w:tcBorders>
+              <w:top w:val="single" w:space="0" w:color="D3D3D3"/>
+              <w:bottom w:val="single" w:space="0" w:color="D3D3D3"/>
+              <w:start w:val="single" w:space="0" w:color="D3D3D3"/>
+              <w:end w:val="single" w:space="0" w:color="D3D3D3"/>
+            </w:tcBorders>
+          </w:tcPr>
+          <w:p>
+            <w:pPr>
+              <w:spacing w:before="0" w:after="60"/>
+              <w:keepNext/>
+              <w:jc w:val="center"/>
+            </w:pPr>
+            <w:r>
+              <w:rPr>
+                <w:rFonts w:ascii="Calibri" w:hAnsi="Calibri"/>
+                <w:sz w:val="20"/>
+              </w:rPr>
+              <w:t xml:space="default">0.97, 1.72</w:t>
+            </w:r>
+          </w:p>
+        </w:tc>
+        <w:tc>
+          <w:tcPr>
+            <w:tcBorders>
+              <w:top w:val="single" w:space="0" w:color="D3D3D3"/>
+              <w:bottom w:val="single" w:space="0" w:color="D3D3D3"/>
+              <w:start w:val="single" w:space="0" w:color="D3D3D3"/>
+              <w:end w:val="single" w:space="0" w:color="D3D3D3"/>
+            </w:tcBorders>
+          </w:tcPr>
+          <w:p>
+            <w:pPr>
+              <w:spacing w:before="0" w:after="60"/>
+              <w:keepNext/>
+              <w:jc w:val="center"/>
+            </w:pPr>
+            <w:r>
+              <w:rPr>
+                <w:rFonts w:ascii="Calibri" w:hAnsi="Calibri"/>
+                <w:sz w:val="20"/>
+              </w:rPr>
+              <w:t xml:space="default">0.077</w:t>
             </w:r>
           </w:p>
         </w:tc>
@@ -8615,79 +8486,79 @@
                 <w:rFonts w:ascii="Calibri" w:hAnsi="Calibri"/>
                 <w:sz w:val="20"/>
               </w:rPr>
-              <w:t xml:space="default">    Central metro ≥1 million</w:t>
-            </w:r>
-          </w:p>
-        </w:tc>
-        <w:tc>
-          <w:tcPr>
-            <w:tcBorders>
-              <w:top w:val="single" w:space="0" w:color="D3D3D3"/>
-              <w:bottom w:val="single" w:space="0" w:color="D3D3D3"/>
-              <w:start w:val="single" w:space="0" w:color="D3D3D3"/>
-              <w:end w:val="single" w:space="0" w:color="D3D3D3"/>
-            </w:tcBorders>
-          </w:tcPr>
-          <w:p>
-            <w:pPr>
-              <w:spacing w:before="0" w:after="60"/>
-              <w:keepNext/>
-              <w:jc w:val="center"/>
-            </w:pPr>
-            <w:r>
-              <w:rPr>
-                <w:rFonts w:ascii="Calibri" w:hAnsi="Calibri"/>
-                <w:sz w:val="20"/>
-              </w:rPr>
-              <w:t xml:space="default">—</w:t>
-            </w:r>
-          </w:p>
-        </w:tc>
-        <w:tc>
-          <w:tcPr>
-            <w:tcBorders>
-              <w:top w:val="single" w:space="0" w:color="D3D3D3"/>
-              <w:bottom w:val="single" w:space="0" w:color="D3D3D3"/>
-              <w:start w:val="single" w:space="0" w:color="D3D3D3"/>
-              <w:end w:val="single" w:space="0" w:color="D3D3D3"/>
-            </w:tcBorders>
-          </w:tcPr>
-          <w:p>
-            <w:pPr>
-              <w:spacing w:before="0" w:after="60"/>
-              <w:keepNext/>
-              <w:jc w:val="center"/>
-            </w:pPr>
-            <w:r>
-              <w:rPr>
-                <w:rFonts w:ascii="Calibri" w:hAnsi="Calibri"/>
-                <w:sz w:val="20"/>
-              </w:rPr>
-              <w:t xml:space="default">—</w:t>
-            </w:r>
-          </w:p>
-        </w:tc>
-        <w:tc>
-          <w:tcPr>
-            <w:tcBorders>
-              <w:top w:val="single" w:space="0" w:color="D3D3D3"/>
-              <w:bottom w:val="single" w:space="0" w:color="D3D3D3"/>
-              <w:start w:val="single" w:space="0" w:color="D3D3D3"/>
-              <w:end w:val="single" w:space="0" w:color="D3D3D3"/>
-            </w:tcBorders>
-          </w:tcPr>
-          <w:p>
-            <w:pPr>
-              <w:spacing w:before="0" w:after="60"/>
-              <w:keepNext/>
-              <w:jc w:val="center"/>
-            </w:pPr>
-            <w:r>
-              <w:rPr>
-                <w:rFonts w:ascii="Calibri" w:hAnsi="Calibri"/>
-                <w:sz w:val="20"/>
-              </w:rPr>
-              <w:t xml:space="default"/>
+              <w:t xml:space="default">    51st to 75th percentile</w:t>
+            </w:r>
+          </w:p>
+        </w:tc>
+        <w:tc>
+          <w:tcPr>
+            <w:tcBorders>
+              <w:top w:val="single" w:space="0" w:color="D3D3D3"/>
+              <w:bottom w:val="single" w:space="0" w:color="D3D3D3"/>
+              <w:start w:val="single" w:space="0" w:color="D3D3D3"/>
+              <w:end w:val="single" w:space="0" w:color="D3D3D3"/>
+            </w:tcBorders>
+          </w:tcPr>
+          <w:p>
+            <w:pPr>
+              <w:spacing w:before="0" w:after="60"/>
+              <w:keepNext/>
+              <w:jc w:val="center"/>
+            </w:pPr>
+            <w:r>
+              <w:rPr>
+                <w:rFonts w:ascii="Calibri" w:hAnsi="Calibri"/>
+                <w:sz w:val="20"/>
+              </w:rPr>
+              <w:t xml:space="default">0.96</w:t>
+            </w:r>
+          </w:p>
+        </w:tc>
+        <w:tc>
+          <w:tcPr>
+            <w:tcBorders>
+              <w:top w:val="single" w:space="0" w:color="D3D3D3"/>
+              <w:bottom w:val="single" w:space="0" w:color="D3D3D3"/>
+              <w:start w:val="single" w:space="0" w:color="D3D3D3"/>
+              <w:end w:val="single" w:space="0" w:color="D3D3D3"/>
+            </w:tcBorders>
+          </w:tcPr>
+          <w:p>
+            <w:pPr>
+              <w:spacing w:before="0" w:after="60"/>
+              <w:keepNext/>
+              <w:jc w:val="center"/>
+            </w:pPr>
+            <w:r>
+              <w:rPr>
+                <w:rFonts w:ascii="Calibri" w:hAnsi="Calibri"/>
+                <w:sz w:val="20"/>
+              </w:rPr>
+              <w:t xml:space="default">0.67, 1.36</w:t>
+            </w:r>
+          </w:p>
+        </w:tc>
+        <w:tc>
+          <w:tcPr>
+            <w:tcBorders>
+              <w:top w:val="single" w:space="0" w:color="D3D3D3"/>
+              <w:bottom w:val="single" w:space="0" w:color="D3D3D3"/>
+              <w:start w:val="single" w:space="0" w:color="D3D3D3"/>
+              <w:end w:val="single" w:space="0" w:color="D3D3D3"/>
+            </w:tcBorders>
+          </w:tcPr>
+          <w:p>
+            <w:pPr>
+              <w:spacing w:before="0" w:after="60"/>
+              <w:keepNext/>
+              <w:jc w:val="center"/>
+            </w:pPr>
+            <w:r>
+              <w:rPr>
+                <w:rFonts w:ascii="Calibri" w:hAnsi="Calibri"/>
+                <w:sz w:val="20"/>
+              </w:rPr>
+              <w:t xml:space="default">0.8</w:t>
             </w:r>
           </w:p>
         </w:tc>
@@ -8716,79 +8587,79 @@
                 <w:rFonts w:ascii="Calibri" w:hAnsi="Calibri"/>
                 <w:sz w:val="20"/>
               </w:rPr>
-              <w:t xml:space="default">    Fringe metro ≥1 million</w:t>
-            </w:r>
-          </w:p>
-        </w:tc>
-        <w:tc>
-          <w:tcPr>
-            <w:tcBorders>
-              <w:top w:val="single" w:space="0" w:color="D3D3D3"/>
-              <w:bottom w:val="single" w:space="0" w:color="D3D3D3"/>
-              <w:start w:val="single" w:space="0" w:color="D3D3D3"/>
-              <w:end w:val="single" w:space="0" w:color="D3D3D3"/>
-            </w:tcBorders>
-          </w:tcPr>
-          <w:p>
-            <w:pPr>
-              <w:spacing w:before="0" w:after="60"/>
-              <w:keepNext/>
-              <w:jc w:val="center"/>
-            </w:pPr>
-            <w:r>
-              <w:rPr>
-                <w:rFonts w:ascii="Calibri" w:hAnsi="Calibri"/>
-                <w:sz w:val="20"/>
-              </w:rPr>
-              <w:t xml:space="default">0.84</w:t>
-            </w:r>
-          </w:p>
-        </w:tc>
-        <w:tc>
-          <w:tcPr>
-            <w:tcBorders>
-              <w:top w:val="single" w:space="0" w:color="D3D3D3"/>
-              <w:bottom w:val="single" w:space="0" w:color="D3D3D3"/>
-              <w:start w:val="single" w:space="0" w:color="D3D3D3"/>
-              <w:end w:val="single" w:space="0" w:color="D3D3D3"/>
-            </w:tcBorders>
-          </w:tcPr>
-          <w:p>
-            <w:pPr>
-              <w:spacing w:before="0" w:after="60"/>
-              <w:keepNext/>
-              <w:jc w:val="center"/>
-            </w:pPr>
-            <w:r>
-              <w:rPr>
-                <w:rFonts w:ascii="Calibri" w:hAnsi="Calibri"/>
-                <w:sz w:val="20"/>
-              </w:rPr>
-              <w:t xml:space="default">0.59, 1.20</w:t>
-            </w:r>
-          </w:p>
-        </w:tc>
-        <w:tc>
-          <w:tcPr>
-            <w:tcBorders>
-              <w:top w:val="single" w:space="0" w:color="D3D3D3"/>
-              <w:bottom w:val="single" w:space="0" w:color="D3D3D3"/>
-              <w:start w:val="single" w:space="0" w:color="D3D3D3"/>
-              <w:end w:val="single" w:space="0" w:color="D3D3D3"/>
-            </w:tcBorders>
-          </w:tcPr>
-          <w:p>
-            <w:pPr>
-              <w:spacing w:before="0" w:after="60"/>
-              <w:keepNext/>
-              <w:jc w:val="center"/>
-            </w:pPr>
-            <w:r>
-              <w:rPr>
-                <w:rFonts w:ascii="Calibri" w:hAnsi="Calibri"/>
-                <w:sz w:val="20"/>
-              </w:rPr>
-              <w:t xml:space="default">0.3</w:t>
+              <w:t xml:space="default">    76th to 100th percentile</w:t>
+            </w:r>
+          </w:p>
+        </w:tc>
+        <w:tc>
+          <w:tcPr>
+            <w:tcBorders>
+              <w:top w:val="single" w:space="0" w:color="D3D3D3"/>
+              <w:bottom w:val="single" w:space="0" w:color="D3D3D3"/>
+              <w:start w:val="single" w:space="0" w:color="D3D3D3"/>
+              <w:end w:val="single" w:space="0" w:color="D3D3D3"/>
+            </w:tcBorders>
+          </w:tcPr>
+          <w:p>
+            <w:pPr>
+              <w:spacing w:before="0" w:after="60"/>
+              <w:keepNext/>
+              <w:jc w:val="center"/>
+            </w:pPr>
+            <w:r>
+              <w:rPr>
+                <w:rFonts w:ascii="Calibri" w:hAnsi="Calibri"/>
+                <w:sz w:val="20"/>
+              </w:rPr>
+              <w:t xml:space="default">1.21</w:t>
+            </w:r>
+          </w:p>
+        </w:tc>
+        <w:tc>
+          <w:tcPr>
+            <w:tcBorders>
+              <w:top w:val="single" w:space="0" w:color="D3D3D3"/>
+              <w:bottom w:val="single" w:space="0" w:color="D3D3D3"/>
+              <w:start w:val="single" w:space="0" w:color="D3D3D3"/>
+              <w:end w:val="single" w:space="0" w:color="D3D3D3"/>
+            </w:tcBorders>
+          </w:tcPr>
+          <w:p>
+            <w:pPr>
+              <w:spacing w:before="0" w:after="60"/>
+              <w:keepNext/>
+              <w:jc w:val="center"/>
+            </w:pPr>
+            <w:r>
+              <w:rPr>
+                <w:rFonts w:ascii="Calibri" w:hAnsi="Calibri"/>
+                <w:sz w:val="20"/>
+              </w:rPr>
+              <w:t xml:space="default">0.70, 2.12</w:t>
+            </w:r>
+          </w:p>
+        </w:tc>
+        <w:tc>
+          <w:tcPr>
+            <w:tcBorders>
+              <w:top w:val="single" w:space="0" w:color="D3D3D3"/>
+              <w:bottom w:val="single" w:space="0" w:color="D3D3D3"/>
+              <w:start w:val="single" w:space="0" w:color="D3D3D3"/>
+              <w:end w:val="single" w:space="0" w:color="D3D3D3"/>
+            </w:tcBorders>
+          </w:tcPr>
+          <w:p>
+            <w:pPr>
+              <w:spacing w:before="0" w:after="60"/>
+              <w:keepNext/>
+              <w:jc w:val="center"/>
+            </w:pPr>
+            <w:r>
+              <w:rPr>
+                <w:rFonts w:ascii="Calibri" w:hAnsi="Calibri"/>
+                <w:sz w:val="20"/>
+              </w:rPr>
+              <w:t xml:space="default">0.5</w:t>
             </w:r>
           </w:p>
         </w:tc>
@@ -8817,79 +8688,79 @@
                 <w:rFonts w:ascii="Calibri" w:hAnsi="Calibri"/>
                 <w:sz w:val="20"/>
               </w:rPr>
-              <w:t xml:space="default">    Metro 250,000-999,999</w:t>
-            </w:r>
-          </w:p>
-        </w:tc>
-        <w:tc>
-          <w:tcPr>
-            <w:tcBorders>
-              <w:top w:val="single" w:space="0" w:color="D3D3D3"/>
-              <w:bottom w:val="single" w:space="0" w:color="D3D3D3"/>
-              <w:start w:val="single" w:space="0" w:color="D3D3D3"/>
-              <w:end w:val="single" w:space="0" w:color="D3D3D3"/>
-            </w:tcBorders>
-          </w:tcPr>
-          <w:p>
-            <w:pPr>
-              <w:spacing w:before="0" w:after="60"/>
-              <w:keepNext/>
-              <w:jc w:val="center"/>
-            </w:pPr>
-            <w:r>
-              <w:rPr>
-                <w:rFonts w:ascii="Calibri" w:hAnsi="Calibri"/>
-                <w:sz w:val="20"/>
-              </w:rPr>
-              <w:t xml:space="default">0.75</w:t>
-            </w:r>
-          </w:p>
-        </w:tc>
-        <w:tc>
-          <w:tcPr>
-            <w:tcBorders>
-              <w:top w:val="single" w:space="0" w:color="D3D3D3"/>
-              <w:bottom w:val="single" w:space="0" w:color="D3D3D3"/>
-              <w:start w:val="single" w:space="0" w:color="D3D3D3"/>
-              <w:end w:val="single" w:space="0" w:color="D3D3D3"/>
-            </w:tcBorders>
-          </w:tcPr>
-          <w:p>
-            <w:pPr>
-              <w:spacing w:before="0" w:after="60"/>
-              <w:keepNext/>
-              <w:jc w:val="center"/>
-            </w:pPr>
-            <w:r>
-              <w:rPr>
-                <w:rFonts w:ascii="Calibri" w:hAnsi="Calibri"/>
-                <w:sz w:val="20"/>
-              </w:rPr>
-              <w:t xml:space="default">0.53, 1.06</w:t>
-            </w:r>
-          </w:p>
-        </w:tc>
-        <w:tc>
-          <w:tcPr>
-            <w:tcBorders>
-              <w:top w:val="single" w:space="0" w:color="D3D3D3"/>
-              <w:bottom w:val="single" w:space="0" w:color="D3D3D3"/>
-              <w:start w:val="single" w:space="0" w:color="D3D3D3"/>
-              <w:end w:val="single" w:space="0" w:color="D3D3D3"/>
-            </w:tcBorders>
-          </w:tcPr>
-          <w:p>
-            <w:pPr>
-              <w:spacing w:before="0" w:after="60"/>
-              <w:keepNext/>
-              <w:jc w:val="center"/>
-            </w:pPr>
-            <w:r>
-              <w:rPr>
-                <w:rFonts w:ascii="Calibri" w:hAnsi="Calibri"/>
-                <w:sz w:val="20"/>
-              </w:rPr>
-              <w:t xml:space="default">0.11</w:t>
+              <w:t xml:space="default">Patient Residence</w:t>
+            </w:r>
+          </w:p>
+        </w:tc>
+        <w:tc>
+          <w:tcPr>
+            <w:tcBorders>
+              <w:top w:val="single" w:space="0" w:color="D3D3D3"/>
+              <w:bottom w:val="single" w:space="0" w:color="D3D3D3"/>
+              <w:start w:val="single" w:space="0" w:color="D3D3D3"/>
+              <w:end w:val="single" w:space="0" w:color="D3D3D3"/>
+            </w:tcBorders>
+          </w:tcPr>
+          <w:p>
+            <w:pPr>
+              <w:spacing w:before="0" w:after="60"/>
+              <w:keepNext/>
+              <w:jc w:val="center"/>
+            </w:pPr>
+            <w:r>
+              <w:rPr>
+                <w:rFonts w:ascii="Calibri" w:hAnsi="Calibri"/>
+                <w:sz w:val="20"/>
+              </w:rPr>
+              <w:t xml:space="default"/>
+            </w:r>
+          </w:p>
+        </w:tc>
+        <w:tc>
+          <w:tcPr>
+            <w:tcBorders>
+              <w:top w:val="single" w:space="0" w:color="D3D3D3"/>
+              <w:bottom w:val="single" w:space="0" w:color="D3D3D3"/>
+              <w:start w:val="single" w:space="0" w:color="D3D3D3"/>
+              <w:end w:val="single" w:space="0" w:color="D3D3D3"/>
+            </w:tcBorders>
+          </w:tcPr>
+          <w:p>
+            <w:pPr>
+              <w:spacing w:before="0" w:after="60"/>
+              <w:keepNext/>
+              <w:jc w:val="center"/>
+            </w:pPr>
+            <w:r>
+              <w:rPr>
+                <w:rFonts w:ascii="Calibri" w:hAnsi="Calibri"/>
+                <w:sz w:val="20"/>
+              </w:rPr>
+              <w:t xml:space="default"/>
+            </w:r>
+          </w:p>
+        </w:tc>
+        <w:tc>
+          <w:tcPr>
+            <w:tcBorders>
+              <w:top w:val="single" w:space="0" w:color="D3D3D3"/>
+              <w:bottom w:val="single" w:space="0" w:color="D3D3D3"/>
+              <w:start w:val="single" w:space="0" w:color="D3D3D3"/>
+              <w:end w:val="single" w:space="0" w:color="D3D3D3"/>
+            </w:tcBorders>
+          </w:tcPr>
+          <w:p>
+            <w:pPr>
+              <w:spacing w:before="0" w:after="60"/>
+              <w:keepNext/>
+              <w:jc w:val="center"/>
+            </w:pPr>
+            <w:r>
+              <w:rPr>
+                <w:rFonts w:ascii="Calibri" w:hAnsi="Calibri"/>
+                <w:sz w:val="20"/>
+              </w:rPr>
+              <w:t xml:space="default"/>
             </w:r>
           </w:p>
         </w:tc>
@@ -8918,79 +8789,79 @@
                 <w:rFonts w:ascii="Calibri" w:hAnsi="Calibri"/>
                 <w:sz w:val="20"/>
               </w:rPr>
-              <w:t xml:space="default">    Metro 50,000-249,999</w:t>
-            </w:r>
-          </w:p>
-        </w:tc>
-        <w:tc>
-          <w:tcPr>
-            <w:tcBorders>
-              <w:top w:val="single" w:space="0" w:color="D3D3D3"/>
-              <w:bottom w:val="single" w:space="0" w:color="D3D3D3"/>
-              <w:start w:val="single" w:space="0" w:color="D3D3D3"/>
-              <w:end w:val="single" w:space="0" w:color="D3D3D3"/>
-            </w:tcBorders>
-          </w:tcPr>
-          <w:p>
-            <w:pPr>
-              <w:spacing w:before="0" w:after="60"/>
-              <w:keepNext/>
-              <w:jc w:val="center"/>
-            </w:pPr>
-            <w:r>
-              <w:rPr>
-                <w:rFonts w:ascii="Calibri" w:hAnsi="Calibri"/>
-                <w:sz w:val="20"/>
-              </w:rPr>
-              <w:t xml:space="default">0.68</w:t>
-            </w:r>
-          </w:p>
-        </w:tc>
-        <w:tc>
-          <w:tcPr>
-            <w:tcBorders>
-              <w:top w:val="single" w:space="0" w:color="D3D3D3"/>
-              <w:bottom w:val="single" w:space="0" w:color="D3D3D3"/>
-              <w:start w:val="single" w:space="0" w:color="D3D3D3"/>
-              <w:end w:val="single" w:space="0" w:color="D3D3D3"/>
-            </w:tcBorders>
-          </w:tcPr>
-          <w:p>
-            <w:pPr>
-              <w:spacing w:before="0" w:after="60"/>
-              <w:keepNext/>
-              <w:jc w:val="center"/>
-            </w:pPr>
-            <w:r>
-              <w:rPr>
-                <w:rFonts w:ascii="Calibri" w:hAnsi="Calibri"/>
-                <w:sz w:val="20"/>
-              </w:rPr>
-              <w:t xml:space="default">0.33, 1.43</w:t>
-            </w:r>
-          </w:p>
-        </w:tc>
-        <w:tc>
-          <w:tcPr>
-            <w:tcBorders>
-              <w:top w:val="single" w:space="0" w:color="D3D3D3"/>
-              <w:bottom w:val="single" w:space="0" w:color="D3D3D3"/>
-              <w:start w:val="single" w:space="0" w:color="D3D3D3"/>
-              <w:end w:val="single" w:space="0" w:color="D3D3D3"/>
-            </w:tcBorders>
-          </w:tcPr>
-          <w:p>
-            <w:pPr>
-              <w:spacing w:before="0" w:after="60"/>
-              <w:keepNext/>
-              <w:jc w:val="center"/>
-            </w:pPr>
-            <w:r>
-              <w:rPr>
-                <w:rFonts w:ascii="Calibri" w:hAnsi="Calibri"/>
-                <w:sz w:val="20"/>
-              </w:rPr>
-              <w:t xml:space="default">0.3</w:t>
+              <w:t xml:space="default">    Central metro ≥1 million</w:t>
+            </w:r>
+          </w:p>
+        </w:tc>
+        <w:tc>
+          <w:tcPr>
+            <w:tcBorders>
+              <w:top w:val="single" w:space="0" w:color="D3D3D3"/>
+              <w:bottom w:val="single" w:space="0" w:color="D3D3D3"/>
+              <w:start w:val="single" w:space="0" w:color="D3D3D3"/>
+              <w:end w:val="single" w:space="0" w:color="D3D3D3"/>
+            </w:tcBorders>
+          </w:tcPr>
+          <w:p>
+            <w:pPr>
+              <w:spacing w:before="0" w:after="60"/>
+              <w:keepNext/>
+              <w:jc w:val="center"/>
+            </w:pPr>
+            <w:r>
+              <w:rPr>
+                <w:rFonts w:ascii="Calibri" w:hAnsi="Calibri"/>
+                <w:sz w:val="20"/>
+              </w:rPr>
+              <w:t xml:space="default">—</w:t>
+            </w:r>
+          </w:p>
+        </w:tc>
+        <w:tc>
+          <w:tcPr>
+            <w:tcBorders>
+              <w:top w:val="single" w:space="0" w:color="D3D3D3"/>
+              <w:bottom w:val="single" w:space="0" w:color="D3D3D3"/>
+              <w:start w:val="single" w:space="0" w:color="D3D3D3"/>
+              <w:end w:val="single" w:space="0" w:color="D3D3D3"/>
+            </w:tcBorders>
+          </w:tcPr>
+          <w:p>
+            <w:pPr>
+              <w:spacing w:before="0" w:after="60"/>
+              <w:keepNext/>
+              <w:jc w:val="center"/>
+            </w:pPr>
+            <w:r>
+              <w:rPr>
+                <w:rFonts w:ascii="Calibri" w:hAnsi="Calibri"/>
+                <w:sz w:val="20"/>
+              </w:rPr>
+              <w:t xml:space="default">—</w:t>
+            </w:r>
+          </w:p>
+        </w:tc>
+        <w:tc>
+          <w:tcPr>
+            <w:tcBorders>
+              <w:top w:val="single" w:space="0" w:color="D3D3D3"/>
+              <w:bottom w:val="single" w:space="0" w:color="D3D3D3"/>
+              <w:start w:val="single" w:space="0" w:color="D3D3D3"/>
+              <w:end w:val="single" w:space="0" w:color="D3D3D3"/>
+            </w:tcBorders>
+          </w:tcPr>
+          <w:p>
+            <w:pPr>
+              <w:spacing w:before="0" w:after="60"/>
+              <w:keepNext/>
+              <w:jc w:val="center"/>
+            </w:pPr>
+            <w:r>
+              <w:rPr>
+                <w:rFonts w:ascii="Calibri" w:hAnsi="Calibri"/>
+                <w:sz w:val="20"/>
+              </w:rPr>
+              <w:t xml:space="default"/>
             </w:r>
           </w:p>
         </w:tc>
@@ -9019,79 +8890,79 @@
                 <w:rFonts w:ascii="Calibri" w:hAnsi="Calibri"/>
                 <w:sz w:val="20"/>
               </w:rPr>
-              <w:t xml:space="default">    Micropolitan</w:t>
-            </w:r>
-          </w:p>
-        </w:tc>
-        <w:tc>
-          <w:tcPr>
-            <w:tcBorders>
-              <w:top w:val="single" w:space="0" w:color="D3D3D3"/>
-              <w:bottom w:val="single" w:space="0" w:color="D3D3D3"/>
-              <w:start w:val="single" w:space="0" w:color="D3D3D3"/>
-              <w:end w:val="single" w:space="0" w:color="D3D3D3"/>
-            </w:tcBorders>
-          </w:tcPr>
-          <w:p>
-            <w:pPr>
-              <w:spacing w:before="0" w:after="60"/>
-              <w:keepNext/>
-              <w:jc w:val="center"/>
-            </w:pPr>
-            <w:r>
-              <w:rPr>
-                <w:rFonts w:ascii="Calibri" w:hAnsi="Calibri"/>
-                <w:sz w:val="20"/>
-              </w:rPr>
-              <w:t xml:space="default">0.44</w:t>
-            </w:r>
-          </w:p>
-        </w:tc>
-        <w:tc>
-          <w:tcPr>
-            <w:tcBorders>
-              <w:top w:val="single" w:space="0" w:color="D3D3D3"/>
-              <w:bottom w:val="single" w:space="0" w:color="D3D3D3"/>
-              <w:start w:val="single" w:space="0" w:color="D3D3D3"/>
-              <w:end w:val="single" w:space="0" w:color="D3D3D3"/>
-            </w:tcBorders>
-          </w:tcPr>
-          <w:p>
-            <w:pPr>
-              <w:spacing w:before="0" w:after="60"/>
-              <w:keepNext/>
-              <w:jc w:val="center"/>
-            </w:pPr>
-            <w:r>
-              <w:rPr>
-                <w:rFonts w:ascii="Calibri" w:hAnsi="Calibri"/>
-                <w:sz w:val="20"/>
-              </w:rPr>
-              <w:t xml:space="default">0.16, 1.22</w:t>
-            </w:r>
-          </w:p>
-        </w:tc>
-        <w:tc>
-          <w:tcPr>
-            <w:tcBorders>
-              <w:top w:val="single" w:space="0" w:color="D3D3D3"/>
-              <w:bottom w:val="single" w:space="0" w:color="D3D3D3"/>
-              <w:start w:val="single" w:space="0" w:color="D3D3D3"/>
-              <w:end w:val="single" w:space="0" w:color="D3D3D3"/>
-            </w:tcBorders>
-          </w:tcPr>
-          <w:p>
-            <w:pPr>
-              <w:spacing w:before="0" w:after="60"/>
-              <w:keepNext/>
-              <w:jc w:val="center"/>
-            </w:pPr>
-            <w:r>
-              <w:rPr>
-                <w:rFonts w:ascii="Calibri" w:hAnsi="Calibri"/>
-                <w:sz w:val="20"/>
-              </w:rPr>
-              <w:t xml:space="default">0.11</w:t>
+              <w:t xml:space="default">    Fringe metro ≥1 million</w:t>
+            </w:r>
+          </w:p>
+        </w:tc>
+        <w:tc>
+          <w:tcPr>
+            <w:tcBorders>
+              <w:top w:val="single" w:space="0" w:color="D3D3D3"/>
+              <w:bottom w:val="single" w:space="0" w:color="D3D3D3"/>
+              <w:start w:val="single" w:space="0" w:color="D3D3D3"/>
+              <w:end w:val="single" w:space="0" w:color="D3D3D3"/>
+            </w:tcBorders>
+          </w:tcPr>
+          <w:p>
+            <w:pPr>
+              <w:spacing w:before="0" w:after="60"/>
+              <w:keepNext/>
+              <w:jc w:val="center"/>
+            </w:pPr>
+            <w:r>
+              <w:rPr>
+                <w:rFonts w:ascii="Calibri" w:hAnsi="Calibri"/>
+                <w:sz w:val="20"/>
+              </w:rPr>
+              <w:t xml:space="default">0.84</w:t>
+            </w:r>
+          </w:p>
+        </w:tc>
+        <w:tc>
+          <w:tcPr>
+            <w:tcBorders>
+              <w:top w:val="single" w:space="0" w:color="D3D3D3"/>
+              <w:bottom w:val="single" w:space="0" w:color="D3D3D3"/>
+              <w:start w:val="single" w:space="0" w:color="D3D3D3"/>
+              <w:end w:val="single" w:space="0" w:color="D3D3D3"/>
+            </w:tcBorders>
+          </w:tcPr>
+          <w:p>
+            <w:pPr>
+              <w:spacing w:before="0" w:after="60"/>
+              <w:keepNext/>
+              <w:jc w:val="center"/>
+            </w:pPr>
+            <w:r>
+              <w:rPr>
+                <w:rFonts w:ascii="Calibri" w:hAnsi="Calibri"/>
+                <w:sz w:val="20"/>
+              </w:rPr>
+              <w:t xml:space="default">0.59, 1.19</w:t>
+            </w:r>
+          </w:p>
+        </w:tc>
+        <w:tc>
+          <w:tcPr>
+            <w:tcBorders>
+              <w:top w:val="single" w:space="0" w:color="D3D3D3"/>
+              <w:bottom w:val="single" w:space="0" w:color="D3D3D3"/>
+              <w:start w:val="single" w:space="0" w:color="D3D3D3"/>
+              <w:end w:val="single" w:space="0" w:color="D3D3D3"/>
+            </w:tcBorders>
+          </w:tcPr>
+          <w:p>
+            <w:pPr>
+              <w:spacing w:before="0" w:after="60"/>
+              <w:keepNext/>
+              <w:jc w:val="center"/>
+            </w:pPr>
+            <w:r>
+              <w:rPr>
+                <w:rFonts w:ascii="Calibri" w:hAnsi="Calibri"/>
+                <w:sz w:val="20"/>
+              </w:rPr>
+              <w:t xml:space="default">0.3</w:t>
             </w:r>
           </w:p>
         </w:tc>
@@ -9120,79 +8991,79 @@
                 <w:rFonts w:ascii="Calibri" w:hAnsi="Calibri"/>
                 <w:sz w:val="20"/>
               </w:rPr>
-              <w:t xml:space="default">    Other</w:t>
-            </w:r>
-          </w:p>
-        </w:tc>
-        <w:tc>
-          <w:tcPr>
-            <w:tcBorders>
-              <w:top w:val="single" w:space="0" w:color="D3D3D3"/>
-              <w:bottom w:val="single" w:space="0" w:color="D3D3D3"/>
-              <w:start w:val="single" w:space="0" w:color="D3D3D3"/>
-              <w:end w:val="single" w:space="0" w:color="D3D3D3"/>
-            </w:tcBorders>
-          </w:tcPr>
-          <w:p>
-            <w:pPr>
-              <w:spacing w:before="0" w:after="60"/>
-              <w:keepNext/>
-              <w:jc w:val="center"/>
-            </w:pPr>
-            <w:r>
-              <w:rPr>
-                <w:rFonts w:ascii="Calibri" w:hAnsi="Calibri"/>
-                <w:sz w:val="20"/>
-              </w:rPr>
-              <w:t xml:space="default">1.05</w:t>
-            </w:r>
-          </w:p>
-        </w:tc>
-        <w:tc>
-          <w:tcPr>
-            <w:tcBorders>
-              <w:top w:val="single" w:space="0" w:color="D3D3D3"/>
-              <w:bottom w:val="single" w:space="0" w:color="D3D3D3"/>
-              <w:start w:val="single" w:space="0" w:color="D3D3D3"/>
-              <w:end w:val="single" w:space="0" w:color="D3D3D3"/>
-            </w:tcBorders>
-          </w:tcPr>
-          <w:p>
-            <w:pPr>
-              <w:spacing w:before="0" w:after="60"/>
-              <w:keepNext/>
-              <w:jc w:val="center"/>
-            </w:pPr>
-            <w:r>
-              <w:rPr>
-                <w:rFonts w:ascii="Calibri" w:hAnsi="Calibri"/>
-                <w:sz w:val="20"/>
-              </w:rPr>
-              <w:t xml:space="default">0.40, 2.79</w:t>
-            </w:r>
-          </w:p>
-        </w:tc>
-        <w:tc>
-          <w:tcPr>
-            <w:tcBorders>
-              <w:top w:val="single" w:space="0" w:color="D3D3D3"/>
-              <w:bottom w:val="single" w:space="0" w:color="D3D3D3"/>
-              <w:start w:val="single" w:space="0" w:color="D3D3D3"/>
-              <w:end w:val="single" w:space="0" w:color="D3D3D3"/>
-            </w:tcBorders>
-          </w:tcPr>
-          <w:p>
-            <w:pPr>
-              <w:spacing w:before="0" w:after="60"/>
-              <w:keepNext/>
-              <w:jc w:val="center"/>
-            </w:pPr>
-            <w:r>
-              <w:rPr>
-                <w:rFonts w:ascii="Calibri" w:hAnsi="Calibri"/>
-                <w:sz w:val="20"/>
-              </w:rPr>
-              <w:t xml:space="default">&gt;0.9</w:t>
+              <w:t xml:space="default">    Metro 250,000-999,999</w:t>
+            </w:r>
+          </w:p>
+        </w:tc>
+        <w:tc>
+          <w:tcPr>
+            <w:tcBorders>
+              <w:top w:val="single" w:space="0" w:color="D3D3D3"/>
+              <w:bottom w:val="single" w:space="0" w:color="D3D3D3"/>
+              <w:start w:val="single" w:space="0" w:color="D3D3D3"/>
+              <w:end w:val="single" w:space="0" w:color="D3D3D3"/>
+            </w:tcBorders>
+          </w:tcPr>
+          <w:p>
+            <w:pPr>
+              <w:spacing w:before="0" w:after="60"/>
+              <w:keepNext/>
+              <w:jc w:val="center"/>
+            </w:pPr>
+            <w:r>
+              <w:rPr>
+                <w:rFonts w:ascii="Calibri" w:hAnsi="Calibri"/>
+                <w:sz w:val="20"/>
+              </w:rPr>
+              <w:t xml:space="default">0.76</w:t>
+            </w:r>
+          </w:p>
+        </w:tc>
+        <w:tc>
+          <w:tcPr>
+            <w:tcBorders>
+              <w:top w:val="single" w:space="0" w:color="D3D3D3"/>
+              <w:bottom w:val="single" w:space="0" w:color="D3D3D3"/>
+              <w:start w:val="single" w:space="0" w:color="D3D3D3"/>
+              <w:end w:val="single" w:space="0" w:color="D3D3D3"/>
+            </w:tcBorders>
+          </w:tcPr>
+          <w:p>
+            <w:pPr>
+              <w:spacing w:before="0" w:after="60"/>
+              <w:keepNext/>
+              <w:jc w:val="center"/>
+            </w:pPr>
+            <w:r>
+              <w:rPr>
+                <w:rFonts w:ascii="Calibri" w:hAnsi="Calibri"/>
+                <w:sz w:val="20"/>
+              </w:rPr>
+              <w:t xml:space="default">0.54, 1.07</w:t>
+            </w:r>
+          </w:p>
+        </w:tc>
+        <w:tc>
+          <w:tcPr>
+            <w:tcBorders>
+              <w:top w:val="single" w:space="0" w:color="D3D3D3"/>
+              <w:bottom w:val="single" w:space="0" w:color="D3D3D3"/>
+              <w:start w:val="single" w:space="0" w:color="D3D3D3"/>
+              <w:end w:val="single" w:space="0" w:color="D3D3D3"/>
+            </w:tcBorders>
+          </w:tcPr>
+          <w:p>
+            <w:pPr>
+              <w:spacing w:before="0" w:after="60"/>
+              <w:keepNext/>
+              <w:jc w:val="center"/>
+            </w:pPr>
+            <w:r>
+              <w:rPr>
+                <w:rFonts w:ascii="Calibri" w:hAnsi="Calibri"/>
+                <w:sz w:val="20"/>
+              </w:rPr>
+              <w:t xml:space="default">0.12</w:t>
             </w:r>
           </w:p>
         </w:tc>
@@ -9221,79 +9092,79 @@
                 <w:rFonts w:ascii="Calibri" w:hAnsi="Calibri"/>
                 <w:sz w:val="20"/>
               </w:rPr>
-              <w:t xml:space="default">AWEEKEND</w:t>
-            </w:r>
-          </w:p>
-        </w:tc>
-        <w:tc>
-          <w:tcPr>
-            <w:tcBorders>
-              <w:top w:val="single" w:space="0" w:color="D3D3D3"/>
-              <w:bottom w:val="single" w:space="0" w:color="D3D3D3"/>
-              <w:start w:val="single" w:space="0" w:color="D3D3D3"/>
-              <w:end w:val="single" w:space="0" w:color="D3D3D3"/>
-            </w:tcBorders>
-          </w:tcPr>
-          <w:p>
-            <w:pPr>
-              <w:spacing w:before="0" w:after="60"/>
-              <w:keepNext/>
-              <w:jc w:val="center"/>
-            </w:pPr>
-            <w:r>
-              <w:rPr>
-                <w:rFonts w:ascii="Calibri" w:hAnsi="Calibri"/>
-                <w:sz w:val="20"/>
-              </w:rPr>
-              <w:t xml:space="default"/>
-            </w:r>
-          </w:p>
-        </w:tc>
-        <w:tc>
-          <w:tcPr>
-            <w:tcBorders>
-              <w:top w:val="single" w:space="0" w:color="D3D3D3"/>
-              <w:bottom w:val="single" w:space="0" w:color="D3D3D3"/>
-              <w:start w:val="single" w:space="0" w:color="D3D3D3"/>
-              <w:end w:val="single" w:space="0" w:color="D3D3D3"/>
-            </w:tcBorders>
-          </w:tcPr>
-          <w:p>
-            <w:pPr>
-              <w:spacing w:before="0" w:after="60"/>
-              <w:keepNext/>
-              <w:jc w:val="center"/>
-            </w:pPr>
-            <w:r>
-              <w:rPr>
-                <w:rFonts w:ascii="Calibri" w:hAnsi="Calibri"/>
-                <w:sz w:val="20"/>
-              </w:rPr>
-              <w:t xml:space="default"/>
-            </w:r>
-          </w:p>
-        </w:tc>
-        <w:tc>
-          <w:tcPr>
-            <w:tcBorders>
-              <w:top w:val="single" w:space="0" w:color="D3D3D3"/>
-              <w:bottom w:val="single" w:space="0" w:color="D3D3D3"/>
-              <w:start w:val="single" w:space="0" w:color="D3D3D3"/>
-              <w:end w:val="single" w:space="0" w:color="D3D3D3"/>
-            </w:tcBorders>
-          </w:tcPr>
-          <w:p>
-            <w:pPr>
-              <w:spacing w:before="0" w:after="60"/>
-              <w:keepNext/>
-              <w:jc w:val="center"/>
-            </w:pPr>
-            <w:r>
-              <w:rPr>
-                <w:rFonts w:ascii="Calibri" w:hAnsi="Calibri"/>
-                <w:sz w:val="20"/>
-              </w:rPr>
-              <w:t xml:space="default"/>
+              <w:t xml:space="default">    Metro 50,000-249,999</w:t>
+            </w:r>
+          </w:p>
+        </w:tc>
+        <w:tc>
+          <w:tcPr>
+            <w:tcBorders>
+              <w:top w:val="single" w:space="0" w:color="D3D3D3"/>
+              <w:bottom w:val="single" w:space="0" w:color="D3D3D3"/>
+              <w:start w:val="single" w:space="0" w:color="D3D3D3"/>
+              <w:end w:val="single" w:space="0" w:color="D3D3D3"/>
+            </w:tcBorders>
+          </w:tcPr>
+          <w:p>
+            <w:pPr>
+              <w:spacing w:before="0" w:after="60"/>
+              <w:keepNext/>
+              <w:jc w:val="center"/>
+            </w:pPr>
+            <w:r>
+              <w:rPr>
+                <w:rFonts w:ascii="Calibri" w:hAnsi="Calibri"/>
+                <w:sz w:val="20"/>
+              </w:rPr>
+              <w:t xml:space="default">0.69</w:t>
+            </w:r>
+          </w:p>
+        </w:tc>
+        <w:tc>
+          <w:tcPr>
+            <w:tcBorders>
+              <w:top w:val="single" w:space="0" w:color="D3D3D3"/>
+              <w:bottom w:val="single" w:space="0" w:color="D3D3D3"/>
+              <w:start w:val="single" w:space="0" w:color="D3D3D3"/>
+              <w:end w:val="single" w:space="0" w:color="D3D3D3"/>
+            </w:tcBorders>
+          </w:tcPr>
+          <w:p>
+            <w:pPr>
+              <w:spacing w:before="0" w:after="60"/>
+              <w:keepNext/>
+              <w:jc w:val="center"/>
+            </w:pPr>
+            <w:r>
+              <w:rPr>
+                <w:rFonts w:ascii="Calibri" w:hAnsi="Calibri"/>
+                <w:sz w:val="20"/>
+              </w:rPr>
+              <w:t xml:space="default">0.33, 1.43</w:t>
+            </w:r>
+          </w:p>
+        </w:tc>
+        <w:tc>
+          <w:tcPr>
+            <w:tcBorders>
+              <w:top w:val="single" w:space="0" w:color="D3D3D3"/>
+              <w:bottom w:val="single" w:space="0" w:color="D3D3D3"/>
+              <w:start w:val="single" w:space="0" w:color="D3D3D3"/>
+              <w:end w:val="single" w:space="0" w:color="D3D3D3"/>
+            </w:tcBorders>
+          </w:tcPr>
+          <w:p>
+            <w:pPr>
+              <w:spacing w:before="0" w:after="60"/>
+              <w:keepNext/>
+              <w:jc w:val="center"/>
+            </w:pPr>
+            <w:r>
+              <w:rPr>
+                <w:rFonts w:ascii="Calibri" w:hAnsi="Calibri"/>
+                <w:sz w:val="20"/>
+              </w:rPr>
+              <w:t xml:space="default">0.3</w:t>
             </w:r>
           </w:p>
         </w:tc>
@@ -9322,79 +9193,79 @@
                 <w:rFonts w:ascii="Calibri" w:hAnsi="Calibri"/>
                 <w:sz w:val="20"/>
               </w:rPr>
-              <w:t xml:space="default">    Monday-Friday</w:t>
-            </w:r>
-          </w:p>
-        </w:tc>
-        <w:tc>
-          <w:tcPr>
-            <w:tcBorders>
-              <w:top w:val="single" w:space="0" w:color="D3D3D3"/>
-              <w:bottom w:val="single" w:space="0" w:color="D3D3D3"/>
-              <w:start w:val="single" w:space="0" w:color="D3D3D3"/>
-              <w:end w:val="single" w:space="0" w:color="D3D3D3"/>
-            </w:tcBorders>
-          </w:tcPr>
-          <w:p>
-            <w:pPr>
-              <w:spacing w:before="0" w:after="60"/>
-              <w:keepNext/>
-              <w:jc w:val="center"/>
-            </w:pPr>
-            <w:r>
-              <w:rPr>
-                <w:rFonts w:ascii="Calibri" w:hAnsi="Calibri"/>
-                <w:sz w:val="20"/>
-              </w:rPr>
-              <w:t xml:space="default">—</w:t>
-            </w:r>
-          </w:p>
-        </w:tc>
-        <w:tc>
-          <w:tcPr>
-            <w:tcBorders>
-              <w:top w:val="single" w:space="0" w:color="D3D3D3"/>
-              <w:bottom w:val="single" w:space="0" w:color="D3D3D3"/>
-              <w:start w:val="single" w:space="0" w:color="D3D3D3"/>
-              <w:end w:val="single" w:space="0" w:color="D3D3D3"/>
-            </w:tcBorders>
-          </w:tcPr>
-          <w:p>
-            <w:pPr>
-              <w:spacing w:before="0" w:after="60"/>
-              <w:keepNext/>
-              <w:jc w:val="center"/>
-            </w:pPr>
-            <w:r>
-              <w:rPr>
-                <w:rFonts w:ascii="Calibri" w:hAnsi="Calibri"/>
-                <w:sz w:val="20"/>
-              </w:rPr>
-              <w:t xml:space="default">—</w:t>
-            </w:r>
-          </w:p>
-        </w:tc>
-        <w:tc>
-          <w:tcPr>
-            <w:tcBorders>
-              <w:top w:val="single" w:space="0" w:color="D3D3D3"/>
-              <w:bottom w:val="single" w:space="0" w:color="D3D3D3"/>
-              <w:start w:val="single" w:space="0" w:color="D3D3D3"/>
-              <w:end w:val="single" w:space="0" w:color="D3D3D3"/>
-            </w:tcBorders>
-          </w:tcPr>
-          <w:p>
-            <w:pPr>
-              <w:spacing w:before="0" w:after="60"/>
-              <w:keepNext/>
-              <w:jc w:val="center"/>
-            </w:pPr>
-            <w:r>
-              <w:rPr>
-                <w:rFonts w:ascii="Calibri" w:hAnsi="Calibri"/>
-                <w:sz w:val="20"/>
-              </w:rPr>
-              <w:t xml:space="default"/>
+              <w:t xml:space="default">    Micropolitan</w:t>
+            </w:r>
+          </w:p>
+        </w:tc>
+        <w:tc>
+          <w:tcPr>
+            <w:tcBorders>
+              <w:top w:val="single" w:space="0" w:color="D3D3D3"/>
+              <w:bottom w:val="single" w:space="0" w:color="D3D3D3"/>
+              <w:start w:val="single" w:space="0" w:color="D3D3D3"/>
+              <w:end w:val="single" w:space="0" w:color="D3D3D3"/>
+            </w:tcBorders>
+          </w:tcPr>
+          <w:p>
+            <w:pPr>
+              <w:spacing w:before="0" w:after="60"/>
+              <w:keepNext/>
+              <w:jc w:val="center"/>
+            </w:pPr>
+            <w:r>
+              <w:rPr>
+                <w:rFonts w:ascii="Calibri" w:hAnsi="Calibri"/>
+                <w:sz w:val="20"/>
+              </w:rPr>
+              <w:t xml:space="default">0.45</w:t>
+            </w:r>
+          </w:p>
+        </w:tc>
+        <w:tc>
+          <w:tcPr>
+            <w:tcBorders>
+              <w:top w:val="single" w:space="0" w:color="D3D3D3"/>
+              <w:bottom w:val="single" w:space="0" w:color="D3D3D3"/>
+              <w:start w:val="single" w:space="0" w:color="D3D3D3"/>
+              <w:end w:val="single" w:space="0" w:color="D3D3D3"/>
+            </w:tcBorders>
+          </w:tcPr>
+          <w:p>
+            <w:pPr>
+              <w:spacing w:before="0" w:after="60"/>
+              <w:keepNext/>
+              <w:jc w:val="center"/>
+            </w:pPr>
+            <w:r>
+              <w:rPr>
+                <w:rFonts w:ascii="Calibri" w:hAnsi="Calibri"/>
+                <w:sz w:val="20"/>
+              </w:rPr>
+              <w:t xml:space="default">0.17, 1.25</w:t>
+            </w:r>
+          </w:p>
+        </w:tc>
+        <w:tc>
+          <w:tcPr>
+            <w:tcBorders>
+              <w:top w:val="single" w:space="0" w:color="D3D3D3"/>
+              <w:bottom w:val="single" w:space="0" w:color="D3D3D3"/>
+              <w:start w:val="single" w:space="0" w:color="D3D3D3"/>
+              <w:end w:val="single" w:space="0" w:color="D3D3D3"/>
+            </w:tcBorders>
+          </w:tcPr>
+          <w:p>
+            <w:pPr>
+              <w:spacing w:before="0" w:after="60"/>
+              <w:keepNext/>
+              <w:jc w:val="center"/>
+            </w:pPr>
+            <w:r>
+              <w:rPr>
+                <w:rFonts w:ascii="Calibri" w:hAnsi="Calibri"/>
+                <w:sz w:val="20"/>
+              </w:rPr>
+              <w:t xml:space="default">0.13</w:t>
             </w:r>
           </w:p>
         </w:tc>
@@ -9423,79 +9294,79 @@
                 <w:rFonts w:ascii="Calibri" w:hAnsi="Calibri"/>
                 <w:sz w:val="20"/>
               </w:rPr>
-              <w:t xml:space="default">    Saturday-Sunday</w:t>
-            </w:r>
-          </w:p>
-        </w:tc>
-        <w:tc>
-          <w:tcPr>
-            <w:tcBorders>
-              <w:top w:val="single" w:space="0" w:color="D3D3D3"/>
-              <w:bottom w:val="single" w:space="0" w:color="D3D3D3"/>
-              <w:start w:val="single" w:space="0" w:color="D3D3D3"/>
-              <w:end w:val="single" w:space="0" w:color="D3D3D3"/>
-            </w:tcBorders>
-          </w:tcPr>
-          <w:p>
-            <w:pPr>
-              <w:spacing w:before="0" w:after="60"/>
-              <w:keepNext/>
-              <w:jc w:val="center"/>
-            </w:pPr>
-            <w:r>
-              <w:rPr>
-                <w:rFonts w:ascii="Calibri" w:hAnsi="Calibri"/>
-                <w:sz w:val="20"/>
-              </w:rPr>
-              <w:t xml:space="default">1.18</w:t>
-            </w:r>
-          </w:p>
-        </w:tc>
-        <w:tc>
-          <w:tcPr>
-            <w:tcBorders>
-              <w:top w:val="single" w:space="0" w:color="D3D3D3"/>
-              <w:bottom w:val="single" w:space="0" w:color="D3D3D3"/>
-              <w:start w:val="single" w:space="0" w:color="D3D3D3"/>
-              <w:end w:val="single" w:space="0" w:color="D3D3D3"/>
-            </w:tcBorders>
-          </w:tcPr>
-          <w:p>
-            <w:pPr>
-              <w:spacing w:before="0" w:after="60"/>
-              <w:keepNext/>
-              <w:jc w:val="center"/>
-            </w:pPr>
-            <w:r>
-              <w:rPr>
-                <w:rFonts w:ascii="Calibri" w:hAnsi="Calibri"/>
-                <w:sz w:val="20"/>
-              </w:rPr>
-              <w:t xml:space="default">0.86, 1.61</w:t>
-            </w:r>
-          </w:p>
-        </w:tc>
-        <w:tc>
-          <w:tcPr>
-            <w:tcBorders>
-              <w:top w:val="single" w:space="0" w:color="D3D3D3"/>
-              <w:bottom w:val="single" w:space="0" w:color="D3D3D3"/>
-              <w:start w:val="single" w:space="0" w:color="D3D3D3"/>
-              <w:end w:val="single" w:space="0" w:color="D3D3D3"/>
-            </w:tcBorders>
-          </w:tcPr>
-          <w:p>
-            <w:pPr>
-              <w:spacing w:before="0" w:after="60"/>
-              <w:keepNext/>
-              <w:jc w:val="center"/>
-            </w:pPr>
-            <w:r>
-              <w:rPr>
-                <w:rFonts w:ascii="Calibri" w:hAnsi="Calibri"/>
-                <w:sz w:val="20"/>
-              </w:rPr>
-              <w:t xml:space="default">0.3</w:t>
+              <w:t xml:space="default">    Other</w:t>
+            </w:r>
+          </w:p>
+        </w:tc>
+        <w:tc>
+          <w:tcPr>
+            <w:tcBorders>
+              <w:top w:val="single" w:space="0" w:color="D3D3D3"/>
+              <w:bottom w:val="single" w:space="0" w:color="D3D3D3"/>
+              <w:start w:val="single" w:space="0" w:color="D3D3D3"/>
+              <w:end w:val="single" w:space="0" w:color="D3D3D3"/>
+            </w:tcBorders>
+          </w:tcPr>
+          <w:p>
+            <w:pPr>
+              <w:spacing w:before="0" w:after="60"/>
+              <w:keepNext/>
+              <w:jc w:val="center"/>
+            </w:pPr>
+            <w:r>
+              <w:rPr>
+                <w:rFonts w:ascii="Calibri" w:hAnsi="Calibri"/>
+                <w:sz w:val="20"/>
+              </w:rPr>
+              <w:t xml:space="default">1.08</w:t>
+            </w:r>
+          </w:p>
+        </w:tc>
+        <w:tc>
+          <w:tcPr>
+            <w:tcBorders>
+              <w:top w:val="single" w:space="0" w:color="D3D3D3"/>
+              <w:bottom w:val="single" w:space="0" w:color="D3D3D3"/>
+              <w:start w:val="single" w:space="0" w:color="D3D3D3"/>
+              <w:end w:val="single" w:space="0" w:color="D3D3D3"/>
+            </w:tcBorders>
+          </w:tcPr>
+          <w:p>
+            <w:pPr>
+              <w:spacing w:before="0" w:after="60"/>
+              <w:keepNext/>
+              <w:jc w:val="center"/>
+            </w:pPr>
+            <w:r>
+              <w:rPr>
+                <w:rFonts w:ascii="Calibri" w:hAnsi="Calibri"/>
+                <w:sz w:val="20"/>
+              </w:rPr>
+              <w:t xml:space="default">0.41, 2.86</w:t>
+            </w:r>
+          </w:p>
+        </w:tc>
+        <w:tc>
+          <w:tcPr>
+            <w:tcBorders>
+              <w:top w:val="single" w:space="0" w:color="D3D3D3"/>
+              <w:bottom w:val="single" w:space="0" w:color="D3D3D3"/>
+              <w:start w:val="single" w:space="0" w:color="D3D3D3"/>
+              <w:end w:val="single" w:space="0" w:color="D3D3D3"/>
+            </w:tcBorders>
+          </w:tcPr>
+          <w:p>
+            <w:pPr>
+              <w:spacing w:before="0" w:after="60"/>
+              <w:keepNext/>
+              <w:jc w:val="center"/>
+            </w:pPr>
+            <w:r>
+              <w:rPr>
+                <w:rFonts w:ascii="Calibri" w:hAnsi="Calibri"/>
+                <w:sz w:val="20"/>
+              </w:rPr>
+              <w:t xml:space="default">0.9</w:t>
             </w:r>
           </w:p>
         </w:tc>
@@ -9524,7 +9395,7 @@
                 <w:rFonts w:ascii="Calibri" w:hAnsi="Calibri"/>
                 <w:sz w:val="20"/>
               </w:rPr>
-              <w:t xml:space="default">Hospital Bed Size</w:t>
+              <w:t xml:space="default">AWEEKEND</w:t>
             </w:r>
           </w:p>
         </w:tc>
@@ -9625,7 +9496,7 @@
                 <w:rFonts w:ascii="Calibri" w:hAnsi="Calibri"/>
                 <w:sz w:val="20"/>
               </w:rPr>
-              <w:t xml:space="default">    Small</w:t>
+              <w:t xml:space="default">    Monday-Friday</w:t>
             </w:r>
           </w:p>
         </w:tc>
@@ -9726,79 +9597,79 @@
                 <w:rFonts w:ascii="Calibri" w:hAnsi="Calibri"/>
                 <w:sz w:val="20"/>
               </w:rPr>
-              <w:t xml:space="default">    Large</w:t>
-            </w:r>
-          </w:p>
-        </w:tc>
-        <w:tc>
-          <w:tcPr>
-            <w:tcBorders>
-              <w:top w:val="single" w:space="0" w:color="D3D3D3"/>
-              <w:bottom w:val="single" w:space="0" w:color="D3D3D3"/>
-              <w:start w:val="single" w:space="0" w:color="D3D3D3"/>
-              <w:end w:val="single" w:space="0" w:color="D3D3D3"/>
-            </w:tcBorders>
-          </w:tcPr>
-          <w:p>
-            <w:pPr>
-              <w:spacing w:before="0" w:after="60"/>
-              <w:keepNext/>
-              <w:jc w:val="center"/>
-            </w:pPr>
-            <w:r>
-              <w:rPr>
-                <w:rFonts w:ascii="Calibri" w:hAnsi="Calibri"/>
-                <w:sz w:val="20"/>
-              </w:rPr>
-              <w:t xml:space="default">1.11</w:t>
-            </w:r>
-          </w:p>
-        </w:tc>
-        <w:tc>
-          <w:tcPr>
-            <w:tcBorders>
-              <w:top w:val="single" w:space="0" w:color="D3D3D3"/>
-              <w:bottom w:val="single" w:space="0" w:color="D3D3D3"/>
-              <w:start w:val="single" w:space="0" w:color="D3D3D3"/>
-              <w:end w:val="single" w:space="0" w:color="D3D3D3"/>
-            </w:tcBorders>
-          </w:tcPr>
-          <w:p>
-            <w:pPr>
-              <w:spacing w:before="0" w:after="60"/>
-              <w:keepNext/>
-              <w:jc w:val="center"/>
-            </w:pPr>
-            <w:r>
-              <w:rPr>
-                <w:rFonts w:ascii="Calibri" w:hAnsi="Calibri"/>
-                <w:sz w:val="20"/>
-              </w:rPr>
-              <w:t xml:space="default">0.72, 1.70</w:t>
-            </w:r>
-          </w:p>
-        </w:tc>
-        <w:tc>
-          <w:tcPr>
-            <w:tcBorders>
-              <w:top w:val="single" w:space="0" w:color="D3D3D3"/>
-              <w:bottom w:val="single" w:space="0" w:color="D3D3D3"/>
-              <w:start w:val="single" w:space="0" w:color="D3D3D3"/>
-              <w:end w:val="single" w:space="0" w:color="D3D3D3"/>
-            </w:tcBorders>
-          </w:tcPr>
-          <w:p>
-            <w:pPr>
-              <w:spacing w:before="0" w:after="60"/>
-              <w:keepNext/>
-              <w:jc w:val="center"/>
-            </w:pPr>
-            <w:r>
-              <w:rPr>
-                <w:rFonts w:ascii="Calibri" w:hAnsi="Calibri"/>
-                <w:sz w:val="20"/>
-              </w:rPr>
-              <w:t xml:space="default">0.6</w:t>
+              <w:t xml:space="default">    Saturday-Sunday</w:t>
+            </w:r>
+          </w:p>
+        </w:tc>
+        <w:tc>
+          <w:tcPr>
+            <w:tcBorders>
+              <w:top w:val="single" w:space="0" w:color="D3D3D3"/>
+              <w:bottom w:val="single" w:space="0" w:color="D3D3D3"/>
+              <w:start w:val="single" w:space="0" w:color="D3D3D3"/>
+              <w:end w:val="single" w:space="0" w:color="D3D3D3"/>
+            </w:tcBorders>
+          </w:tcPr>
+          <w:p>
+            <w:pPr>
+              <w:spacing w:before="0" w:after="60"/>
+              <w:keepNext/>
+              <w:jc w:val="center"/>
+            </w:pPr>
+            <w:r>
+              <w:rPr>
+                <w:rFonts w:ascii="Calibri" w:hAnsi="Calibri"/>
+                <w:sz w:val="20"/>
+              </w:rPr>
+              <w:t xml:space="default">1.19</w:t>
+            </w:r>
+          </w:p>
+        </w:tc>
+        <w:tc>
+          <w:tcPr>
+            <w:tcBorders>
+              <w:top w:val="single" w:space="0" w:color="D3D3D3"/>
+              <w:bottom w:val="single" w:space="0" w:color="D3D3D3"/>
+              <w:start w:val="single" w:space="0" w:color="D3D3D3"/>
+              <w:end w:val="single" w:space="0" w:color="D3D3D3"/>
+            </w:tcBorders>
+          </w:tcPr>
+          <w:p>
+            <w:pPr>
+              <w:spacing w:before="0" w:after="60"/>
+              <w:keepNext/>
+              <w:jc w:val="center"/>
+            </w:pPr>
+            <w:r>
+              <w:rPr>
+                <w:rFonts w:ascii="Calibri" w:hAnsi="Calibri"/>
+                <w:sz w:val="20"/>
+              </w:rPr>
+              <w:t xml:space="default">0.87, 1.63</w:t>
+            </w:r>
+          </w:p>
+        </w:tc>
+        <w:tc>
+          <w:tcPr>
+            <w:tcBorders>
+              <w:top w:val="single" w:space="0" w:color="D3D3D3"/>
+              <w:bottom w:val="single" w:space="0" w:color="D3D3D3"/>
+              <w:start w:val="single" w:space="0" w:color="D3D3D3"/>
+              <w:end w:val="single" w:space="0" w:color="D3D3D3"/>
+            </w:tcBorders>
+          </w:tcPr>
+          <w:p>
+            <w:pPr>
+              <w:spacing w:before="0" w:after="60"/>
+              <w:keepNext/>
+              <w:jc w:val="center"/>
+            </w:pPr>
+            <w:r>
+              <w:rPr>
+                <w:rFonts w:ascii="Calibri" w:hAnsi="Calibri"/>
+                <w:sz w:val="20"/>
+              </w:rPr>
+              <w:t xml:space="default">0.3</w:t>
             </w:r>
           </w:p>
         </w:tc>
@@ -9827,79 +9698,79 @@
                 <w:rFonts w:ascii="Calibri" w:hAnsi="Calibri"/>
                 <w:sz w:val="20"/>
               </w:rPr>
-              <w:t xml:space="default">    Medium</w:t>
-            </w:r>
-          </w:p>
-        </w:tc>
-        <w:tc>
-          <w:tcPr>
-            <w:tcBorders>
-              <w:top w:val="single" w:space="0" w:color="D3D3D3"/>
-              <w:bottom w:val="single" w:space="0" w:color="D3D3D3"/>
-              <w:start w:val="single" w:space="0" w:color="D3D3D3"/>
-              <w:end w:val="single" w:space="0" w:color="D3D3D3"/>
-            </w:tcBorders>
-          </w:tcPr>
-          <w:p>
-            <w:pPr>
-              <w:spacing w:before="0" w:after="60"/>
-              <w:keepNext/>
-              <w:jc w:val="center"/>
-            </w:pPr>
-            <w:r>
-              <w:rPr>
-                <w:rFonts w:ascii="Calibri" w:hAnsi="Calibri"/>
-                <w:sz w:val="20"/>
-              </w:rPr>
-              <w:t xml:space="default">0.98</w:t>
-            </w:r>
-          </w:p>
-        </w:tc>
-        <w:tc>
-          <w:tcPr>
-            <w:tcBorders>
-              <w:top w:val="single" w:space="0" w:color="D3D3D3"/>
-              <w:bottom w:val="single" w:space="0" w:color="D3D3D3"/>
-              <w:start w:val="single" w:space="0" w:color="D3D3D3"/>
-              <w:end w:val="single" w:space="0" w:color="D3D3D3"/>
-            </w:tcBorders>
-          </w:tcPr>
-          <w:p>
-            <w:pPr>
-              <w:spacing w:before="0" w:after="60"/>
-              <w:keepNext/>
-              <w:jc w:val="center"/>
-            </w:pPr>
-            <w:r>
-              <w:rPr>
-                <w:rFonts w:ascii="Calibri" w:hAnsi="Calibri"/>
-                <w:sz w:val="20"/>
-              </w:rPr>
-              <w:t xml:space="default">0.61, 1.55</w:t>
-            </w:r>
-          </w:p>
-        </w:tc>
-        <w:tc>
-          <w:tcPr>
-            <w:tcBorders>
-              <w:top w:val="single" w:space="0" w:color="D3D3D3"/>
-              <w:bottom w:val="single" w:space="0" w:color="D3D3D3"/>
-              <w:start w:val="single" w:space="0" w:color="D3D3D3"/>
-              <w:end w:val="single" w:space="0" w:color="D3D3D3"/>
-            </w:tcBorders>
-          </w:tcPr>
-          <w:p>
-            <w:pPr>
-              <w:spacing w:before="0" w:after="60"/>
-              <w:keepNext/>
-              <w:jc w:val="center"/>
-            </w:pPr>
-            <w:r>
-              <w:rPr>
-                <w:rFonts w:ascii="Calibri" w:hAnsi="Calibri"/>
-                <w:sz w:val="20"/>
-              </w:rPr>
-              <w:t xml:space="default">&gt;0.9</w:t>
+              <w:t xml:space="default">Hospital Bed Size</w:t>
+            </w:r>
+          </w:p>
+        </w:tc>
+        <w:tc>
+          <w:tcPr>
+            <w:tcBorders>
+              <w:top w:val="single" w:space="0" w:color="D3D3D3"/>
+              <w:bottom w:val="single" w:space="0" w:color="D3D3D3"/>
+              <w:start w:val="single" w:space="0" w:color="D3D3D3"/>
+              <w:end w:val="single" w:space="0" w:color="D3D3D3"/>
+            </w:tcBorders>
+          </w:tcPr>
+          <w:p>
+            <w:pPr>
+              <w:spacing w:before="0" w:after="60"/>
+              <w:keepNext/>
+              <w:jc w:val="center"/>
+            </w:pPr>
+            <w:r>
+              <w:rPr>
+                <w:rFonts w:ascii="Calibri" w:hAnsi="Calibri"/>
+                <w:sz w:val="20"/>
+              </w:rPr>
+              <w:t xml:space="default"/>
+            </w:r>
+          </w:p>
+        </w:tc>
+        <w:tc>
+          <w:tcPr>
+            <w:tcBorders>
+              <w:top w:val="single" w:space="0" w:color="D3D3D3"/>
+              <w:bottom w:val="single" w:space="0" w:color="D3D3D3"/>
+              <w:start w:val="single" w:space="0" w:color="D3D3D3"/>
+              <w:end w:val="single" w:space="0" w:color="D3D3D3"/>
+            </w:tcBorders>
+          </w:tcPr>
+          <w:p>
+            <w:pPr>
+              <w:spacing w:before="0" w:after="60"/>
+              <w:keepNext/>
+              <w:jc w:val="center"/>
+            </w:pPr>
+            <w:r>
+              <w:rPr>
+                <w:rFonts w:ascii="Calibri" w:hAnsi="Calibri"/>
+                <w:sz w:val="20"/>
+              </w:rPr>
+              <w:t xml:space="default"/>
+            </w:r>
+          </w:p>
+        </w:tc>
+        <w:tc>
+          <w:tcPr>
+            <w:tcBorders>
+              <w:top w:val="single" w:space="0" w:color="D3D3D3"/>
+              <w:bottom w:val="single" w:space="0" w:color="D3D3D3"/>
+              <w:start w:val="single" w:space="0" w:color="D3D3D3"/>
+              <w:end w:val="single" w:space="0" w:color="D3D3D3"/>
+            </w:tcBorders>
+          </w:tcPr>
+          <w:p>
+            <w:pPr>
+              <w:spacing w:before="0" w:after="60"/>
+              <w:keepNext/>
+              <w:jc w:val="center"/>
+            </w:pPr>
+            <w:r>
+              <w:rPr>
+                <w:rFonts w:ascii="Calibri" w:hAnsi="Calibri"/>
+                <w:sz w:val="20"/>
+              </w:rPr>
+              <w:t xml:space="default"/>
             </w:r>
           </w:p>
         </w:tc>
@@ -9928,55 +9799,55 @@
                 <w:rFonts w:ascii="Calibri" w:hAnsi="Calibri"/>
                 <w:sz w:val="20"/>
               </w:rPr>
-              <w:t xml:space="default">Hospital Teaching Status</w:t>
-            </w:r>
-          </w:p>
-        </w:tc>
-        <w:tc>
-          <w:tcPr>
-            <w:tcBorders>
-              <w:top w:val="single" w:space="0" w:color="D3D3D3"/>
-              <w:bottom w:val="single" w:space="0" w:color="D3D3D3"/>
-              <w:start w:val="single" w:space="0" w:color="D3D3D3"/>
-              <w:end w:val="single" w:space="0" w:color="D3D3D3"/>
-            </w:tcBorders>
-          </w:tcPr>
-          <w:p>
-            <w:pPr>
-              <w:spacing w:before="0" w:after="60"/>
-              <w:keepNext/>
-              <w:jc w:val="center"/>
-            </w:pPr>
-            <w:r>
-              <w:rPr>
-                <w:rFonts w:ascii="Calibri" w:hAnsi="Calibri"/>
-                <w:sz w:val="20"/>
-              </w:rPr>
-              <w:t xml:space="default"/>
-            </w:r>
-          </w:p>
-        </w:tc>
-        <w:tc>
-          <w:tcPr>
-            <w:tcBorders>
-              <w:top w:val="single" w:space="0" w:color="D3D3D3"/>
-              <w:bottom w:val="single" w:space="0" w:color="D3D3D3"/>
-              <w:start w:val="single" w:space="0" w:color="D3D3D3"/>
-              <w:end w:val="single" w:space="0" w:color="D3D3D3"/>
-            </w:tcBorders>
-          </w:tcPr>
-          <w:p>
-            <w:pPr>
-              <w:spacing w:before="0" w:after="60"/>
-              <w:keepNext/>
-              <w:jc w:val="center"/>
-            </w:pPr>
-            <w:r>
-              <w:rPr>
-                <w:rFonts w:ascii="Calibri" w:hAnsi="Calibri"/>
-                <w:sz w:val="20"/>
-              </w:rPr>
-              <w:t xml:space="default"/>
+              <w:t xml:space="default">    Small</w:t>
+            </w:r>
+          </w:p>
+        </w:tc>
+        <w:tc>
+          <w:tcPr>
+            <w:tcBorders>
+              <w:top w:val="single" w:space="0" w:color="D3D3D3"/>
+              <w:bottom w:val="single" w:space="0" w:color="D3D3D3"/>
+              <w:start w:val="single" w:space="0" w:color="D3D3D3"/>
+              <w:end w:val="single" w:space="0" w:color="D3D3D3"/>
+            </w:tcBorders>
+          </w:tcPr>
+          <w:p>
+            <w:pPr>
+              <w:spacing w:before="0" w:after="60"/>
+              <w:keepNext/>
+              <w:jc w:val="center"/>
+            </w:pPr>
+            <w:r>
+              <w:rPr>
+                <w:rFonts w:ascii="Calibri" w:hAnsi="Calibri"/>
+                <w:sz w:val="20"/>
+              </w:rPr>
+              <w:t xml:space="default">—</w:t>
+            </w:r>
+          </w:p>
+        </w:tc>
+        <w:tc>
+          <w:tcPr>
+            <w:tcBorders>
+              <w:top w:val="single" w:space="0" w:color="D3D3D3"/>
+              <w:bottom w:val="single" w:space="0" w:color="D3D3D3"/>
+              <w:start w:val="single" w:space="0" w:color="D3D3D3"/>
+              <w:end w:val="single" w:space="0" w:color="D3D3D3"/>
+            </w:tcBorders>
+          </w:tcPr>
+          <w:p>
+            <w:pPr>
+              <w:spacing w:before="0" w:after="60"/>
+              <w:keepNext/>
+              <w:jc w:val="center"/>
+            </w:pPr>
+            <w:r>
+              <w:rPr>
+                <w:rFonts w:ascii="Calibri" w:hAnsi="Calibri"/>
+                <w:sz w:val="20"/>
+              </w:rPr>
+              <w:t xml:space="default">—</w:t>
             </w:r>
           </w:p>
         </w:tc>
@@ -10029,79 +9900,79 @@
                 <w:rFonts w:ascii="Calibri" w:hAnsi="Calibri"/>
                 <w:sz w:val="20"/>
               </w:rPr>
-              <w:t xml:space="default">    Metropolitan, non-teaching</w:t>
-            </w:r>
-          </w:p>
-        </w:tc>
-        <w:tc>
-          <w:tcPr>
-            <w:tcBorders>
-              <w:top w:val="single" w:space="0" w:color="D3D3D3"/>
-              <w:bottom w:val="single" w:space="0" w:color="D3D3D3"/>
-              <w:start w:val="single" w:space="0" w:color="D3D3D3"/>
-              <w:end w:val="single" w:space="0" w:color="D3D3D3"/>
-            </w:tcBorders>
-          </w:tcPr>
-          <w:p>
-            <w:pPr>
-              <w:spacing w:before="0" w:after="60"/>
-              <w:keepNext/>
-              <w:jc w:val="center"/>
-            </w:pPr>
-            <w:r>
-              <w:rPr>
-                <w:rFonts w:ascii="Calibri" w:hAnsi="Calibri"/>
-                <w:sz w:val="20"/>
-              </w:rPr>
-              <w:t xml:space="default">—</w:t>
-            </w:r>
-          </w:p>
-        </w:tc>
-        <w:tc>
-          <w:tcPr>
-            <w:tcBorders>
-              <w:top w:val="single" w:space="0" w:color="D3D3D3"/>
-              <w:bottom w:val="single" w:space="0" w:color="D3D3D3"/>
-              <w:start w:val="single" w:space="0" w:color="D3D3D3"/>
-              <w:end w:val="single" w:space="0" w:color="D3D3D3"/>
-            </w:tcBorders>
-          </w:tcPr>
-          <w:p>
-            <w:pPr>
-              <w:spacing w:before="0" w:after="60"/>
-              <w:keepNext/>
-              <w:jc w:val="center"/>
-            </w:pPr>
-            <w:r>
-              <w:rPr>
-                <w:rFonts w:ascii="Calibri" w:hAnsi="Calibri"/>
-                <w:sz w:val="20"/>
-              </w:rPr>
-              <w:t xml:space="default">—</w:t>
-            </w:r>
-          </w:p>
-        </w:tc>
-        <w:tc>
-          <w:tcPr>
-            <w:tcBorders>
-              <w:top w:val="single" w:space="0" w:color="D3D3D3"/>
-              <w:bottom w:val="single" w:space="0" w:color="D3D3D3"/>
-              <w:start w:val="single" w:space="0" w:color="D3D3D3"/>
-              <w:end w:val="single" w:space="0" w:color="D3D3D3"/>
-            </w:tcBorders>
-          </w:tcPr>
-          <w:p>
-            <w:pPr>
-              <w:spacing w:before="0" w:after="60"/>
-              <w:keepNext/>
-              <w:jc w:val="center"/>
-            </w:pPr>
-            <w:r>
-              <w:rPr>
-                <w:rFonts w:ascii="Calibri" w:hAnsi="Calibri"/>
-                <w:sz w:val="20"/>
-              </w:rPr>
-              <w:t xml:space="default"/>
+              <w:t xml:space="default">    Large</w:t>
+            </w:r>
+          </w:p>
+        </w:tc>
+        <w:tc>
+          <w:tcPr>
+            <w:tcBorders>
+              <w:top w:val="single" w:space="0" w:color="D3D3D3"/>
+              <w:bottom w:val="single" w:space="0" w:color="D3D3D3"/>
+              <w:start w:val="single" w:space="0" w:color="D3D3D3"/>
+              <w:end w:val="single" w:space="0" w:color="D3D3D3"/>
+            </w:tcBorders>
+          </w:tcPr>
+          <w:p>
+            <w:pPr>
+              <w:spacing w:before="0" w:after="60"/>
+              <w:keepNext/>
+              <w:jc w:val="center"/>
+            </w:pPr>
+            <w:r>
+              <w:rPr>
+                <w:rFonts w:ascii="Calibri" w:hAnsi="Calibri"/>
+                <w:sz w:val="20"/>
+              </w:rPr>
+              <w:t xml:space="default">1.10</w:t>
+            </w:r>
+          </w:p>
+        </w:tc>
+        <w:tc>
+          <w:tcPr>
+            <w:tcBorders>
+              <w:top w:val="single" w:space="0" w:color="D3D3D3"/>
+              <w:bottom w:val="single" w:space="0" w:color="D3D3D3"/>
+              <w:start w:val="single" w:space="0" w:color="D3D3D3"/>
+              <w:end w:val="single" w:space="0" w:color="D3D3D3"/>
+            </w:tcBorders>
+          </w:tcPr>
+          <w:p>
+            <w:pPr>
+              <w:spacing w:before="0" w:after="60"/>
+              <w:keepNext/>
+              <w:jc w:val="center"/>
+            </w:pPr>
+            <w:r>
+              <w:rPr>
+                <w:rFonts w:ascii="Calibri" w:hAnsi="Calibri"/>
+                <w:sz w:val="20"/>
+              </w:rPr>
+              <w:t xml:space="default">0.72, 1.68</w:t>
+            </w:r>
+          </w:p>
+        </w:tc>
+        <w:tc>
+          <w:tcPr>
+            <w:tcBorders>
+              <w:top w:val="single" w:space="0" w:color="D3D3D3"/>
+              <w:bottom w:val="single" w:space="0" w:color="D3D3D3"/>
+              <w:start w:val="single" w:space="0" w:color="D3D3D3"/>
+              <w:end w:val="single" w:space="0" w:color="D3D3D3"/>
+            </w:tcBorders>
+          </w:tcPr>
+          <w:p>
+            <w:pPr>
+              <w:spacing w:before="0" w:after="60"/>
+              <w:keepNext/>
+              <w:jc w:val="center"/>
+            </w:pPr>
+            <w:r>
+              <w:rPr>
+                <w:rFonts w:ascii="Calibri" w:hAnsi="Calibri"/>
+                <w:sz w:val="20"/>
+              </w:rPr>
+              <w:t xml:space="default">0.7</w:t>
             </w:r>
           </w:p>
         </w:tc>
@@ -10130,79 +10001,79 @@
                 <w:rFonts w:ascii="Calibri" w:hAnsi="Calibri"/>
                 <w:sz w:val="20"/>
               </w:rPr>
-              <w:t xml:space="default">    Metropolitan, teaching</w:t>
-            </w:r>
-          </w:p>
-        </w:tc>
-        <w:tc>
-          <w:tcPr>
-            <w:tcBorders>
-              <w:top w:val="single" w:space="0" w:color="D3D3D3"/>
-              <w:bottom w:val="single" w:space="0" w:color="D3D3D3"/>
-              <w:start w:val="single" w:space="0" w:color="D3D3D3"/>
-              <w:end w:val="single" w:space="0" w:color="D3D3D3"/>
-            </w:tcBorders>
-          </w:tcPr>
-          <w:p>
-            <w:pPr>
-              <w:spacing w:before="0" w:after="60"/>
-              <w:keepNext/>
-              <w:jc w:val="center"/>
-            </w:pPr>
-            <w:r>
-              <w:rPr>
-                <w:rFonts w:ascii="Calibri" w:hAnsi="Calibri"/>
-                <w:sz w:val="20"/>
-              </w:rPr>
-              <w:t xml:space="default">1.39</w:t>
-            </w:r>
-          </w:p>
-        </w:tc>
-        <w:tc>
-          <w:tcPr>
-            <w:tcBorders>
-              <w:top w:val="single" w:space="0" w:color="D3D3D3"/>
-              <w:bottom w:val="single" w:space="0" w:color="D3D3D3"/>
-              <w:start w:val="single" w:space="0" w:color="D3D3D3"/>
-              <w:end w:val="single" w:space="0" w:color="D3D3D3"/>
-            </w:tcBorders>
-          </w:tcPr>
-          <w:p>
-            <w:pPr>
-              <w:spacing w:before="0" w:after="60"/>
-              <w:keepNext/>
-              <w:jc w:val="center"/>
-            </w:pPr>
-            <w:r>
-              <w:rPr>
-                <w:rFonts w:ascii="Calibri" w:hAnsi="Calibri"/>
-                <w:sz w:val="20"/>
-              </w:rPr>
-              <w:t xml:space="default">0.90, 2.16</w:t>
-            </w:r>
-          </w:p>
-        </w:tc>
-        <w:tc>
-          <w:tcPr>
-            <w:tcBorders>
-              <w:top w:val="single" w:space="0" w:color="D3D3D3"/>
-              <w:bottom w:val="single" w:space="0" w:color="D3D3D3"/>
-              <w:start w:val="single" w:space="0" w:color="D3D3D3"/>
-              <w:end w:val="single" w:space="0" w:color="D3D3D3"/>
-            </w:tcBorders>
-          </w:tcPr>
-          <w:p>
-            <w:pPr>
-              <w:spacing w:before="0" w:after="60"/>
-              <w:keepNext/>
-              <w:jc w:val="center"/>
-            </w:pPr>
-            <w:r>
-              <w:rPr>
-                <w:rFonts w:ascii="Calibri" w:hAnsi="Calibri"/>
-                <w:sz w:val="20"/>
-              </w:rPr>
-              <w:t xml:space="default">0.14</w:t>
+              <w:t xml:space="default">    Medium</w:t>
+            </w:r>
+          </w:p>
+        </w:tc>
+        <w:tc>
+          <w:tcPr>
+            <w:tcBorders>
+              <w:top w:val="single" w:space="0" w:color="D3D3D3"/>
+              <w:bottom w:val="single" w:space="0" w:color="D3D3D3"/>
+              <w:start w:val="single" w:space="0" w:color="D3D3D3"/>
+              <w:end w:val="single" w:space="0" w:color="D3D3D3"/>
+            </w:tcBorders>
+          </w:tcPr>
+          <w:p>
+            <w:pPr>
+              <w:spacing w:before="0" w:after="60"/>
+              <w:keepNext/>
+              <w:jc w:val="center"/>
+            </w:pPr>
+            <w:r>
+              <w:rPr>
+                <w:rFonts w:ascii="Calibri" w:hAnsi="Calibri"/>
+                <w:sz w:val="20"/>
+              </w:rPr>
+              <w:t xml:space="default">0.98</w:t>
+            </w:r>
+          </w:p>
+        </w:tc>
+        <w:tc>
+          <w:tcPr>
+            <w:tcBorders>
+              <w:top w:val="single" w:space="0" w:color="D3D3D3"/>
+              <w:bottom w:val="single" w:space="0" w:color="D3D3D3"/>
+              <w:start w:val="single" w:space="0" w:color="D3D3D3"/>
+              <w:end w:val="single" w:space="0" w:color="D3D3D3"/>
+            </w:tcBorders>
+          </w:tcPr>
+          <w:p>
+            <w:pPr>
+              <w:spacing w:before="0" w:after="60"/>
+              <w:keepNext/>
+              <w:jc w:val="center"/>
+            </w:pPr>
+            <w:r>
+              <w:rPr>
+                <w:rFonts w:ascii="Calibri" w:hAnsi="Calibri"/>
+                <w:sz w:val="20"/>
+              </w:rPr>
+              <w:t xml:space="default">0.62, 1.54</w:t>
+            </w:r>
+          </w:p>
+        </w:tc>
+        <w:tc>
+          <w:tcPr>
+            <w:tcBorders>
+              <w:top w:val="single" w:space="0" w:color="D3D3D3"/>
+              <w:bottom w:val="single" w:space="0" w:color="D3D3D3"/>
+              <w:start w:val="single" w:space="0" w:color="D3D3D3"/>
+              <w:end w:val="single" w:space="0" w:color="D3D3D3"/>
+            </w:tcBorders>
+          </w:tcPr>
+          <w:p>
+            <w:pPr>
+              <w:spacing w:before="0" w:after="60"/>
+              <w:keepNext/>
+              <w:jc w:val="center"/>
+            </w:pPr>
+            <w:r>
+              <w:rPr>
+                <w:rFonts w:ascii="Calibri" w:hAnsi="Calibri"/>
+                <w:sz w:val="20"/>
+              </w:rPr>
+              <w:t xml:space="default">&gt;0.9</w:t>
             </w:r>
           </w:p>
         </w:tc>
@@ -10231,79 +10102,79 @@
                 <w:rFonts w:ascii="Calibri" w:hAnsi="Calibri"/>
                 <w:sz w:val="20"/>
               </w:rPr>
-              <w:t xml:space="default">    Non-metropolitan</w:t>
-            </w:r>
-          </w:p>
-        </w:tc>
-        <w:tc>
-          <w:tcPr>
-            <w:tcBorders>
-              <w:top w:val="single" w:space="0" w:color="D3D3D3"/>
-              <w:bottom w:val="single" w:space="0" w:color="D3D3D3"/>
-              <w:start w:val="single" w:space="0" w:color="D3D3D3"/>
-              <w:end w:val="single" w:space="0" w:color="D3D3D3"/>
-            </w:tcBorders>
-          </w:tcPr>
-          <w:p>
-            <w:pPr>
-              <w:spacing w:before="0" w:after="60"/>
-              <w:keepNext/>
-              <w:jc w:val="center"/>
-            </w:pPr>
-            <w:r>
-              <w:rPr>
-                <w:rFonts w:ascii="Calibri" w:hAnsi="Calibri"/>
-                <w:sz w:val="20"/>
-              </w:rPr>
-              <w:t xml:space="default">2.16</w:t>
-            </w:r>
-          </w:p>
-        </w:tc>
-        <w:tc>
-          <w:tcPr>
-            <w:tcBorders>
-              <w:top w:val="single" w:space="0" w:color="D3D3D3"/>
-              <w:bottom w:val="single" w:space="0" w:color="D3D3D3"/>
-              <w:start w:val="single" w:space="0" w:color="D3D3D3"/>
-              <w:end w:val="single" w:space="0" w:color="D3D3D3"/>
-            </w:tcBorders>
-          </w:tcPr>
-          <w:p>
-            <w:pPr>
-              <w:spacing w:before="0" w:after="60"/>
-              <w:keepNext/>
-              <w:jc w:val="center"/>
-            </w:pPr>
-            <w:r>
-              <w:rPr>
-                <w:rFonts w:ascii="Calibri" w:hAnsi="Calibri"/>
-                <w:sz w:val="20"/>
-              </w:rPr>
-              <w:t xml:space="default">0.75, 6.20</w:t>
-            </w:r>
-          </w:p>
-        </w:tc>
-        <w:tc>
-          <w:tcPr>
-            <w:tcBorders>
-              <w:top w:val="single" w:space="0" w:color="D3D3D3"/>
-              <w:bottom w:val="single" w:space="0" w:color="D3D3D3"/>
-              <w:start w:val="single" w:space="0" w:color="D3D3D3"/>
-              <w:end w:val="single" w:space="0" w:color="D3D3D3"/>
-            </w:tcBorders>
-          </w:tcPr>
-          <w:p>
-            <w:pPr>
-              <w:spacing w:before="0" w:after="60"/>
-              <w:keepNext/>
-              <w:jc w:val="center"/>
-            </w:pPr>
-            <w:r>
-              <w:rPr>
-                <w:rFonts w:ascii="Calibri" w:hAnsi="Calibri"/>
-                <w:sz w:val="20"/>
-              </w:rPr>
-              <w:t xml:space="default">0.2</w:t>
+              <w:t xml:space="default">Hospital Teaching Status</w:t>
+            </w:r>
+          </w:p>
+        </w:tc>
+        <w:tc>
+          <w:tcPr>
+            <w:tcBorders>
+              <w:top w:val="single" w:space="0" w:color="D3D3D3"/>
+              <w:bottom w:val="single" w:space="0" w:color="D3D3D3"/>
+              <w:start w:val="single" w:space="0" w:color="D3D3D3"/>
+              <w:end w:val="single" w:space="0" w:color="D3D3D3"/>
+            </w:tcBorders>
+          </w:tcPr>
+          <w:p>
+            <w:pPr>
+              <w:spacing w:before="0" w:after="60"/>
+              <w:keepNext/>
+              <w:jc w:val="center"/>
+            </w:pPr>
+            <w:r>
+              <w:rPr>
+                <w:rFonts w:ascii="Calibri" w:hAnsi="Calibri"/>
+                <w:sz w:val="20"/>
+              </w:rPr>
+              <w:t xml:space="default"/>
+            </w:r>
+          </w:p>
+        </w:tc>
+        <w:tc>
+          <w:tcPr>
+            <w:tcBorders>
+              <w:top w:val="single" w:space="0" w:color="D3D3D3"/>
+              <w:bottom w:val="single" w:space="0" w:color="D3D3D3"/>
+              <w:start w:val="single" w:space="0" w:color="D3D3D3"/>
+              <w:end w:val="single" w:space="0" w:color="D3D3D3"/>
+            </w:tcBorders>
+          </w:tcPr>
+          <w:p>
+            <w:pPr>
+              <w:spacing w:before="0" w:after="60"/>
+              <w:keepNext/>
+              <w:jc w:val="center"/>
+            </w:pPr>
+            <w:r>
+              <w:rPr>
+                <w:rFonts w:ascii="Calibri" w:hAnsi="Calibri"/>
+                <w:sz w:val="20"/>
+              </w:rPr>
+              <w:t xml:space="default"/>
+            </w:r>
+          </w:p>
+        </w:tc>
+        <w:tc>
+          <w:tcPr>
+            <w:tcBorders>
+              <w:top w:val="single" w:space="0" w:color="D3D3D3"/>
+              <w:bottom w:val="single" w:space="0" w:color="D3D3D3"/>
+              <w:start w:val="single" w:space="0" w:color="D3D3D3"/>
+              <w:end w:val="single" w:space="0" w:color="D3D3D3"/>
+            </w:tcBorders>
+          </w:tcPr>
+          <w:p>
+            <w:pPr>
+              <w:spacing w:before="0" w:after="60"/>
+              <w:keepNext/>
+              <w:jc w:val="center"/>
+            </w:pPr>
+            <w:r>
+              <w:rPr>
+                <w:rFonts w:ascii="Calibri" w:hAnsi="Calibri"/>
+                <w:sz w:val="20"/>
+              </w:rPr>
+              <w:t xml:space="default"/>
             </w:r>
           </w:p>
         </w:tc>
@@ -10332,55 +10203,55 @@
                 <w:rFonts w:ascii="Calibri" w:hAnsi="Calibri"/>
                 <w:sz w:val="20"/>
               </w:rPr>
-              <w:t xml:space="default">Insurance</w:t>
-            </w:r>
-          </w:p>
-        </w:tc>
-        <w:tc>
-          <w:tcPr>
-            <w:tcBorders>
-              <w:top w:val="single" w:space="0" w:color="D3D3D3"/>
-              <w:bottom w:val="single" w:space="0" w:color="D3D3D3"/>
-              <w:start w:val="single" w:space="0" w:color="D3D3D3"/>
-              <w:end w:val="single" w:space="0" w:color="D3D3D3"/>
-            </w:tcBorders>
-          </w:tcPr>
-          <w:p>
-            <w:pPr>
-              <w:spacing w:before="0" w:after="60"/>
-              <w:keepNext/>
-              <w:jc w:val="center"/>
-            </w:pPr>
-            <w:r>
-              <w:rPr>
-                <w:rFonts w:ascii="Calibri" w:hAnsi="Calibri"/>
-                <w:sz w:val="20"/>
-              </w:rPr>
-              <w:t xml:space="default"/>
-            </w:r>
-          </w:p>
-        </w:tc>
-        <w:tc>
-          <w:tcPr>
-            <w:tcBorders>
-              <w:top w:val="single" w:space="0" w:color="D3D3D3"/>
-              <w:bottom w:val="single" w:space="0" w:color="D3D3D3"/>
-              <w:start w:val="single" w:space="0" w:color="D3D3D3"/>
-              <w:end w:val="single" w:space="0" w:color="D3D3D3"/>
-            </w:tcBorders>
-          </w:tcPr>
-          <w:p>
-            <w:pPr>
-              <w:spacing w:before="0" w:after="60"/>
-              <w:keepNext/>
-              <w:jc w:val="center"/>
-            </w:pPr>
-            <w:r>
-              <w:rPr>
-                <w:rFonts w:ascii="Calibri" w:hAnsi="Calibri"/>
-                <w:sz w:val="20"/>
-              </w:rPr>
-              <w:t xml:space="default"/>
+              <w:t xml:space="default">    Metropolitan, non-teaching</w:t>
+            </w:r>
+          </w:p>
+        </w:tc>
+        <w:tc>
+          <w:tcPr>
+            <w:tcBorders>
+              <w:top w:val="single" w:space="0" w:color="D3D3D3"/>
+              <w:bottom w:val="single" w:space="0" w:color="D3D3D3"/>
+              <w:start w:val="single" w:space="0" w:color="D3D3D3"/>
+              <w:end w:val="single" w:space="0" w:color="D3D3D3"/>
+            </w:tcBorders>
+          </w:tcPr>
+          <w:p>
+            <w:pPr>
+              <w:spacing w:before="0" w:after="60"/>
+              <w:keepNext/>
+              <w:jc w:val="center"/>
+            </w:pPr>
+            <w:r>
+              <w:rPr>
+                <w:rFonts w:ascii="Calibri" w:hAnsi="Calibri"/>
+                <w:sz w:val="20"/>
+              </w:rPr>
+              <w:t xml:space="default">—</w:t>
+            </w:r>
+          </w:p>
+        </w:tc>
+        <w:tc>
+          <w:tcPr>
+            <w:tcBorders>
+              <w:top w:val="single" w:space="0" w:color="D3D3D3"/>
+              <w:bottom w:val="single" w:space="0" w:color="D3D3D3"/>
+              <w:start w:val="single" w:space="0" w:color="D3D3D3"/>
+              <w:end w:val="single" w:space="0" w:color="D3D3D3"/>
+            </w:tcBorders>
+          </w:tcPr>
+          <w:p>
+            <w:pPr>
+              <w:spacing w:before="0" w:after="60"/>
+              <w:keepNext/>
+              <w:jc w:val="center"/>
+            </w:pPr>
+            <w:r>
+              <w:rPr>
+                <w:rFonts w:ascii="Calibri" w:hAnsi="Calibri"/>
+                <w:sz w:val="20"/>
+              </w:rPr>
+              <w:t xml:space="default">—</w:t>
             </w:r>
           </w:p>
         </w:tc>
@@ -10433,79 +10304,79 @@
                 <w:rFonts w:ascii="Calibri" w:hAnsi="Calibri"/>
                 <w:sz w:val="20"/>
               </w:rPr>
-              <w:t xml:space="default">    Medicaid</w:t>
-            </w:r>
-          </w:p>
-        </w:tc>
-        <w:tc>
-          <w:tcPr>
-            <w:tcBorders>
-              <w:top w:val="single" w:space="0" w:color="D3D3D3"/>
-              <w:bottom w:val="single" w:space="0" w:color="D3D3D3"/>
-              <w:start w:val="single" w:space="0" w:color="D3D3D3"/>
-              <w:end w:val="single" w:space="0" w:color="D3D3D3"/>
-            </w:tcBorders>
-          </w:tcPr>
-          <w:p>
-            <w:pPr>
-              <w:spacing w:before="0" w:after="60"/>
-              <w:keepNext/>
-              <w:jc w:val="center"/>
-            </w:pPr>
-            <w:r>
-              <w:rPr>
-                <w:rFonts w:ascii="Calibri" w:hAnsi="Calibri"/>
-                <w:sz w:val="20"/>
-              </w:rPr>
-              <w:t xml:space="default">—</w:t>
-            </w:r>
-          </w:p>
-        </w:tc>
-        <w:tc>
-          <w:tcPr>
-            <w:tcBorders>
-              <w:top w:val="single" w:space="0" w:color="D3D3D3"/>
-              <w:bottom w:val="single" w:space="0" w:color="D3D3D3"/>
-              <w:start w:val="single" w:space="0" w:color="D3D3D3"/>
-              <w:end w:val="single" w:space="0" w:color="D3D3D3"/>
-            </w:tcBorders>
-          </w:tcPr>
-          <w:p>
-            <w:pPr>
-              <w:spacing w:before="0" w:after="60"/>
-              <w:keepNext/>
-              <w:jc w:val="center"/>
-            </w:pPr>
-            <w:r>
-              <w:rPr>
-                <w:rFonts w:ascii="Calibri" w:hAnsi="Calibri"/>
-                <w:sz w:val="20"/>
-              </w:rPr>
-              <w:t xml:space="default">—</w:t>
-            </w:r>
-          </w:p>
-        </w:tc>
-        <w:tc>
-          <w:tcPr>
-            <w:tcBorders>
-              <w:top w:val="single" w:space="0" w:color="D3D3D3"/>
-              <w:bottom w:val="single" w:space="0" w:color="D3D3D3"/>
-              <w:start w:val="single" w:space="0" w:color="D3D3D3"/>
-              <w:end w:val="single" w:space="0" w:color="D3D3D3"/>
-            </w:tcBorders>
-          </w:tcPr>
-          <w:p>
-            <w:pPr>
-              <w:spacing w:before="0" w:after="60"/>
-              <w:keepNext/>
-              <w:jc w:val="center"/>
-            </w:pPr>
-            <w:r>
-              <w:rPr>
-                <w:rFonts w:ascii="Calibri" w:hAnsi="Calibri"/>
-                <w:sz w:val="20"/>
-              </w:rPr>
-              <w:t xml:space="default"/>
+              <w:t xml:space="default">    Metropolitan, teaching</w:t>
+            </w:r>
+          </w:p>
+        </w:tc>
+        <w:tc>
+          <w:tcPr>
+            <w:tcBorders>
+              <w:top w:val="single" w:space="0" w:color="D3D3D3"/>
+              <w:bottom w:val="single" w:space="0" w:color="D3D3D3"/>
+              <w:start w:val="single" w:space="0" w:color="D3D3D3"/>
+              <w:end w:val="single" w:space="0" w:color="D3D3D3"/>
+            </w:tcBorders>
+          </w:tcPr>
+          <w:p>
+            <w:pPr>
+              <w:spacing w:before="0" w:after="60"/>
+              <w:keepNext/>
+              <w:jc w:val="center"/>
+            </w:pPr>
+            <w:r>
+              <w:rPr>
+                <w:rFonts w:ascii="Calibri" w:hAnsi="Calibri"/>
+                <w:sz w:val="20"/>
+              </w:rPr>
+              <w:t xml:space="default">1.38</w:t>
+            </w:r>
+          </w:p>
+        </w:tc>
+        <w:tc>
+          <w:tcPr>
+            <w:tcBorders>
+              <w:top w:val="single" w:space="0" w:color="D3D3D3"/>
+              <w:bottom w:val="single" w:space="0" w:color="D3D3D3"/>
+              <w:start w:val="single" w:space="0" w:color="D3D3D3"/>
+              <w:end w:val="single" w:space="0" w:color="D3D3D3"/>
+            </w:tcBorders>
+          </w:tcPr>
+          <w:p>
+            <w:pPr>
+              <w:spacing w:before="0" w:after="60"/>
+              <w:keepNext/>
+              <w:jc w:val="center"/>
+            </w:pPr>
+            <w:r>
+              <w:rPr>
+                <w:rFonts w:ascii="Calibri" w:hAnsi="Calibri"/>
+                <w:sz w:val="20"/>
+              </w:rPr>
+              <w:t xml:space="default">0.89, 2.14</w:t>
+            </w:r>
+          </w:p>
+        </w:tc>
+        <w:tc>
+          <w:tcPr>
+            <w:tcBorders>
+              <w:top w:val="single" w:space="0" w:color="D3D3D3"/>
+              <w:bottom w:val="single" w:space="0" w:color="D3D3D3"/>
+              <w:start w:val="single" w:space="0" w:color="D3D3D3"/>
+              <w:end w:val="single" w:space="0" w:color="D3D3D3"/>
+            </w:tcBorders>
+          </w:tcPr>
+          <w:p>
+            <w:pPr>
+              <w:spacing w:before="0" w:after="60"/>
+              <w:keepNext/>
+              <w:jc w:val="center"/>
+            </w:pPr>
+            <w:r>
+              <w:rPr>
+                <w:rFonts w:ascii="Calibri" w:hAnsi="Calibri"/>
+                <w:sz w:val="20"/>
+              </w:rPr>
+              <w:t xml:space="default">0.15</w:t>
             </w:r>
           </w:p>
         </w:tc>
@@ -10534,55 +10405,55 @@
                 <w:rFonts w:ascii="Calibri" w:hAnsi="Calibri"/>
                 <w:sz w:val="20"/>
               </w:rPr>
-              <w:t xml:space="default">    Other</w:t>
-            </w:r>
-          </w:p>
-        </w:tc>
-        <w:tc>
-          <w:tcPr>
-            <w:tcBorders>
-              <w:top w:val="single" w:space="0" w:color="D3D3D3"/>
-              <w:bottom w:val="single" w:space="0" w:color="D3D3D3"/>
-              <w:start w:val="single" w:space="0" w:color="D3D3D3"/>
-              <w:end w:val="single" w:space="0" w:color="D3D3D3"/>
-            </w:tcBorders>
-          </w:tcPr>
-          <w:p>
-            <w:pPr>
-              <w:spacing w:before="0" w:after="60"/>
-              <w:keepNext/>
-              <w:jc w:val="center"/>
-            </w:pPr>
-            <w:r>
-              <w:rPr>
-                <w:rFonts w:ascii="Calibri" w:hAnsi="Calibri"/>
-                <w:sz w:val="20"/>
-              </w:rPr>
-              <w:t xml:space="default">0.65</w:t>
-            </w:r>
-          </w:p>
-        </w:tc>
-        <w:tc>
-          <w:tcPr>
-            <w:tcBorders>
-              <w:top w:val="single" w:space="0" w:color="D3D3D3"/>
-              <w:bottom w:val="single" w:space="0" w:color="D3D3D3"/>
-              <w:start w:val="single" w:space="0" w:color="D3D3D3"/>
-              <w:end w:val="single" w:space="0" w:color="D3D3D3"/>
-            </w:tcBorders>
-          </w:tcPr>
-          <w:p>
-            <w:pPr>
-              <w:spacing w:before="0" w:after="60"/>
-              <w:keepNext/>
-              <w:jc w:val="center"/>
-            </w:pPr>
-            <w:r>
-              <w:rPr>
-                <w:rFonts w:ascii="Calibri" w:hAnsi="Calibri"/>
-                <w:sz w:val="20"/>
-              </w:rPr>
-              <w:t xml:space="default">0.35, 1.20</w:t>
+              <w:t xml:space="default">    Non-metropolitan</w:t>
+            </w:r>
+          </w:p>
+        </w:tc>
+        <w:tc>
+          <w:tcPr>
+            <w:tcBorders>
+              <w:top w:val="single" w:space="0" w:color="D3D3D3"/>
+              <w:bottom w:val="single" w:space="0" w:color="D3D3D3"/>
+              <w:start w:val="single" w:space="0" w:color="D3D3D3"/>
+              <w:end w:val="single" w:space="0" w:color="D3D3D3"/>
+            </w:tcBorders>
+          </w:tcPr>
+          <w:p>
+            <w:pPr>
+              <w:spacing w:before="0" w:after="60"/>
+              <w:keepNext/>
+              <w:jc w:val="center"/>
+            </w:pPr>
+            <w:r>
+              <w:rPr>
+                <w:rFonts w:ascii="Calibri" w:hAnsi="Calibri"/>
+                <w:sz w:val="20"/>
+              </w:rPr>
+              <w:t xml:space="default">2.14</w:t>
+            </w:r>
+          </w:p>
+        </w:tc>
+        <w:tc>
+          <w:tcPr>
+            <w:tcBorders>
+              <w:top w:val="single" w:space="0" w:color="D3D3D3"/>
+              <w:bottom w:val="single" w:space="0" w:color="D3D3D3"/>
+              <w:start w:val="single" w:space="0" w:color="D3D3D3"/>
+              <w:end w:val="single" w:space="0" w:color="D3D3D3"/>
+            </w:tcBorders>
+          </w:tcPr>
+          <w:p>
+            <w:pPr>
+              <w:spacing w:before="0" w:after="60"/>
+              <w:keepNext/>
+              <w:jc w:val="center"/>
+            </w:pPr>
+            <w:r>
+              <w:rPr>
+                <w:rFonts w:ascii="Calibri" w:hAnsi="Calibri"/>
+                <w:sz w:val="20"/>
+              </w:rPr>
+              <w:t xml:space="default">0.75, 6.12</w:t>
             </w:r>
           </w:p>
         </w:tc>
@@ -10635,79 +10506,79 @@
                 <w:rFonts w:ascii="Calibri" w:hAnsi="Calibri"/>
                 <w:sz w:val="20"/>
               </w:rPr>
-              <w:t xml:space="default">    Private</w:t>
-            </w:r>
-          </w:p>
-        </w:tc>
-        <w:tc>
-          <w:tcPr>
-            <w:tcBorders>
-              <w:top w:val="single" w:space="0" w:color="D3D3D3"/>
-              <w:bottom w:val="single" w:space="0" w:color="D3D3D3"/>
-              <w:start w:val="single" w:space="0" w:color="D3D3D3"/>
-              <w:end w:val="single" w:space="0" w:color="D3D3D3"/>
-            </w:tcBorders>
-          </w:tcPr>
-          <w:p>
-            <w:pPr>
-              <w:spacing w:before="0" w:after="60"/>
-              <w:keepNext/>
-              <w:jc w:val="center"/>
-            </w:pPr>
-            <w:r>
-              <w:rPr>
-                <w:rFonts w:ascii="Calibri" w:hAnsi="Calibri"/>
-                <w:sz w:val="20"/>
-              </w:rPr>
-              <w:t xml:space="default">0.92</w:t>
-            </w:r>
-          </w:p>
-        </w:tc>
-        <w:tc>
-          <w:tcPr>
-            <w:tcBorders>
-              <w:top w:val="single" w:space="0" w:color="D3D3D3"/>
-              <w:bottom w:val="single" w:space="0" w:color="D3D3D3"/>
-              <w:start w:val="single" w:space="0" w:color="D3D3D3"/>
-              <w:end w:val="single" w:space="0" w:color="D3D3D3"/>
-            </w:tcBorders>
-          </w:tcPr>
-          <w:p>
-            <w:pPr>
-              <w:spacing w:before="0" w:after="60"/>
-              <w:keepNext/>
-              <w:jc w:val="center"/>
-            </w:pPr>
-            <w:r>
-              <w:rPr>
-                <w:rFonts w:ascii="Calibri" w:hAnsi="Calibri"/>
-                <w:sz w:val="20"/>
-              </w:rPr>
-              <w:t xml:space="default">0.64, 1.32</w:t>
-            </w:r>
-          </w:p>
-        </w:tc>
-        <w:tc>
-          <w:tcPr>
-            <w:tcBorders>
-              <w:top w:val="single" w:space="0" w:color="D3D3D3"/>
-              <w:bottom w:val="single" w:space="0" w:color="D3D3D3"/>
-              <w:start w:val="single" w:space="0" w:color="D3D3D3"/>
-              <w:end w:val="single" w:space="0" w:color="D3D3D3"/>
-            </w:tcBorders>
-          </w:tcPr>
-          <w:p>
-            <w:pPr>
-              <w:spacing w:before="0" w:after="60"/>
-              <w:keepNext/>
-              <w:jc w:val="center"/>
-            </w:pPr>
-            <w:r>
-              <w:rPr>
-                <w:rFonts w:ascii="Calibri" w:hAnsi="Calibri"/>
-                <w:sz w:val="20"/>
-              </w:rPr>
-              <w:t xml:space="default">0.7</w:t>
+              <w:t xml:space="default">Insurance</w:t>
+            </w:r>
+          </w:p>
+        </w:tc>
+        <w:tc>
+          <w:tcPr>
+            <w:tcBorders>
+              <w:top w:val="single" w:space="0" w:color="D3D3D3"/>
+              <w:bottom w:val="single" w:space="0" w:color="D3D3D3"/>
+              <w:start w:val="single" w:space="0" w:color="D3D3D3"/>
+              <w:end w:val="single" w:space="0" w:color="D3D3D3"/>
+            </w:tcBorders>
+          </w:tcPr>
+          <w:p>
+            <w:pPr>
+              <w:spacing w:before="0" w:after="60"/>
+              <w:keepNext/>
+              <w:jc w:val="center"/>
+            </w:pPr>
+            <w:r>
+              <w:rPr>
+                <w:rFonts w:ascii="Calibri" w:hAnsi="Calibri"/>
+                <w:sz w:val="20"/>
+              </w:rPr>
+              <w:t xml:space="default"/>
+            </w:r>
+          </w:p>
+        </w:tc>
+        <w:tc>
+          <w:tcPr>
+            <w:tcBorders>
+              <w:top w:val="single" w:space="0" w:color="D3D3D3"/>
+              <w:bottom w:val="single" w:space="0" w:color="D3D3D3"/>
+              <w:start w:val="single" w:space="0" w:color="D3D3D3"/>
+              <w:end w:val="single" w:space="0" w:color="D3D3D3"/>
+            </w:tcBorders>
+          </w:tcPr>
+          <w:p>
+            <w:pPr>
+              <w:spacing w:before="0" w:after="60"/>
+              <w:keepNext/>
+              <w:jc w:val="center"/>
+            </w:pPr>
+            <w:r>
+              <w:rPr>
+                <w:rFonts w:ascii="Calibri" w:hAnsi="Calibri"/>
+                <w:sz w:val="20"/>
+              </w:rPr>
+              <w:t xml:space="default"/>
+            </w:r>
+          </w:p>
+        </w:tc>
+        <w:tc>
+          <w:tcPr>
+            <w:tcBorders>
+              <w:top w:val="single" w:space="0" w:color="D3D3D3"/>
+              <w:bottom w:val="single" w:space="0" w:color="D3D3D3"/>
+              <w:start w:val="single" w:space="0" w:color="D3D3D3"/>
+              <w:end w:val="single" w:space="0" w:color="D3D3D3"/>
+            </w:tcBorders>
+          </w:tcPr>
+          <w:p>
+            <w:pPr>
+              <w:spacing w:before="0" w:after="60"/>
+              <w:keepNext/>
+              <w:jc w:val="center"/>
+            </w:pPr>
+            <w:r>
+              <w:rPr>
+                <w:rFonts w:ascii="Calibri" w:hAnsi="Calibri"/>
+                <w:sz w:val="20"/>
+              </w:rPr>
+              <w:t xml:space="default"/>
             </w:r>
           </w:p>
         </w:tc>
@@ -10736,55 +10607,55 @@
                 <w:rFonts w:ascii="Calibri" w:hAnsi="Calibri"/>
                 <w:sz w:val="20"/>
               </w:rPr>
-              <w:t xml:space="default">Discharged to Non-Home Setting</w:t>
-            </w:r>
-          </w:p>
-        </w:tc>
-        <w:tc>
-          <w:tcPr>
-            <w:tcBorders>
-              <w:top w:val="single" w:space="0" w:color="D3D3D3"/>
-              <w:bottom w:val="single" w:space="0" w:color="D3D3D3"/>
-              <w:start w:val="single" w:space="0" w:color="D3D3D3"/>
-              <w:end w:val="single" w:space="0" w:color="D3D3D3"/>
-            </w:tcBorders>
-          </w:tcPr>
-          <w:p>
-            <w:pPr>
-              <w:spacing w:before="0" w:after="60"/>
-              <w:keepNext/>
-              <w:jc w:val="center"/>
-            </w:pPr>
-            <w:r>
-              <w:rPr>
-                <w:rFonts w:ascii="Calibri" w:hAnsi="Calibri"/>
-                <w:sz w:val="20"/>
-              </w:rPr>
-              <w:t xml:space="default"/>
-            </w:r>
-          </w:p>
-        </w:tc>
-        <w:tc>
-          <w:tcPr>
-            <w:tcBorders>
-              <w:top w:val="single" w:space="0" w:color="D3D3D3"/>
-              <w:bottom w:val="single" w:space="0" w:color="D3D3D3"/>
-              <w:start w:val="single" w:space="0" w:color="D3D3D3"/>
-              <w:end w:val="single" w:space="0" w:color="D3D3D3"/>
-            </w:tcBorders>
-          </w:tcPr>
-          <w:p>
-            <w:pPr>
-              <w:spacing w:before="0" w:after="60"/>
-              <w:keepNext/>
-              <w:jc w:val="center"/>
-            </w:pPr>
-            <w:r>
-              <w:rPr>
-                <w:rFonts w:ascii="Calibri" w:hAnsi="Calibri"/>
-                <w:sz w:val="20"/>
-              </w:rPr>
-              <w:t xml:space="default"/>
+              <w:t xml:space="default">    Medicaid</w:t>
+            </w:r>
+          </w:p>
+        </w:tc>
+        <w:tc>
+          <w:tcPr>
+            <w:tcBorders>
+              <w:top w:val="single" w:space="0" w:color="D3D3D3"/>
+              <w:bottom w:val="single" w:space="0" w:color="D3D3D3"/>
+              <w:start w:val="single" w:space="0" w:color="D3D3D3"/>
+              <w:end w:val="single" w:space="0" w:color="D3D3D3"/>
+            </w:tcBorders>
+          </w:tcPr>
+          <w:p>
+            <w:pPr>
+              <w:spacing w:before="0" w:after="60"/>
+              <w:keepNext/>
+              <w:jc w:val="center"/>
+            </w:pPr>
+            <w:r>
+              <w:rPr>
+                <w:rFonts w:ascii="Calibri" w:hAnsi="Calibri"/>
+                <w:sz w:val="20"/>
+              </w:rPr>
+              <w:t xml:space="default">—</w:t>
+            </w:r>
+          </w:p>
+        </w:tc>
+        <w:tc>
+          <w:tcPr>
+            <w:tcBorders>
+              <w:top w:val="single" w:space="0" w:color="D3D3D3"/>
+              <w:bottom w:val="single" w:space="0" w:color="D3D3D3"/>
+              <w:start w:val="single" w:space="0" w:color="D3D3D3"/>
+              <w:end w:val="single" w:space="0" w:color="D3D3D3"/>
+            </w:tcBorders>
+          </w:tcPr>
+          <w:p>
+            <w:pPr>
+              <w:spacing w:before="0" w:after="60"/>
+              <w:keepNext/>
+              <w:jc w:val="center"/>
+            </w:pPr>
+            <w:r>
+              <w:rPr>
+                <w:rFonts w:ascii="Calibri" w:hAnsi="Calibri"/>
+                <w:sz w:val="20"/>
+              </w:rPr>
+              <w:t xml:space="default">—</w:t>
             </w:r>
           </w:p>
         </w:tc>
@@ -10837,79 +10708,79 @@
                 <w:rFonts w:ascii="Calibri" w:hAnsi="Calibri"/>
                 <w:sz w:val="20"/>
               </w:rPr>
-              <w:t xml:space="default">    No</w:t>
-            </w:r>
-          </w:p>
-        </w:tc>
-        <w:tc>
-          <w:tcPr>
-            <w:tcBorders>
-              <w:top w:val="single" w:space="0" w:color="D3D3D3"/>
-              <w:bottom w:val="single" w:space="0" w:color="D3D3D3"/>
-              <w:start w:val="single" w:space="0" w:color="D3D3D3"/>
-              <w:end w:val="single" w:space="0" w:color="D3D3D3"/>
-            </w:tcBorders>
-          </w:tcPr>
-          <w:p>
-            <w:pPr>
-              <w:spacing w:before="0" w:after="60"/>
-              <w:keepNext/>
-              <w:jc w:val="center"/>
-            </w:pPr>
-            <w:r>
-              <w:rPr>
-                <w:rFonts w:ascii="Calibri" w:hAnsi="Calibri"/>
-                <w:sz w:val="20"/>
-              </w:rPr>
-              <w:t xml:space="default">—</w:t>
-            </w:r>
-          </w:p>
-        </w:tc>
-        <w:tc>
-          <w:tcPr>
-            <w:tcBorders>
-              <w:top w:val="single" w:space="0" w:color="D3D3D3"/>
-              <w:bottom w:val="single" w:space="0" w:color="D3D3D3"/>
-              <w:start w:val="single" w:space="0" w:color="D3D3D3"/>
-              <w:end w:val="single" w:space="0" w:color="D3D3D3"/>
-            </w:tcBorders>
-          </w:tcPr>
-          <w:p>
-            <w:pPr>
-              <w:spacing w:before="0" w:after="60"/>
-              <w:keepNext/>
-              <w:jc w:val="center"/>
-            </w:pPr>
-            <w:r>
-              <w:rPr>
-                <w:rFonts w:ascii="Calibri" w:hAnsi="Calibri"/>
-                <w:sz w:val="20"/>
-              </w:rPr>
-              <w:t xml:space="default">—</w:t>
-            </w:r>
-          </w:p>
-        </w:tc>
-        <w:tc>
-          <w:tcPr>
-            <w:tcBorders>
-              <w:top w:val="single" w:space="0" w:color="D3D3D3"/>
-              <w:bottom w:val="single" w:space="0" w:color="D3D3D3"/>
-              <w:start w:val="single" w:space="0" w:color="D3D3D3"/>
-              <w:end w:val="single" w:space="0" w:color="D3D3D3"/>
-            </w:tcBorders>
-          </w:tcPr>
-          <w:p>
-            <w:pPr>
-              <w:spacing w:before="0" w:after="60"/>
-              <w:keepNext/>
-              <w:jc w:val="center"/>
-            </w:pPr>
-            <w:r>
-              <w:rPr>
-                <w:rFonts w:ascii="Calibri" w:hAnsi="Calibri"/>
-                <w:sz w:val="20"/>
-              </w:rPr>
-              <w:t xml:space="default"/>
+              <w:t xml:space="default">    Other</w:t>
+            </w:r>
+          </w:p>
+        </w:tc>
+        <w:tc>
+          <w:tcPr>
+            <w:tcBorders>
+              <w:top w:val="single" w:space="0" w:color="D3D3D3"/>
+              <w:bottom w:val="single" w:space="0" w:color="D3D3D3"/>
+              <w:start w:val="single" w:space="0" w:color="D3D3D3"/>
+              <w:end w:val="single" w:space="0" w:color="D3D3D3"/>
+            </w:tcBorders>
+          </w:tcPr>
+          <w:p>
+            <w:pPr>
+              <w:spacing w:before="0" w:after="60"/>
+              <w:keepNext/>
+              <w:jc w:val="center"/>
+            </w:pPr>
+            <w:r>
+              <w:rPr>
+                <w:rFonts w:ascii="Calibri" w:hAnsi="Calibri"/>
+                <w:sz w:val="20"/>
+              </w:rPr>
+              <w:t xml:space="default">0.65</w:t>
+            </w:r>
+          </w:p>
+        </w:tc>
+        <w:tc>
+          <w:tcPr>
+            <w:tcBorders>
+              <w:top w:val="single" w:space="0" w:color="D3D3D3"/>
+              <w:bottom w:val="single" w:space="0" w:color="D3D3D3"/>
+              <w:start w:val="single" w:space="0" w:color="D3D3D3"/>
+              <w:end w:val="single" w:space="0" w:color="D3D3D3"/>
+            </w:tcBorders>
+          </w:tcPr>
+          <w:p>
+            <w:pPr>
+              <w:spacing w:before="0" w:after="60"/>
+              <w:keepNext/>
+              <w:jc w:val="center"/>
+            </w:pPr>
+            <w:r>
+              <w:rPr>
+                <w:rFonts w:ascii="Calibri" w:hAnsi="Calibri"/>
+                <w:sz w:val="20"/>
+              </w:rPr>
+              <w:t xml:space="default">0.35, 1.20</w:t>
+            </w:r>
+          </w:p>
+        </w:tc>
+        <w:tc>
+          <w:tcPr>
+            <w:tcBorders>
+              <w:top w:val="single" w:space="0" w:color="D3D3D3"/>
+              <w:bottom w:val="single" w:space="0" w:color="D3D3D3"/>
+              <w:start w:val="single" w:space="0" w:color="D3D3D3"/>
+              <w:end w:val="single" w:space="0" w:color="D3D3D3"/>
+            </w:tcBorders>
+          </w:tcPr>
+          <w:p>
+            <w:pPr>
+              <w:spacing w:before="0" w:after="60"/>
+              <w:keepNext/>
+              <w:jc w:val="center"/>
+            </w:pPr>
+            <w:r>
+              <w:rPr>
+                <w:rFonts w:ascii="Calibri" w:hAnsi="Calibri"/>
+                <w:sz w:val="20"/>
+              </w:rPr>
+              <w:t xml:space="default">0.2</w:t>
             </w:r>
           </w:p>
         </w:tc>
@@ -10938,79 +10809,79 @@
                 <w:rFonts w:ascii="Calibri" w:hAnsi="Calibri"/>
                 <w:sz w:val="20"/>
               </w:rPr>
-              <w:t xml:space="default">    Yes</w:t>
-            </w:r>
-          </w:p>
-        </w:tc>
-        <w:tc>
-          <w:tcPr>
-            <w:tcBorders>
-              <w:top w:val="single" w:space="0" w:color="D3D3D3"/>
-              <w:bottom w:val="single" w:space="0" w:color="D3D3D3"/>
-              <w:start w:val="single" w:space="0" w:color="D3D3D3"/>
-              <w:end w:val="single" w:space="0" w:color="D3D3D3"/>
-            </w:tcBorders>
-          </w:tcPr>
-          <w:p>
-            <w:pPr>
-              <w:spacing w:before="0" w:after="60"/>
-              <w:keepNext/>
-              <w:jc w:val="center"/>
-            </w:pPr>
-            <w:r>
-              <w:rPr>
-                <w:rFonts w:ascii="Calibri" w:hAnsi="Calibri"/>
-                <w:sz w:val="20"/>
-              </w:rPr>
-              <w:t xml:space="default">4.49</w:t>
-            </w:r>
-          </w:p>
-        </w:tc>
-        <w:tc>
-          <w:tcPr>
-            <w:tcBorders>
-              <w:top w:val="single" w:space="0" w:color="D3D3D3"/>
-              <w:bottom w:val="single" w:space="0" w:color="D3D3D3"/>
-              <w:start w:val="single" w:space="0" w:color="D3D3D3"/>
-              <w:end w:val="single" w:space="0" w:color="D3D3D3"/>
-            </w:tcBorders>
-          </w:tcPr>
-          <w:p>
-            <w:pPr>
-              <w:spacing w:before="0" w:after="60"/>
-              <w:keepNext/>
-              <w:jc w:val="center"/>
-            </w:pPr>
-            <w:r>
-              <w:rPr>
-                <w:rFonts w:ascii="Calibri" w:hAnsi="Calibri"/>
-                <w:sz w:val="20"/>
-              </w:rPr>
-              <w:t xml:space="default">1.75, 11.5</w:t>
-            </w:r>
-          </w:p>
-        </w:tc>
-        <w:tc>
-          <w:tcPr>
-            <w:tcBorders>
-              <w:top w:val="single" w:space="0" w:color="D3D3D3"/>
-              <w:bottom w:val="single" w:space="0" w:color="D3D3D3"/>
-              <w:start w:val="single" w:space="0" w:color="D3D3D3"/>
-              <w:end w:val="single" w:space="0" w:color="D3D3D3"/>
-            </w:tcBorders>
-          </w:tcPr>
-          <w:p>
-            <w:pPr>
-              <w:spacing w:before="0" w:after="60"/>
-              <w:keepNext/>
-              <w:jc w:val="center"/>
-            </w:pPr>
-            <w:r>
-              <w:rPr>
-                <w:rFonts w:ascii="Calibri" w:hAnsi="Calibri"/>
-                <w:sz w:val="20"/>
-              </w:rPr>
-              <w:t xml:space="default">0.002</w:t>
+              <w:t xml:space="default">    Private</w:t>
+            </w:r>
+          </w:p>
+        </w:tc>
+        <w:tc>
+          <w:tcPr>
+            <w:tcBorders>
+              <w:top w:val="single" w:space="0" w:color="D3D3D3"/>
+              <w:bottom w:val="single" w:space="0" w:color="D3D3D3"/>
+              <w:start w:val="single" w:space="0" w:color="D3D3D3"/>
+              <w:end w:val="single" w:space="0" w:color="D3D3D3"/>
+            </w:tcBorders>
+          </w:tcPr>
+          <w:p>
+            <w:pPr>
+              <w:spacing w:before="0" w:after="60"/>
+              <w:keepNext/>
+              <w:jc w:val="center"/>
+            </w:pPr>
+            <w:r>
+              <w:rPr>
+                <w:rFonts w:ascii="Calibri" w:hAnsi="Calibri"/>
+                <w:sz w:val="20"/>
+              </w:rPr>
+              <w:t xml:space="default">0.93</w:t>
+            </w:r>
+          </w:p>
+        </w:tc>
+        <w:tc>
+          <w:tcPr>
+            <w:tcBorders>
+              <w:top w:val="single" w:space="0" w:color="D3D3D3"/>
+              <w:bottom w:val="single" w:space="0" w:color="D3D3D3"/>
+              <w:start w:val="single" w:space="0" w:color="D3D3D3"/>
+              <w:end w:val="single" w:space="0" w:color="D3D3D3"/>
+            </w:tcBorders>
+          </w:tcPr>
+          <w:p>
+            <w:pPr>
+              <w:spacing w:before="0" w:after="60"/>
+              <w:keepNext/>
+              <w:jc w:val="center"/>
+            </w:pPr>
+            <w:r>
+              <w:rPr>
+                <w:rFonts w:ascii="Calibri" w:hAnsi="Calibri"/>
+                <w:sz w:val="20"/>
+              </w:rPr>
+              <w:t xml:space="default">0.65, 1.33</w:t>
+            </w:r>
+          </w:p>
+        </w:tc>
+        <w:tc>
+          <w:tcPr>
+            <w:tcBorders>
+              <w:top w:val="single" w:space="0" w:color="D3D3D3"/>
+              <w:bottom w:val="single" w:space="0" w:color="D3D3D3"/>
+              <w:start w:val="single" w:space="0" w:color="D3D3D3"/>
+              <w:end w:val="single" w:space="0" w:color="D3D3D3"/>
+            </w:tcBorders>
+          </w:tcPr>
+          <w:p>
+            <w:pPr>
+              <w:spacing w:before="0" w:after="60"/>
+              <w:keepNext/>
+              <w:jc w:val="center"/>
+            </w:pPr>
+            <w:r>
+              <w:rPr>
+                <w:rFonts w:ascii="Calibri" w:hAnsi="Calibri"/>
+                <w:sz w:val="20"/>
+              </w:rPr>
+              <w:t xml:space="default">0.7</w:t>
             </w:r>
           </w:p>
         </w:tc>
@@ -11039,7 +10910,7 @@
                 <w:rFonts w:ascii="Calibri" w:hAnsi="Calibri"/>
                 <w:sz w:val="20"/>
               </w:rPr>
-              <w:t xml:space="default">No. of comorbidities</w:t>
+              <w:t xml:space="default">Discharged to Non-Home Setting</w:t>
             </w:r>
           </w:p>
         </w:tc>
@@ -11140,7 +11011,7 @@
                 <w:rFonts w:ascii="Calibri" w:hAnsi="Calibri"/>
                 <w:sz w:val="20"/>
               </w:rPr>
-              <w:t xml:space="default">    One comorbidity</w:t>
+              <w:t xml:space="default">    No</w:t>
             </w:r>
           </w:p>
         </w:tc>
@@ -11241,79 +11112,79 @@
                 <w:rFonts w:ascii="Calibri" w:hAnsi="Calibri"/>
                 <w:sz w:val="20"/>
               </w:rPr>
-              <w:t xml:space="default">    Two or more comorbidities</w:t>
-            </w:r>
-          </w:p>
-        </w:tc>
-        <w:tc>
-          <w:tcPr>
-            <w:tcBorders>
-              <w:top w:val="single" w:space="0" w:color="D3D3D3"/>
-              <w:bottom w:val="single" w:space="0" w:color="D3D3D3"/>
-              <w:start w:val="single" w:space="0" w:color="D3D3D3"/>
-              <w:end w:val="single" w:space="0" w:color="D3D3D3"/>
-            </w:tcBorders>
-          </w:tcPr>
-          <w:p>
-            <w:pPr>
-              <w:spacing w:before="0" w:after="60"/>
-              <w:keepNext/>
-              <w:jc w:val="center"/>
-            </w:pPr>
-            <w:r>
-              <w:rPr>
-                <w:rFonts w:ascii="Calibri" w:hAnsi="Calibri"/>
-                <w:sz w:val="20"/>
-              </w:rPr>
-              <w:t xml:space="default">1.72</w:t>
-            </w:r>
-          </w:p>
-        </w:tc>
-        <w:tc>
-          <w:tcPr>
-            <w:tcBorders>
-              <w:top w:val="single" w:space="0" w:color="D3D3D3"/>
-              <w:bottom w:val="single" w:space="0" w:color="D3D3D3"/>
-              <w:start w:val="single" w:space="0" w:color="D3D3D3"/>
-              <w:end w:val="single" w:space="0" w:color="D3D3D3"/>
-            </w:tcBorders>
-          </w:tcPr>
-          <w:p>
-            <w:pPr>
-              <w:spacing w:before="0" w:after="60"/>
-              <w:keepNext/>
-              <w:jc w:val="center"/>
-            </w:pPr>
-            <w:r>
-              <w:rPr>
-                <w:rFonts w:ascii="Calibri" w:hAnsi="Calibri"/>
-                <w:sz w:val="20"/>
-              </w:rPr>
-              <w:t xml:space="default">0.72, 4.07</w:t>
-            </w:r>
-          </w:p>
-        </w:tc>
-        <w:tc>
-          <w:tcPr>
-            <w:tcBorders>
-              <w:top w:val="single" w:space="0" w:color="D3D3D3"/>
-              <w:bottom w:val="single" w:space="0" w:color="D3D3D3"/>
-              <w:start w:val="single" w:space="0" w:color="D3D3D3"/>
-              <w:end w:val="single" w:space="0" w:color="D3D3D3"/>
-            </w:tcBorders>
-          </w:tcPr>
-          <w:p>
-            <w:pPr>
-              <w:spacing w:before="0" w:after="60"/>
-              <w:keepNext/>
-              <w:jc w:val="center"/>
-            </w:pPr>
-            <w:r>
-              <w:rPr>
-                <w:rFonts w:ascii="Calibri" w:hAnsi="Calibri"/>
-                <w:sz w:val="20"/>
-              </w:rPr>
-              <w:t xml:space="default">0.2</w:t>
+              <w:t xml:space="default">    Yes</w:t>
+            </w:r>
+          </w:p>
+        </w:tc>
+        <w:tc>
+          <w:tcPr>
+            <w:tcBorders>
+              <w:top w:val="single" w:space="0" w:color="D3D3D3"/>
+              <w:bottom w:val="single" w:space="0" w:color="D3D3D3"/>
+              <w:start w:val="single" w:space="0" w:color="D3D3D3"/>
+              <w:end w:val="single" w:space="0" w:color="D3D3D3"/>
+            </w:tcBorders>
+          </w:tcPr>
+          <w:p>
+            <w:pPr>
+              <w:spacing w:before="0" w:after="60"/>
+              <w:keepNext/>
+              <w:jc w:val="center"/>
+            </w:pPr>
+            <w:r>
+              <w:rPr>
+                <w:rFonts w:ascii="Calibri" w:hAnsi="Calibri"/>
+                <w:sz w:val="20"/>
+              </w:rPr>
+              <w:t xml:space="default">4.57</w:t>
+            </w:r>
+          </w:p>
+        </w:tc>
+        <w:tc>
+          <w:tcPr>
+            <w:tcBorders>
+              <w:top w:val="single" w:space="0" w:color="D3D3D3"/>
+              <w:bottom w:val="single" w:space="0" w:color="D3D3D3"/>
+              <w:start w:val="single" w:space="0" w:color="D3D3D3"/>
+              <w:end w:val="single" w:space="0" w:color="D3D3D3"/>
+            </w:tcBorders>
+          </w:tcPr>
+          <w:p>
+            <w:pPr>
+              <w:spacing w:before="0" w:after="60"/>
+              <w:keepNext/>
+              <w:jc w:val="center"/>
+            </w:pPr>
+            <w:r>
+              <w:rPr>
+                <w:rFonts w:ascii="Calibri" w:hAnsi="Calibri"/>
+                <w:sz w:val="20"/>
+              </w:rPr>
+              <w:t xml:space="default">1.78, 11.8</w:t>
+            </w:r>
+          </w:p>
+        </w:tc>
+        <w:tc>
+          <w:tcPr>
+            <w:tcBorders>
+              <w:top w:val="single" w:space="0" w:color="D3D3D3"/>
+              <w:bottom w:val="single" w:space="0" w:color="D3D3D3"/>
+              <w:start w:val="single" w:space="0" w:color="D3D3D3"/>
+              <w:end w:val="single" w:space="0" w:color="D3D3D3"/>
+            </w:tcBorders>
+          </w:tcPr>
+          <w:p>
+            <w:pPr>
+              <w:spacing w:before="0" w:after="60"/>
+              <w:keepNext/>
+              <w:jc w:val="center"/>
+            </w:pPr>
+            <w:r>
+              <w:rPr>
+                <w:rFonts w:ascii="Calibri" w:hAnsi="Calibri"/>
+                <w:sz w:val="20"/>
+              </w:rPr>
+              <w:t xml:space="default">0.002</w:t>
             </w:r>
           </w:p>
         </w:tc>
@@ -11342,79 +11213,79 @@
                 <w:rFonts w:ascii="Calibri" w:hAnsi="Calibri"/>
                 <w:sz w:val="20"/>
               </w:rPr>
-              <w:t xml:space="default">Elixhauser comorbidity index</w:t>
-            </w:r>
-          </w:p>
-        </w:tc>
-        <w:tc>
-          <w:tcPr>
-            <w:tcBorders>
-              <w:top w:val="single" w:space="0" w:color="D3D3D3"/>
-              <w:bottom w:val="single" w:space="0" w:color="D3D3D3"/>
-              <w:start w:val="single" w:space="0" w:color="D3D3D3"/>
-              <w:end w:val="single" w:space="0" w:color="D3D3D3"/>
-            </w:tcBorders>
-          </w:tcPr>
-          <w:p>
-            <w:pPr>
-              <w:spacing w:before="0" w:after="60"/>
-              <w:keepNext/>
-              <w:jc w:val="center"/>
-            </w:pPr>
-            <w:r>
-              <w:rPr>
-                <w:rFonts w:ascii="Calibri" w:hAnsi="Calibri"/>
-                <w:sz w:val="20"/>
-              </w:rPr>
-              <w:t xml:space="default">1.15</w:t>
-            </w:r>
-          </w:p>
-        </w:tc>
-        <w:tc>
-          <w:tcPr>
-            <w:tcBorders>
-              <w:top w:val="single" w:space="0" w:color="D3D3D3"/>
-              <w:bottom w:val="single" w:space="0" w:color="D3D3D3"/>
-              <w:start w:val="single" w:space="0" w:color="D3D3D3"/>
-              <w:end w:val="single" w:space="0" w:color="D3D3D3"/>
-            </w:tcBorders>
-          </w:tcPr>
-          <w:p>
-            <w:pPr>
-              <w:spacing w:before="0" w:after="60"/>
-              <w:keepNext/>
-              <w:jc w:val="center"/>
-            </w:pPr>
-            <w:r>
-              <w:rPr>
-                <w:rFonts w:ascii="Calibri" w:hAnsi="Calibri"/>
-                <w:sz w:val="20"/>
-              </w:rPr>
-              <w:t xml:space="default">0.96, 1.37</w:t>
-            </w:r>
-          </w:p>
-        </w:tc>
-        <w:tc>
-          <w:tcPr>
-            <w:tcBorders>
-              <w:top w:val="single" w:space="0" w:color="D3D3D3"/>
-              <w:bottom w:val="single" w:space="0" w:color="D3D3D3"/>
-              <w:start w:val="single" w:space="0" w:color="D3D3D3"/>
-              <w:end w:val="single" w:space="0" w:color="D3D3D3"/>
-            </w:tcBorders>
-          </w:tcPr>
-          <w:p>
-            <w:pPr>
-              <w:spacing w:before="0" w:after="60"/>
-              <w:keepNext/>
-              <w:jc w:val="center"/>
-            </w:pPr>
-            <w:r>
-              <w:rPr>
-                <w:rFonts w:ascii="Calibri" w:hAnsi="Calibri"/>
-                <w:sz w:val="20"/>
-              </w:rPr>
-              <w:t xml:space="default">0.14</w:t>
+              <w:t xml:space="default">No. of comorbidities</w:t>
+            </w:r>
+          </w:p>
+        </w:tc>
+        <w:tc>
+          <w:tcPr>
+            <w:tcBorders>
+              <w:top w:val="single" w:space="0" w:color="D3D3D3"/>
+              <w:bottom w:val="single" w:space="0" w:color="D3D3D3"/>
+              <w:start w:val="single" w:space="0" w:color="D3D3D3"/>
+              <w:end w:val="single" w:space="0" w:color="D3D3D3"/>
+            </w:tcBorders>
+          </w:tcPr>
+          <w:p>
+            <w:pPr>
+              <w:spacing w:before="0" w:after="60"/>
+              <w:keepNext/>
+              <w:jc w:val="center"/>
+            </w:pPr>
+            <w:r>
+              <w:rPr>
+                <w:rFonts w:ascii="Calibri" w:hAnsi="Calibri"/>
+                <w:sz w:val="20"/>
+              </w:rPr>
+              <w:t xml:space="default"/>
+            </w:r>
+          </w:p>
+        </w:tc>
+        <w:tc>
+          <w:tcPr>
+            <w:tcBorders>
+              <w:top w:val="single" w:space="0" w:color="D3D3D3"/>
+              <w:bottom w:val="single" w:space="0" w:color="D3D3D3"/>
+              <w:start w:val="single" w:space="0" w:color="D3D3D3"/>
+              <w:end w:val="single" w:space="0" w:color="D3D3D3"/>
+            </w:tcBorders>
+          </w:tcPr>
+          <w:p>
+            <w:pPr>
+              <w:spacing w:before="0" w:after="60"/>
+              <w:keepNext/>
+              <w:jc w:val="center"/>
+            </w:pPr>
+            <w:r>
+              <w:rPr>
+                <w:rFonts w:ascii="Calibri" w:hAnsi="Calibri"/>
+                <w:sz w:val="20"/>
+              </w:rPr>
+              <w:t xml:space="default"/>
+            </w:r>
+          </w:p>
+        </w:tc>
+        <w:tc>
+          <w:tcPr>
+            <w:tcBorders>
+              <w:top w:val="single" w:space="0" w:color="D3D3D3"/>
+              <w:bottom w:val="single" w:space="0" w:color="D3D3D3"/>
+              <w:start w:val="single" w:space="0" w:color="D3D3D3"/>
+              <w:end w:val="single" w:space="0" w:color="D3D3D3"/>
+            </w:tcBorders>
+          </w:tcPr>
+          <w:p>
+            <w:pPr>
+              <w:spacing w:before="0" w:after="60"/>
+              <w:keepNext/>
+              <w:jc w:val="center"/>
+            </w:pPr>
+            <w:r>
+              <w:rPr>
+                <w:rFonts w:ascii="Calibri" w:hAnsi="Calibri"/>
+                <w:sz w:val="20"/>
+              </w:rPr>
+              <w:t xml:space="default"/>
             </w:r>
           </w:p>
         </w:tc>
@@ -11443,55 +11314,55 @@
                 <w:rFonts w:ascii="Calibri" w:hAnsi="Calibri"/>
                 <w:sz w:val="20"/>
               </w:rPr>
-              <w:t xml:space="default">Length of stay</w:t>
-            </w:r>
-          </w:p>
-        </w:tc>
-        <w:tc>
-          <w:tcPr>
-            <w:tcBorders>
-              <w:top w:val="single" w:space="0" w:color="D3D3D3"/>
-              <w:bottom w:val="single" w:space="0" w:color="D3D3D3"/>
-              <w:start w:val="single" w:space="0" w:color="D3D3D3"/>
-              <w:end w:val="single" w:space="0" w:color="D3D3D3"/>
-            </w:tcBorders>
-          </w:tcPr>
-          <w:p>
-            <w:pPr>
-              <w:spacing w:before="0" w:after="60"/>
-              <w:keepNext/>
-              <w:jc w:val="center"/>
-            </w:pPr>
-            <w:r>
-              <w:rPr>
-                <w:rFonts w:ascii="Calibri" w:hAnsi="Calibri"/>
-                <w:sz w:val="20"/>
-              </w:rPr>
-              <w:t xml:space="default"/>
-            </w:r>
-          </w:p>
-        </w:tc>
-        <w:tc>
-          <w:tcPr>
-            <w:tcBorders>
-              <w:top w:val="single" w:space="0" w:color="D3D3D3"/>
-              <w:bottom w:val="single" w:space="0" w:color="D3D3D3"/>
-              <w:start w:val="single" w:space="0" w:color="D3D3D3"/>
-              <w:end w:val="single" w:space="0" w:color="D3D3D3"/>
-            </w:tcBorders>
-          </w:tcPr>
-          <w:p>
-            <w:pPr>
-              <w:spacing w:before="0" w:after="60"/>
-              <w:keepNext/>
-              <w:jc w:val="center"/>
-            </w:pPr>
-            <w:r>
-              <w:rPr>
-                <w:rFonts w:ascii="Calibri" w:hAnsi="Calibri"/>
-                <w:sz w:val="20"/>
-              </w:rPr>
-              <w:t xml:space="default"/>
+              <w:t xml:space="default">    One comorbidity</w:t>
+            </w:r>
+          </w:p>
+        </w:tc>
+        <w:tc>
+          <w:tcPr>
+            <w:tcBorders>
+              <w:top w:val="single" w:space="0" w:color="D3D3D3"/>
+              <w:bottom w:val="single" w:space="0" w:color="D3D3D3"/>
+              <w:start w:val="single" w:space="0" w:color="D3D3D3"/>
+              <w:end w:val="single" w:space="0" w:color="D3D3D3"/>
+            </w:tcBorders>
+          </w:tcPr>
+          <w:p>
+            <w:pPr>
+              <w:spacing w:before="0" w:after="60"/>
+              <w:keepNext/>
+              <w:jc w:val="center"/>
+            </w:pPr>
+            <w:r>
+              <w:rPr>
+                <w:rFonts w:ascii="Calibri" w:hAnsi="Calibri"/>
+                <w:sz w:val="20"/>
+              </w:rPr>
+              <w:t xml:space="default">—</w:t>
+            </w:r>
+          </w:p>
+        </w:tc>
+        <w:tc>
+          <w:tcPr>
+            <w:tcBorders>
+              <w:top w:val="single" w:space="0" w:color="D3D3D3"/>
+              <w:bottom w:val="single" w:space="0" w:color="D3D3D3"/>
+              <w:start w:val="single" w:space="0" w:color="D3D3D3"/>
+              <w:end w:val="single" w:space="0" w:color="D3D3D3"/>
+            </w:tcBorders>
+          </w:tcPr>
+          <w:p>
+            <w:pPr>
+              <w:spacing w:before="0" w:after="60"/>
+              <w:keepNext/>
+              <w:jc w:val="center"/>
+            </w:pPr>
+            <w:r>
+              <w:rPr>
+                <w:rFonts w:ascii="Calibri" w:hAnsi="Calibri"/>
+                <w:sz w:val="20"/>
+              </w:rPr>
+              <w:t xml:space="default">—</w:t>
             </w:r>
           </w:p>
         </w:tc>
@@ -11544,79 +11415,79 @@
                 <w:rFonts w:ascii="Calibri" w:hAnsi="Calibri"/>
                 <w:sz w:val="20"/>
               </w:rPr>
-              <w:t xml:space="default">    ≤4</w:t>
-            </w:r>
-          </w:p>
-        </w:tc>
-        <w:tc>
-          <w:tcPr>
-            <w:tcBorders>
-              <w:top w:val="single" w:space="0" w:color="D3D3D3"/>
-              <w:bottom w:val="single" w:space="0" w:color="D3D3D3"/>
-              <w:start w:val="single" w:space="0" w:color="D3D3D3"/>
-              <w:end w:val="single" w:space="0" w:color="D3D3D3"/>
-            </w:tcBorders>
-          </w:tcPr>
-          <w:p>
-            <w:pPr>
-              <w:spacing w:before="0" w:after="60"/>
-              <w:keepNext/>
-              <w:jc w:val="center"/>
-            </w:pPr>
-            <w:r>
-              <w:rPr>
-                <w:rFonts w:ascii="Calibri" w:hAnsi="Calibri"/>
-                <w:sz w:val="20"/>
-              </w:rPr>
-              <w:t xml:space="default">—</w:t>
-            </w:r>
-          </w:p>
-        </w:tc>
-        <w:tc>
-          <w:tcPr>
-            <w:tcBorders>
-              <w:top w:val="single" w:space="0" w:color="D3D3D3"/>
-              <w:bottom w:val="single" w:space="0" w:color="D3D3D3"/>
-              <w:start w:val="single" w:space="0" w:color="D3D3D3"/>
-              <w:end w:val="single" w:space="0" w:color="D3D3D3"/>
-            </w:tcBorders>
-          </w:tcPr>
-          <w:p>
-            <w:pPr>
-              <w:spacing w:before="0" w:after="60"/>
-              <w:keepNext/>
-              <w:jc w:val="center"/>
-            </w:pPr>
-            <w:r>
-              <w:rPr>
-                <w:rFonts w:ascii="Calibri" w:hAnsi="Calibri"/>
-                <w:sz w:val="20"/>
-              </w:rPr>
-              <w:t xml:space="default">—</w:t>
-            </w:r>
-          </w:p>
-        </w:tc>
-        <w:tc>
-          <w:tcPr>
-            <w:tcBorders>
-              <w:top w:val="single" w:space="0" w:color="D3D3D3"/>
-              <w:bottom w:val="single" w:space="0" w:color="D3D3D3"/>
-              <w:start w:val="single" w:space="0" w:color="D3D3D3"/>
-              <w:end w:val="single" w:space="0" w:color="D3D3D3"/>
-            </w:tcBorders>
-          </w:tcPr>
-          <w:p>
-            <w:pPr>
-              <w:spacing w:before="0" w:after="60"/>
-              <w:keepNext/>
-              <w:jc w:val="center"/>
-            </w:pPr>
-            <w:r>
-              <w:rPr>
-                <w:rFonts w:ascii="Calibri" w:hAnsi="Calibri"/>
-                <w:sz w:val="20"/>
-              </w:rPr>
-              <w:t xml:space="default"/>
+              <w:t xml:space="default">    Two or more comorbidities</w:t>
+            </w:r>
+          </w:p>
+        </w:tc>
+        <w:tc>
+          <w:tcPr>
+            <w:tcBorders>
+              <w:top w:val="single" w:space="0" w:color="D3D3D3"/>
+              <w:bottom w:val="single" w:space="0" w:color="D3D3D3"/>
+              <w:start w:val="single" w:space="0" w:color="D3D3D3"/>
+              <w:end w:val="single" w:space="0" w:color="D3D3D3"/>
+            </w:tcBorders>
+          </w:tcPr>
+          <w:p>
+            <w:pPr>
+              <w:spacing w:before="0" w:after="60"/>
+              <w:keepNext/>
+              <w:jc w:val="center"/>
+            </w:pPr>
+            <w:r>
+              <w:rPr>
+                <w:rFonts w:ascii="Calibri" w:hAnsi="Calibri"/>
+                <w:sz w:val="20"/>
+              </w:rPr>
+              <w:t xml:space="default">1.64</w:t>
+            </w:r>
+          </w:p>
+        </w:tc>
+        <w:tc>
+          <w:tcPr>
+            <w:tcBorders>
+              <w:top w:val="single" w:space="0" w:color="D3D3D3"/>
+              <w:bottom w:val="single" w:space="0" w:color="D3D3D3"/>
+              <w:start w:val="single" w:space="0" w:color="D3D3D3"/>
+              <w:end w:val="single" w:space="0" w:color="D3D3D3"/>
+            </w:tcBorders>
+          </w:tcPr>
+          <w:p>
+            <w:pPr>
+              <w:spacing w:before="0" w:after="60"/>
+              <w:keepNext/>
+              <w:jc w:val="center"/>
+            </w:pPr>
+            <w:r>
+              <w:rPr>
+                <w:rFonts w:ascii="Calibri" w:hAnsi="Calibri"/>
+                <w:sz w:val="20"/>
+              </w:rPr>
+              <w:t xml:space="default">0.68, 3.97</w:t>
+            </w:r>
+          </w:p>
+        </w:tc>
+        <w:tc>
+          <w:tcPr>
+            <w:tcBorders>
+              <w:top w:val="single" w:space="0" w:color="D3D3D3"/>
+              <w:bottom w:val="single" w:space="0" w:color="D3D3D3"/>
+              <w:start w:val="single" w:space="0" w:color="D3D3D3"/>
+              <w:end w:val="single" w:space="0" w:color="D3D3D3"/>
+            </w:tcBorders>
+          </w:tcPr>
+          <w:p>
+            <w:pPr>
+              <w:spacing w:before="0" w:after="60"/>
+              <w:keepNext/>
+              <w:jc w:val="center"/>
+            </w:pPr>
+            <w:r>
+              <w:rPr>
+                <w:rFonts w:ascii="Calibri" w:hAnsi="Calibri"/>
+                <w:sz w:val="20"/>
+              </w:rPr>
+              <w:t xml:space="default">0.3</w:t>
             </w:r>
           </w:p>
         </w:tc>
@@ -11645,79 +11516,79 @@
                 <w:rFonts w:ascii="Calibri" w:hAnsi="Calibri"/>
                 <w:sz w:val="20"/>
               </w:rPr>
-              <w:t xml:space="default">    &gt;4</w:t>
-            </w:r>
-          </w:p>
-        </w:tc>
-        <w:tc>
-          <w:tcPr>
-            <w:tcBorders>
-              <w:top w:val="single" w:space="0" w:color="D3D3D3"/>
-              <w:bottom w:val="single" w:space="0" w:color="D3D3D3"/>
-              <w:start w:val="single" w:space="0" w:color="D3D3D3"/>
-              <w:end w:val="single" w:space="0" w:color="D3D3D3"/>
-            </w:tcBorders>
-          </w:tcPr>
-          <w:p>
-            <w:pPr>
-              <w:spacing w:before="0" w:after="60"/>
-              <w:keepNext/>
-              <w:jc w:val="center"/>
-            </w:pPr>
-            <w:r>
-              <w:rPr>
-                <w:rFonts w:ascii="Calibri" w:hAnsi="Calibri"/>
-                <w:sz w:val="20"/>
-              </w:rPr>
-              <w:t xml:space="default">1.91</w:t>
-            </w:r>
-          </w:p>
-        </w:tc>
-        <w:tc>
-          <w:tcPr>
-            <w:tcBorders>
-              <w:top w:val="single" w:space="0" w:color="D3D3D3"/>
-              <w:bottom w:val="single" w:space="0" w:color="D3D3D3"/>
-              <w:start w:val="single" w:space="0" w:color="D3D3D3"/>
-              <w:end w:val="single" w:space="0" w:color="D3D3D3"/>
-            </w:tcBorders>
-          </w:tcPr>
-          <w:p>
-            <w:pPr>
-              <w:spacing w:before="0" w:after="60"/>
-              <w:keepNext/>
-              <w:jc w:val="center"/>
-            </w:pPr>
-            <w:r>
-              <w:rPr>
-                <w:rFonts w:ascii="Calibri" w:hAnsi="Calibri"/>
-                <w:sz w:val="20"/>
-              </w:rPr>
-              <w:t xml:space="default">1.29, 2.84</w:t>
-            </w:r>
-          </w:p>
-        </w:tc>
-        <w:tc>
-          <w:tcPr>
-            <w:tcBorders>
-              <w:top w:val="single" w:space="0" w:color="D3D3D3"/>
-              <w:bottom w:val="single" w:space="0" w:color="D3D3D3"/>
-              <w:start w:val="single" w:space="0" w:color="D3D3D3"/>
-              <w:end w:val="single" w:space="0" w:color="D3D3D3"/>
-            </w:tcBorders>
-          </w:tcPr>
-          <w:p>
-            <w:pPr>
-              <w:spacing w:before="0" w:after="60"/>
-              <w:keepNext/>
-              <w:jc w:val="center"/>
-            </w:pPr>
-            <w:r>
-              <w:rPr>
-                <w:rFonts w:ascii="Calibri" w:hAnsi="Calibri"/>
-                <w:sz w:val="20"/>
-              </w:rPr>
-              <w:t xml:space="default">0.001</w:t>
+              <w:t xml:space="default">Elixhauser comorbidity index</w:t>
+            </w:r>
+          </w:p>
+        </w:tc>
+        <w:tc>
+          <w:tcPr>
+            <w:tcBorders>
+              <w:top w:val="single" w:space="0" w:color="D3D3D3"/>
+              <w:bottom w:val="single" w:space="0" w:color="D3D3D3"/>
+              <w:start w:val="single" w:space="0" w:color="D3D3D3"/>
+              <w:end w:val="single" w:space="0" w:color="D3D3D3"/>
+            </w:tcBorders>
+          </w:tcPr>
+          <w:p>
+            <w:pPr>
+              <w:spacing w:before="0" w:after="60"/>
+              <w:keepNext/>
+              <w:jc w:val="center"/>
+            </w:pPr>
+            <w:r>
+              <w:rPr>
+                <w:rFonts w:ascii="Calibri" w:hAnsi="Calibri"/>
+                <w:sz w:val="20"/>
+              </w:rPr>
+              <w:t xml:space="default">1.11</w:t>
+            </w:r>
+          </w:p>
+        </w:tc>
+        <w:tc>
+          <w:tcPr>
+            <w:tcBorders>
+              <w:top w:val="single" w:space="0" w:color="D3D3D3"/>
+              <w:bottom w:val="single" w:space="0" w:color="D3D3D3"/>
+              <w:start w:val="single" w:space="0" w:color="D3D3D3"/>
+              <w:end w:val="single" w:space="0" w:color="D3D3D3"/>
+            </w:tcBorders>
+          </w:tcPr>
+          <w:p>
+            <w:pPr>
+              <w:spacing w:before="0" w:after="60"/>
+              <w:keepNext/>
+              <w:jc w:val="center"/>
+            </w:pPr>
+            <w:r>
+              <w:rPr>
+                <w:rFonts w:ascii="Calibri" w:hAnsi="Calibri"/>
+                <w:sz w:val="20"/>
+              </w:rPr>
+              <w:t xml:space="default">0.92, 1.33</w:t>
+            </w:r>
+          </w:p>
+        </w:tc>
+        <w:tc>
+          <w:tcPr>
+            <w:tcBorders>
+              <w:top w:val="single" w:space="0" w:color="D3D3D3"/>
+              <w:bottom w:val="single" w:space="0" w:color="D3D3D3"/>
+              <w:start w:val="single" w:space="0" w:color="D3D3D3"/>
+              <w:end w:val="single" w:space="0" w:color="D3D3D3"/>
+            </w:tcBorders>
+          </w:tcPr>
+          <w:p>
+            <w:pPr>
+              <w:spacing w:before="0" w:after="60"/>
+              <w:keepNext/>
+              <w:jc w:val="center"/>
+            </w:pPr>
+            <w:r>
+              <w:rPr>
+                <w:rFonts w:ascii="Calibri" w:hAnsi="Calibri"/>
+                <w:sz w:val="20"/>
+              </w:rPr>
+              <w:t xml:space="default">0.3</w:t>
             </w:r>
           </w:p>
         </w:tc>
@@ -11728,6 +11599,309 @@
         </w:trPr>
         <w:tc>
           <w:tcPr>
+            <w:tcBorders>
+              <w:top w:val="single" w:space="0" w:color="D3D3D3"/>
+              <w:bottom w:val="single" w:space="0" w:color="D3D3D3"/>
+              <w:start w:val="single" w:space="0" w:color="D3D3D3"/>
+              <w:end w:val="single" w:space="0" w:color="D3D3D3"/>
+            </w:tcBorders>
+          </w:tcPr>
+          <w:p>
+            <w:pPr>
+              <w:spacing w:before="0" w:after="60"/>
+              <w:keepNext/>
+              <w:jc w:val="start"/>
+            </w:pPr>
+            <w:r>
+              <w:rPr>
+                <w:rFonts w:ascii="Calibri" w:hAnsi="Calibri"/>
+                <w:sz w:val="20"/>
+              </w:rPr>
+              <w:t xml:space="default">Length of stay</w:t>
+            </w:r>
+          </w:p>
+        </w:tc>
+        <w:tc>
+          <w:tcPr>
+            <w:tcBorders>
+              <w:top w:val="single" w:space="0" w:color="D3D3D3"/>
+              <w:bottom w:val="single" w:space="0" w:color="D3D3D3"/>
+              <w:start w:val="single" w:space="0" w:color="D3D3D3"/>
+              <w:end w:val="single" w:space="0" w:color="D3D3D3"/>
+            </w:tcBorders>
+          </w:tcPr>
+          <w:p>
+            <w:pPr>
+              <w:spacing w:before="0" w:after="60"/>
+              <w:keepNext/>
+              <w:jc w:val="center"/>
+            </w:pPr>
+            <w:r>
+              <w:rPr>
+                <w:rFonts w:ascii="Calibri" w:hAnsi="Calibri"/>
+                <w:sz w:val="20"/>
+              </w:rPr>
+              <w:t xml:space="default"/>
+            </w:r>
+          </w:p>
+        </w:tc>
+        <w:tc>
+          <w:tcPr>
+            <w:tcBorders>
+              <w:top w:val="single" w:space="0" w:color="D3D3D3"/>
+              <w:bottom w:val="single" w:space="0" w:color="D3D3D3"/>
+              <w:start w:val="single" w:space="0" w:color="D3D3D3"/>
+              <w:end w:val="single" w:space="0" w:color="D3D3D3"/>
+            </w:tcBorders>
+          </w:tcPr>
+          <w:p>
+            <w:pPr>
+              <w:spacing w:before="0" w:after="60"/>
+              <w:keepNext/>
+              <w:jc w:val="center"/>
+            </w:pPr>
+            <w:r>
+              <w:rPr>
+                <w:rFonts w:ascii="Calibri" w:hAnsi="Calibri"/>
+                <w:sz w:val="20"/>
+              </w:rPr>
+              <w:t xml:space="default"/>
+            </w:r>
+          </w:p>
+        </w:tc>
+        <w:tc>
+          <w:tcPr>
+            <w:tcBorders>
+              <w:top w:val="single" w:space="0" w:color="D3D3D3"/>
+              <w:bottom w:val="single" w:space="0" w:color="D3D3D3"/>
+              <w:start w:val="single" w:space="0" w:color="D3D3D3"/>
+              <w:end w:val="single" w:space="0" w:color="D3D3D3"/>
+            </w:tcBorders>
+          </w:tcPr>
+          <w:p>
+            <w:pPr>
+              <w:spacing w:before="0" w:after="60"/>
+              <w:keepNext/>
+              <w:jc w:val="center"/>
+            </w:pPr>
+            <w:r>
+              <w:rPr>
+                <w:rFonts w:ascii="Calibri" w:hAnsi="Calibri"/>
+                <w:sz w:val="20"/>
+              </w:rPr>
+              <w:t xml:space="default"/>
+            </w:r>
+          </w:p>
+        </w:tc>
+      </w:tr>
+      <w:tr>
+        <w:trPr>
+          <w:cantSplit/>
+        </w:trPr>
+        <w:tc>
+          <w:tcPr>
+            <w:tcBorders>
+              <w:top w:val="single" w:space="0" w:color="D3D3D3"/>
+              <w:bottom w:val="single" w:space="0" w:color="D3D3D3"/>
+              <w:start w:val="single" w:space="0" w:color="D3D3D3"/>
+              <w:end w:val="single" w:space="0" w:color="D3D3D3"/>
+            </w:tcBorders>
+          </w:tcPr>
+          <w:p>
+            <w:pPr>
+              <w:spacing w:before="0" w:after="60"/>
+              <w:keepNext/>
+              <w:jc w:val="start"/>
+            </w:pPr>
+            <w:r>
+              <w:rPr>
+                <w:rFonts w:ascii="Calibri" w:hAnsi="Calibri"/>
+                <w:sz w:val="20"/>
+              </w:rPr>
+              <w:t xml:space="default">    ≤4</w:t>
+            </w:r>
+          </w:p>
+        </w:tc>
+        <w:tc>
+          <w:tcPr>
+            <w:tcBorders>
+              <w:top w:val="single" w:space="0" w:color="D3D3D3"/>
+              <w:bottom w:val="single" w:space="0" w:color="D3D3D3"/>
+              <w:start w:val="single" w:space="0" w:color="D3D3D3"/>
+              <w:end w:val="single" w:space="0" w:color="D3D3D3"/>
+            </w:tcBorders>
+          </w:tcPr>
+          <w:p>
+            <w:pPr>
+              <w:spacing w:before="0" w:after="60"/>
+              <w:keepNext/>
+              <w:jc w:val="center"/>
+            </w:pPr>
+            <w:r>
+              <w:rPr>
+                <w:rFonts w:ascii="Calibri" w:hAnsi="Calibri"/>
+                <w:sz w:val="20"/>
+              </w:rPr>
+              <w:t xml:space="default">—</w:t>
+            </w:r>
+          </w:p>
+        </w:tc>
+        <w:tc>
+          <w:tcPr>
+            <w:tcBorders>
+              <w:top w:val="single" w:space="0" w:color="D3D3D3"/>
+              <w:bottom w:val="single" w:space="0" w:color="D3D3D3"/>
+              <w:start w:val="single" w:space="0" w:color="D3D3D3"/>
+              <w:end w:val="single" w:space="0" w:color="D3D3D3"/>
+            </w:tcBorders>
+          </w:tcPr>
+          <w:p>
+            <w:pPr>
+              <w:spacing w:before="0" w:after="60"/>
+              <w:keepNext/>
+              <w:jc w:val="center"/>
+            </w:pPr>
+            <w:r>
+              <w:rPr>
+                <w:rFonts w:ascii="Calibri" w:hAnsi="Calibri"/>
+                <w:sz w:val="20"/>
+              </w:rPr>
+              <w:t xml:space="default">—</w:t>
+            </w:r>
+          </w:p>
+        </w:tc>
+        <w:tc>
+          <w:tcPr>
+            <w:tcBorders>
+              <w:top w:val="single" w:space="0" w:color="D3D3D3"/>
+              <w:bottom w:val="single" w:space="0" w:color="D3D3D3"/>
+              <w:start w:val="single" w:space="0" w:color="D3D3D3"/>
+              <w:end w:val="single" w:space="0" w:color="D3D3D3"/>
+            </w:tcBorders>
+          </w:tcPr>
+          <w:p>
+            <w:pPr>
+              <w:spacing w:before="0" w:after="60"/>
+              <w:keepNext/>
+              <w:jc w:val="center"/>
+            </w:pPr>
+            <w:r>
+              <w:rPr>
+                <w:rFonts w:ascii="Calibri" w:hAnsi="Calibri"/>
+                <w:sz w:val="20"/>
+              </w:rPr>
+              <w:t xml:space="default"/>
+            </w:r>
+          </w:p>
+        </w:tc>
+      </w:tr>
+      <w:tr>
+        <w:trPr>
+          <w:cantSplit/>
+        </w:trPr>
+        <w:tc>
+          <w:tcPr>
+            <w:tcBorders>
+              <w:top w:val="single" w:space="0" w:color="D3D3D3"/>
+              <w:bottom w:val="single" w:space="0" w:color="D3D3D3"/>
+              <w:start w:val="single" w:space="0" w:color="D3D3D3"/>
+              <w:end w:val="single" w:space="0" w:color="D3D3D3"/>
+            </w:tcBorders>
+          </w:tcPr>
+          <w:p>
+            <w:pPr>
+              <w:spacing w:before="0" w:after="60"/>
+              <w:keepNext/>
+              <w:jc w:val="start"/>
+            </w:pPr>
+            <w:r>
+              <w:rPr>
+                <w:rFonts w:ascii="Calibri" w:hAnsi="Calibri"/>
+                <w:sz w:val="20"/>
+              </w:rPr>
+              <w:t xml:space="default">    &gt;4</w:t>
+            </w:r>
+          </w:p>
+        </w:tc>
+        <w:tc>
+          <w:tcPr>
+            <w:tcBorders>
+              <w:top w:val="single" w:space="0" w:color="D3D3D3"/>
+              <w:bottom w:val="single" w:space="0" w:color="D3D3D3"/>
+              <w:start w:val="single" w:space="0" w:color="D3D3D3"/>
+              <w:end w:val="single" w:space="0" w:color="D3D3D3"/>
+            </w:tcBorders>
+          </w:tcPr>
+          <w:p>
+            <w:pPr>
+              <w:spacing w:before="0" w:after="60"/>
+              <w:keepNext/>
+              <w:jc w:val="center"/>
+            </w:pPr>
+            <w:r>
+              <w:rPr>
+                <w:rFonts w:ascii="Calibri" w:hAnsi="Calibri"/>
+                <w:sz w:val="20"/>
+              </w:rPr>
+              <w:t xml:space="default">1.82</w:t>
+            </w:r>
+          </w:p>
+        </w:tc>
+        <w:tc>
+          <w:tcPr>
+            <w:tcBorders>
+              <w:top w:val="single" w:space="0" w:color="D3D3D3"/>
+              <w:bottom w:val="single" w:space="0" w:color="D3D3D3"/>
+              <w:start w:val="single" w:space="0" w:color="D3D3D3"/>
+              <w:end w:val="single" w:space="0" w:color="D3D3D3"/>
+            </w:tcBorders>
+          </w:tcPr>
+          <w:p>
+            <w:pPr>
+              <w:spacing w:before="0" w:after="60"/>
+              <w:keepNext/>
+              <w:jc w:val="center"/>
+            </w:pPr>
+            <w:r>
+              <w:rPr>
+                <w:rFonts w:ascii="Calibri" w:hAnsi="Calibri"/>
+                <w:sz w:val="20"/>
+              </w:rPr>
+              <w:t xml:space="default">1.22, 2.72</w:t>
+            </w:r>
+          </w:p>
+        </w:tc>
+        <w:tc>
+          <w:tcPr>
+            <w:tcBorders>
+              <w:top w:val="single" w:space="0" w:color="D3D3D3"/>
+              <w:bottom w:val="single" w:space="0" w:color="D3D3D3"/>
+              <w:start w:val="single" w:space="0" w:color="D3D3D3"/>
+              <w:end w:val="single" w:space="0" w:color="D3D3D3"/>
+            </w:tcBorders>
+          </w:tcPr>
+          <w:p>
+            <w:pPr>
+              <w:spacing w:before="0" w:after="60"/>
+              <w:keepNext/>
+              <w:jc w:val="center"/>
+            </w:pPr>
+            <w:r>
+              <w:rPr>
+                <w:rFonts w:ascii="Calibri" w:hAnsi="Calibri"/>
+                <w:sz w:val="20"/>
+              </w:rPr>
+              <w:t xml:space="default">0.003</w:t>
+            </w:r>
+          </w:p>
+        </w:tc>
+      </w:tr>
+      <w:tr>
+        <w:trPr>
+          <w:cantSplit/>
+        </w:trPr>
+        <w:tc>
+          <w:tcPr>
             <w:gridSpan w:val="4"/>
           </w:tcPr>
           <w:p>
@@ -11746,8 +11920,8 @@
         </w:tc>
       </w:tr>
     </w:tbl>
+    <w:bookmarkEnd w:id="28"/>
     <w:bookmarkEnd w:id="29"/>
-    <w:bookmarkEnd w:id="30"/>
     <w:sectPr>
       <w:footnotePr>
         <w:numRestart w:val="eachSect"/>
@@ -12119,39 +12293,6 @@
     <w:abstractNumId w:val="991"/>
   </w:num>
   <w:num w:numId="1024">
-    <w:abstractNumId w:val="991"/>
-  </w:num>
-  <w:num w:numId="1025">
-    <w:abstractNumId w:val="99411"/>
-    <w:lvlOverride w:ilvl="0">
-      <w:startOverride w:val="1"/>
-    </w:lvlOverride>
-    <w:lvlOverride w:ilvl="1">
-      <w:startOverride w:val="1"/>
-    </w:lvlOverride>
-    <w:lvlOverride w:ilvl="2">
-      <w:startOverride w:val="1"/>
-    </w:lvlOverride>
-    <w:lvlOverride w:ilvl="3">
-      <w:startOverride w:val="1"/>
-    </w:lvlOverride>
-    <w:lvlOverride w:ilvl="4">
-      <w:startOverride w:val="1"/>
-    </w:lvlOverride>
-    <w:lvlOverride w:ilvl="5">
-      <w:startOverride w:val="1"/>
-    </w:lvlOverride>
-    <w:lvlOverride w:ilvl="6">
-      <w:startOverride w:val="1"/>
-    </w:lvlOverride>
-    <w:lvlOverride w:ilvl="7">
-      <w:startOverride w:val="1"/>
-    </w:lvlOverride>
-    <w:lvlOverride w:ilvl="8">
-      <w:startOverride w:val="1"/>
-    </w:lvlOverride>
-  </w:num>
-  <w:num w:numId="1026">
     <w:abstractNumId w:val="99411"/>
     <w:lvlOverride w:ilvl="0">
       <w:startOverride w:val="1"/>

--- a/docs/quarto/index.docx
+++ b/docs/quarto/index.docx
@@ -172,30 +172,7 @@
         </w:numPr>
       </w:pPr>
       <w:r>
-        <w:t xml:space="preserve">AECOPD diagnosis:</w:t>
-      </w:r>
-    </w:p>
-    <w:p>
-      <w:pPr>
-        <w:numPr>
-          <w:ilvl w:val="2"/>
-          <w:numId w:val="1004"/>
-        </w:numPr>
-      </w:pPr>
-      <w:r>
-        <w:t xml:space="preserve">Principal diagnosis of asthma based on specific ICD-10-CM codes:</w:t>
-      </w:r>
-    </w:p>
-    <w:p>
-      <w:pPr>
-        <w:pStyle w:val="Compact"/>
-        <w:numPr>
-          <w:ilvl w:val="3"/>
-          <w:numId w:val="1005"/>
-        </w:numPr>
-      </w:pPr>
-      <w:r>
-        <w:t xml:space="preserve">`J45’</w:t>
+        <w:t xml:space="preserve">Principal diagnosis of asthma based on specific ICD-10-CM code `J45’</w:t>
       </w:r>
     </w:p>
     <w:p>
@@ -261,7 +238,7 @@
       <w:pPr>
         <w:numPr>
           <w:ilvl w:val="1"/>
-          <w:numId w:val="1006"/>
+          <w:numId w:val="1004"/>
         </w:numPr>
       </w:pPr>
       <w:r>
@@ -273,7 +250,7 @@
         <w:pStyle w:val="Compact"/>
         <w:numPr>
           <w:ilvl w:val="2"/>
-          <w:numId w:val="1007"/>
+          <w:numId w:val="1005"/>
         </w:numPr>
       </w:pPr>
       <w:r>
@@ -284,7 +261,7 @@
       <w:pPr>
         <w:numPr>
           <w:ilvl w:val="1"/>
-          <w:numId w:val="1006"/>
+          <w:numId w:val="1004"/>
         </w:numPr>
       </w:pPr>
       <w:r>
@@ -295,7 +272,18 @@
       <w:pPr>
         <w:numPr>
           <w:ilvl w:val="2"/>
-          <w:numId w:val="1008"/>
+          <w:numId w:val="1006"/>
+        </w:numPr>
+      </w:pPr>
+      <w:r>
+        <w:t xml:space="preserve">In-hospital mortality (binary)</w:t>
+      </w:r>
+    </w:p>
+    <w:p>
+      <w:pPr>
+        <w:numPr>
+          <w:ilvl w:val="2"/>
+          <w:numId w:val="1006"/>
         </w:numPr>
       </w:pPr>
       <w:r>
@@ -306,7 +294,7 @@
       <w:pPr>
         <w:numPr>
           <w:ilvl w:val="2"/>
-          <w:numId w:val="1008"/>
+          <w:numId w:val="1006"/>
         </w:numPr>
       </w:pPr>
       <w:r>
@@ -317,7 +305,7 @@
       <w:pPr>
         <w:numPr>
           <w:ilvl w:val="2"/>
-          <w:numId w:val="1008"/>
+          <w:numId w:val="1006"/>
         </w:numPr>
       </w:pPr>
       <w:r>
@@ -328,7 +316,7 @@
       <w:pPr>
         <w:numPr>
           <w:ilvl w:val="1"/>
-          <w:numId w:val="1006"/>
+          <w:numId w:val="1004"/>
         </w:numPr>
       </w:pPr>
       <w:r>
@@ -339,7 +327,18 @@
       <w:pPr>
         <w:numPr>
           <w:ilvl w:val="2"/>
-          <w:numId w:val="1009"/>
+          <w:numId w:val="1007"/>
+        </w:numPr>
+      </w:pPr>
+      <w:r>
+        <w:t xml:space="preserve">In-hospital mortality (binary)</w:t>
+      </w:r>
+    </w:p>
+    <w:p>
+      <w:pPr>
+        <w:numPr>
+          <w:ilvl w:val="2"/>
+          <w:numId w:val="1007"/>
         </w:numPr>
       </w:pPr>
       <w:r>
@@ -350,7 +349,7 @@
       <w:pPr>
         <w:numPr>
           <w:ilvl w:val="2"/>
-          <w:numId w:val="1009"/>
+          <w:numId w:val="1007"/>
         </w:numPr>
       </w:pPr>
       <w:r>
@@ -361,7 +360,7 @@
       <w:pPr>
         <w:numPr>
           <w:ilvl w:val="2"/>
-          <w:numId w:val="1009"/>
+          <w:numId w:val="1007"/>
         </w:numPr>
       </w:pPr>
       <w:r>
@@ -387,7 +386,7 @@
       <w:pPr>
         <w:numPr>
           <w:ilvl w:val="1"/>
-          <w:numId w:val="1010"/>
+          <w:numId w:val="1008"/>
         </w:numPr>
       </w:pPr>
       <w:r>
@@ -398,7 +397,7 @@
       <w:pPr>
         <w:numPr>
           <w:ilvl w:val="2"/>
-          <w:numId w:val="1011"/>
+          <w:numId w:val="1009"/>
         </w:numPr>
       </w:pPr>
       <w:r>
@@ -409,18 +408,41 @@
       <w:pPr>
         <w:numPr>
           <w:ilvl w:val="2"/>
-          <w:numId w:val="1011"/>
+          <w:numId w:val="1009"/>
         </w:numPr>
       </w:pPr>
       <w:r>
-        <w:t xml:space="preserve">Trauma-related hospitalizations were excluded only from the readmission pool to avoid unrelated admissions.</w:t>
+        <w:t xml:space="preserve">Trauma-related hospitalizations were excluded only from the readmission pool to avoid injury-related returns.</w:t>
       </w:r>
     </w:p>
     <w:p>
       <w:pPr>
         <w:numPr>
           <w:ilvl w:val="1"/>
+          <w:numId w:val="1008"/>
+        </w:numPr>
+      </w:pPr>
+      <w:r>
+        <w:t xml:space="preserve">Mortality:</w:t>
+      </w:r>
+    </w:p>
+    <w:p>
+      <w:pPr>
+        <w:pStyle w:val="Compact"/>
+        <w:numPr>
+          <w:ilvl w:val="2"/>
           <w:numId w:val="1010"/>
+        </w:numPr>
+      </w:pPr>
+      <w:r>
+        <w:t xml:space="preserve">In-hospital death recorded during index or readmission (DIED = 1)</w:t>
+      </w:r>
+    </w:p>
+    <w:p>
+      <w:pPr>
+        <w:numPr>
+          <w:ilvl w:val="1"/>
+          <w:numId w:val="1008"/>
         </w:numPr>
       </w:pPr>
       <w:r>
@@ -432,7 +454,7 @@
         <w:pStyle w:val="Compact"/>
         <w:numPr>
           <w:ilvl w:val="2"/>
-          <w:numId w:val="1012"/>
+          <w:numId w:val="1011"/>
         </w:numPr>
       </w:pPr>
       <w:r>
@@ -443,7 +465,7 @@
       <w:pPr>
         <w:numPr>
           <w:ilvl w:val="1"/>
-          <w:numId w:val="1010"/>
+          <w:numId w:val="1008"/>
         </w:numPr>
       </w:pPr>
       <w:r>
@@ -455,7 +477,7 @@
         <w:pStyle w:val="Compact"/>
         <w:numPr>
           <w:ilvl w:val="2"/>
-          <w:numId w:val="1013"/>
+          <w:numId w:val="1012"/>
         </w:numPr>
       </w:pPr>
       <w:r>
@@ -481,7 +503,7 @@
       <w:pPr>
         <w:numPr>
           <w:ilvl w:val="1"/>
-          <w:numId w:val="1014"/>
+          <w:numId w:val="1013"/>
         </w:numPr>
       </w:pPr>
       <w:r>
@@ -492,7 +514,7 @@
       <w:pPr>
         <w:numPr>
           <w:ilvl w:val="2"/>
-          <w:numId w:val="1015"/>
+          <w:numId w:val="1014"/>
         </w:numPr>
       </w:pPr>
       <w:r>
@@ -503,7 +525,7 @@
       <w:pPr>
         <w:numPr>
           <w:ilvl w:val="2"/>
-          <w:numId w:val="1015"/>
+          <w:numId w:val="1014"/>
         </w:numPr>
       </w:pPr>
       <w:r>
@@ -514,7 +536,7 @@
       <w:pPr>
         <w:numPr>
           <w:ilvl w:val="2"/>
-          <w:numId w:val="1015"/>
+          <w:numId w:val="1014"/>
         </w:numPr>
       </w:pPr>
       <w:r>
@@ -525,7 +547,7 @@
       <w:pPr>
         <w:numPr>
           <w:ilvl w:val="2"/>
-          <w:numId w:val="1015"/>
+          <w:numId w:val="1014"/>
         </w:numPr>
       </w:pPr>
       <w:r>
@@ -536,7 +558,7 @@
       <w:pPr>
         <w:numPr>
           <w:ilvl w:val="1"/>
-          <w:numId w:val="1014"/>
+          <w:numId w:val="1013"/>
         </w:numPr>
       </w:pPr>
       <w:r>
@@ -547,7 +569,7 @@
       <w:pPr>
         <w:numPr>
           <w:ilvl w:val="2"/>
-          <w:numId w:val="1016"/>
+          <w:numId w:val="1015"/>
         </w:numPr>
       </w:pPr>
       <w:r>
@@ -558,7 +580,7 @@
       <w:pPr>
         <w:numPr>
           <w:ilvl w:val="2"/>
-          <w:numId w:val="1016"/>
+          <w:numId w:val="1015"/>
         </w:numPr>
       </w:pPr>
       <w:r>
@@ -569,7 +591,7 @@
       <w:pPr>
         <w:numPr>
           <w:ilvl w:val="1"/>
-          <w:numId w:val="1014"/>
+          <w:numId w:val="1013"/>
         </w:numPr>
       </w:pPr>
       <w:r>
@@ -580,7 +602,7 @@
       <w:pPr>
         <w:numPr>
           <w:ilvl w:val="2"/>
-          <w:numId w:val="1017"/>
+          <w:numId w:val="1016"/>
         </w:numPr>
       </w:pPr>
       <w:r>
@@ -591,7 +613,7 @@
       <w:pPr>
         <w:numPr>
           <w:ilvl w:val="2"/>
-          <w:numId w:val="1017"/>
+          <w:numId w:val="1016"/>
         </w:numPr>
       </w:pPr>
       <w:r>
@@ -602,7 +624,7 @@
       <w:pPr>
         <w:numPr>
           <w:ilvl w:val="2"/>
-          <w:numId w:val="1017"/>
+          <w:numId w:val="1016"/>
         </w:numPr>
       </w:pPr>
       <w:r>
@@ -613,7 +635,7 @@
       <w:pPr>
         <w:numPr>
           <w:ilvl w:val="1"/>
-          <w:numId w:val="1014"/>
+          <w:numId w:val="1013"/>
         </w:numPr>
       </w:pPr>
       <w:r>
@@ -624,7 +646,7 @@
       <w:pPr>
         <w:numPr>
           <w:ilvl w:val="2"/>
-          <w:numId w:val="1018"/>
+          <w:numId w:val="1017"/>
         </w:numPr>
       </w:pPr>
       <w:r>
@@ -635,7 +657,7 @@
       <w:pPr>
         <w:numPr>
           <w:ilvl w:val="2"/>
-          <w:numId w:val="1018"/>
+          <w:numId w:val="1017"/>
         </w:numPr>
       </w:pPr>
       <w:r>
@@ -661,7 +683,7 @@
       <w:pPr>
         <w:numPr>
           <w:ilvl w:val="1"/>
-          <w:numId w:val="1019"/>
+          <w:numId w:val="1018"/>
         </w:numPr>
       </w:pPr>
       <w:r>
@@ -673,7 +695,7 @@
         <w:pStyle w:val="Compact"/>
         <w:numPr>
           <w:ilvl w:val="2"/>
-          <w:numId w:val="1020"/>
+          <w:numId w:val="1019"/>
         </w:numPr>
       </w:pPr>
       <w:r>
@@ -684,7 +706,7 @@
       <w:pPr>
         <w:numPr>
           <w:ilvl w:val="1"/>
-          <w:numId w:val="1019"/>
+          <w:numId w:val="1018"/>
         </w:numPr>
       </w:pPr>
       <w:r>
@@ -695,7 +717,7 @@
       <w:pPr>
         <w:numPr>
           <w:ilvl w:val="2"/>
-          <w:numId w:val="1021"/>
+          <w:numId w:val="1020"/>
         </w:numPr>
       </w:pPr>
       <w:r>
@@ -706,7 +728,7 @@
       <w:pPr>
         <w:numPr>
           <w:ilvl w:val="2"/>
-          <w:numId w:val="1021"/>
+          <w:numId w:val="1020"/>
         </w:numPr>
       </w:pPr>
       <w:r>
@@ -717,7 +739,7 @@
       <w:pPr>
         <w:numPr>
           <w:ilvl w:val="1"/>
-          <w:numId w:val="1019"/>
+          <w:numId w:val="1018"/>
         </w:numPr>
       </w:pPr>
       <w:r>
@@ -728,7 +750,7 @@
       <w:pPr>
         <w:numPr>
           <w:ilvl w:val="2"/>
-          <w:numId w:val="1022"/>
+          <w:numId w:val="1021"/>
         </w:numPr>
       </w:pPr>
       <w:r>
@@ -739,7 +761,7 @@
       <w:pPr>
         <w:numPr>
           <w:ilvl w:val="2"/>
-          <w:numId w:val="1022"/>
+          <w:numId w:val="1021"/>
         </w:numPr>
       </w:pPr>
       <w:r>
@@ -750,7 +772,7 @@
       <w:pPr>
         <w:numPr>
           <w:ilvl w:val="2"/>
-          <w:numId w:val="1022"/>
+          <w:numId w:val="1021"/>
         </w:numPr>
       </w:pPr>
       <w:r>
@@ -761,7 +783,7 @@
       <w:pPr>
         <w:numPr>
           <w:ilvl w:val="1"/>
-          <w:numId w:val="1019"/>
+          <w:numId w:val="1018"/>
         </w:numPr>
       </w:pPr>
       <w:r>
@@ -783,7 +805,7 @@
       <w:pPr>
         <w:numPr>
           <w:ilvl w:val="2"/>
-          <w:numId w:val="1023"/>
+          <w:numId w:val="1022"/>
         </w:numPr>
       </w:pPr>
       <w:r>
@@ -794,7 +816,7 @@
       <w:pPr>
         <w:numPr>
           <w:ilvl w:val="2"/>
-          <w:numId w:val="1023"/>
+          <w:numId w:val="1022"/>
         </w:numPr>
       </w:pPr>
       <w:r>
@@ -6533,79 +6555,79 @@
                 <w:rFonts w:ascii="Calibri" w:hAnsi="Calibri"/>
                 <w:sz w:val="20"/>
               </w:rPr>
-              <w:t xml:space="default">Length of Stay (days)</w:t>
-            </w:r>
-          </w:p>
-        </w:tc>
-        <w:tc>
-          <w:tcPr>
-            <w:tcBorders>
-              <w:top w:val="single" w:space="0" w:color="D3D3D3"/>
-              <w:bottom w:val="single" w:space="0" w:color="D3D3D3"/>
-              <w:start w:val="single" w:space="0" w:color="D3D3D3"/>
-              <w:end w:val="single" w:space="0" w:color="D3D3D3"/>
-            </w:tcBorders>
-          </w:tcPr>
-          <w:p>
-            <w:pPr>
-              <w:spacing w:before="0" w:after="60"/>
-              <w:keepNext/>
-              <w:jc w:val="center"/>
-            </w:pPr>
-            <w:r>
-              <w:rPr>
-                <w:rFonts w:ascii="Calibri" w:hAnsi="Calibri"/>
-                <w:sz w:val="20"/>
-              </w:rPr>
-              <w:t xml:space="default">2.00 (1.00, 2.00)</w:t>
-            </w:r>
-          </w:p>
-        </w:tc>
-        <w:tc>
-          <w:tcPr>
-            <w:tcBorders>
-              <w:top w:val="single" w:space="0" w:color="D3D3D3"/>
-              <w:bottom w:val="single" w:space="0" w:color="D3D3D3"/>
-              <w:start w:val="single" w:space="0" w:color="D3D3D3"/>
-              <w:end w:val="single" w:space="0" w:color="D3D3D3"/>
-            </w:tcBorders>
-          </w:tcPr>
-          <w:p>
-            <w:pPr>
-              <w:spacing w:before="0" w:after="60"/>
-              <w:keepNext/>
-              <w:jc w:val="center"/>
-            </w:pPr>
-            <w:r>
-              <w:rPr>
-                <w:rFonts w:ascii="Calibri" w:hAnsi="Calibri"/>
-                <w:sz w:val="20"/>
-              </w:rPr>
-              <w:t xml:space="default">2.00 (1.00, 2.00)</w:t>
-            </w:r>
-          </w:p>
-        </w:tc>
-        <w:tc>
-          <w:tcPr>
-            <w:tcBorders>
-              <w:top w:val="single" w:space="0" w:color="D3D3D3"/>
-              <w:bottom w:val="single" w:space="0" w:color="D3D3D3"/>
-              <w:start w:val="single" w:space="0" w:color="D3D3D3"/>
-              <w:end w:val="single" w:space="0" w:color="D3D3D3"/>
-            </w:tcBorders>
-          </w:tcPr>
-          <w:p>
-            <w:pPr>
-              <w:spacing w:before="0" w:after="60"/>
-              <w:keepNext/>
-              <w:jc w:val="center"/>
-            </w:pPr>
-            <w:r>
-              <w:rPr>
-                <w:rFonts w:ascii="Calibri" w:hAnsi="Calibri"/>
-                <w:sz w:val="20"/>
-              </w:rPr>
-              <w:t xml:space="default">2.00 (1.00, 4.00)</w:t>
+              <w:t xml:space="default">Died during hospitalization</w:t>
+            </w:r>
+          </w:p>
+        </w:tc>
+        <w:tc>
+          <w:tcPr>
+            <w:tcBorders>
+              <w:top w:val="single" w:space="0" w:color="D3D3D3"/>
+              <w:bottom w:val="single" w:space="0" w:color="D3D3D3"/>
+              <w:start w:val="single" w:space="0" w:color="D3D3D3"/>
+              <w:end w:val="single" w:space="0" w:color="D3D3D3"/>
+            </w:tcBorders>
+          </w:tcPr>
+          <w:p>
+            <w:pPr>
+              <w:spacing w:before="0" w:after="60"/>
+              <w:keepNext/>
+              <w:jc w:val="center"/>
+            </w:pPr>
+            <w:r>
+              <w:rPr>
+                <w:rFonts w:ascii="Calibri" w:hAnsi="Calibri"/>
+                <w:sz w:val="20"/>
+              </w:rPr>
+              <w:t xml:space="default">7 (&lt;0.1%)</w:t>
+            </w:r>
+          </w:p>
+        </w:tc>
+        <w:tc>
+          <w:tcPr>
+            <w:tcBorders>
+              <w:top w:val="single" w:space="0" w:color="D3D3D3"/>
+              <w:bottom w:val="single" w:space="0" w:color="D3D3D3"/>
+              <w:start w:val="single" w:space="0" w:color="D3D3D3"/>
+              <w:end w:val="single" w:space="0" w:color="D3D3D3"/>
+            </w:tcBorders>
+          </w:tcPr>
+          <w:p>
+            <w:pPr>
+              <w:spacing w:before="0" w:after="60"/>
+              <w:keepNext/>
+              <w:jc w:val="center"/>
+            </w:pPr>
+            <w:r>
+              <w:rPr>
+                <w:rFonts w:ascii="Calibri" w:hAnsi="Calibri"/>
+                <w:sz w:val="20"/>
+              </w:rPr>
+              <w:t xml:space="default">4 (&lt;0.1%)</w:t>
+            </w:r>
+          </w:p>
+        </w:tc>
+        <w:tc>
+          <w:tcPr>
+            <w:tcBorders>
+              <w:top w:val="single" w:space="0" w:color="D3D3D3"/>
+              <w:bottom w:val="single" w:space="0" w:color="D3D3D3"/>
+              <w:start w:val="single" w:space="0" w:color="D3D3D3"/>
+              <w:end w:val="single" w:space="0" w:color="D3D3D3"/>
+            </w:tcBorders>
+          </w:tcPr>
+          <w:p>
+            <w:pPr>
+              <w:spacing w:before="0" w:after="60"/>
+              <w:keepNext/>
+              <w:jc w:val="center"/>
+            </w:pPr>
+            <w:r>
+              <w:rPr>
+                <w:rFonts w:ascii="Calibri" w:hAnsi="Calibri"/>
+                <w:sz w:val="20"/>
+              </w:rPr>
+              <w:t xml:space="default">2 (0.4%)</w:t>
             </w:r>
           </w:p>
         </w:tc>
@@ -6658,79 +6680,79 @@
                 <w:rFonts w:ascii="Calibri" w:hAnsi="Calibri"/>
                 <w:sz w:val="20"/>
               </w:rPr>
-              <w:t xml:space="default">Inflation-Adjusted Total Charges ($)</w:t>
-            </w:r>
-          </w:p>
-        </w:tc>
-        <w:tc>
-          <w:tcPr>
-            <w:tcBorders>
-              <w:top w:val="single" w:space="0" w:color="D3D3D3"/>
-              <w:bottom w:val="single" w:space="0" w:color="D3D3D3"/>
-              <w:start w:val="single" w:space="0" w:color="D3D3D3"/>
-              <w:end w:val="single" w:space="0" w:color="D3D3D3"/>
-            </w:tcBorders>
-          </w:tcPr>
-          <w:p>
-            <w:pPr>
-              <w:spacing w:before="0" w:after="60"/>
-              <w:keepNext/>
-              <w:jc w:val="center"/>
-            </w:pPr>
-            <w:r>
-              <w:rPr>
-                <w:rFonts w:ascii="Calibri" w:hAnsi="Calibri"/>
-                <w:sz w:val="20"/>
-              </w:rPr>
-              <w:t xml:space="default">12,361 (7,655, 20,333)</w:t>
-            </w:r>
-          </w:p>
-        </w:tc>
-        <w:tc>
-          <w:tcPr>
-            <w:tcBorders>
-              <w:top w:val="single" w:space="0" w:color="D3D3D3"/>
-              <w:bottom w:val="single" w:space="0" w:color="D3D3D3"/>
-              <w:start w:val="single" w:space="0" w:color="D3D3D3"/>
-              <w:end w:val="single" w:space="0" w:color="D3D3D3"/>
-            </w:tcBorders>
-          </w:tcPr>
-          <w:p>
-            <w:pPr>
-              <w:spacing w:before="0" w:after="60"/>
-              <w:keepNext/>
-              <w:jc w:val="center"/>
-            </w:pPr>
-            <w:r>
-              <w:rPr>
-                <w:rFonts w:ascii="Calibri" w:hAnsi="Calibri"/>
-                <w:sz w:val="20"/>
-              </w:rPr>
-              <w:t xml:space="default">12,302 (7,621, 20,080)</w:t>
-            </w:r>
-          </w:p>
-        </w:tc>
-        <w:tc>
-          <w:tcPr>
-            <w:tcBorders>
-              <w:top w:val="single" w:space="0" w:color="D3D3D3"/>
-              <w:bottom w:val="single" w:space="0" w:color="D3D3D3"/>
-              <w:start w:val="single" w:space="0" w:color="D3D3D3"/>
-              <w:end w:val="single" w:space="0" w:color="D3D3D3"/>
-            </w:tcBorders>
-          </w:tcPr>
-          <w:p>
-            <w:pPr>
-              <w:spacing w:before="0" w:after="60"/>
-              <w:keepNext/>
-              <w:jc w:val="center"/>
-            </w:pPr>
-            <w:r>
-              <w:rPr>
-                <w:rFonts w:ascii="Calibri" w:hAnsi="Calibri"/>
-                <w:sz w:val="20"/>
-              </w:rPr>
-              <w:t xml:space="default">16,800 (9,813, 35,690)</w:t>
+              <w:t xml:space="default">Length of Stay (days)</w:t>
+            </w:r>
+          </w:p>
+        </w:tc>
+        <w:tc>
+          <w:tcPr>
+            <w:tcBorders>
+              <w:top w:val="single" w:space="0" w:color="D3D3D3"/>
+              <w:bottom w:val="single" w:space="0" w:color="D3D3D3"/>
+              <w:start w:val="single" w:space="0" w:color="D3D3D3"/>
+              <w:end w:val="single" w:space="0" w:color="D3D3D3"/>
+            </w:tcBorders>
+          </w:tcPr>
+          <w:p>
+            <w:pPr>
+              <w:spacing w:before="0" w:after="60"/>
+              <w:keepNext/>
+              <w:jc w:val="center"/>
+            </w:pPr>
+            <w:r>
+              <w:rPr>
+                <w:rFonts w:ascii="Calibri" w:hAnsi="Calibri"/>
+                <w:sz w:val="20"/>
+              </w:rPr>
+              <w:t xml:space="default">2.00 (1.00, 2.00)</w:t>
+            </w:r>
+          </w:p>
+        </w:tc>
+        <w:tc>
+          <w:tcPr>
+            <w:tcBorders>
+              <w:top w:val="single" w:space="0" w:color="D3D3D3"/>
+              <w:bottom w:val="single" w:space="0" w:color="D3D3D3"/>
+              <w:start w:val="single" w:space="0" w:color="D3D3D3"/>
+              <w:end w:val="single" w:space="0" w:color="D3D3D3"/>
+            </w:tcBorders>
+          </w:tcPr>
+          <w:p>
+            <w:pPr>
+              <w:spacing w:before="0" w:after="60"/>
+              <w:keepNext/>
+              <w:jc w:val="center"/>
+            </w:pPr>
+            <w:r>
+              <w:rPr>
+                <w:rFonts w:ascii="Calibri" w:hAnsi="Calibri"/>
+                <w:sz w:val="20"/>
+              </w:rPr>
+              <w:t xml:space="default">2.00 (1.00, 2.00)</w:t>
+            </w:r>
+          </w:p>
+        </w:tc>
+        <w:tc>
+          <w:tcPr>
+            <w:tcBorders>
+              <w:top w:val="single" w:space="0" w:color="D3D3D3"/>
+              <w:bottom w:val="single" w:space="0" w:color="D3D3D3"/>
+              <w:start w:val="single" w:space="0" w:color="D3D3D3"/>
+              <w:end w:val="single" w:space="0" w:color="D3D3D3"/>
+            </w:tcBorders>
+          </w:tcPr>
+          <w:p>
+            <w:pPr>
+              <w:spacing w:before="0" w:after="60"/>
+              <w:keepNext/>
+              <w:jc w:val="center"/>
+            </w:pPr>
+            <w:r>
+              <w:rPr>
+                <w:rFonts w:ascii="Calibri" w:hAnsi="Calibri"/>
+                <w:sz w:val="20"/>
+              </w:rPr>
+              <w:t xml:space="default">2.00 (1.00, 4.00)</w:t>
             </w:r>
           </w:p>
         </w:tc>
@@ -6783,103 +6805,103 @@
                 <w:rFonts w:ascii="Calibri" w:hAnsi="Calibri"/>
                 <w:sz w:val="20"/>
               </w:rPr>
-              <w:t xml:space="default">Discharged to Non-Home Setting</w:t>
-            </w:r>
-          </w:p>
-        </w:tc>
-        <w:tc>
-          <w:tcPr>
-            <w:tcBorders>
-              <w:top w:val="single" w:space="0" w:color="D3D3D3"/>
-              <w:bottom w:val="single" w:space="0" w:color="D3D3D3"/>
-              <w:start w:val="single" w:space="0" w:color="D3D3D3"/>
-              <w:end w:val="single" w:space="0" w:color="D3D3D3"/>
-            </w:tcBorders>
-          </w:tcPr>
-          <w:p>
-            <w:pPr>
-              <w:spacing w:before="0" w:after="60"/>
-              <w:keepNext/>
-              <w:jc w:val="center"/>
-            </w:pPr>
-            <w:r>
-              <w:rPr>
-                <w:rFonts w:ascii="Calibri" w:hAnsi="Calibri"/>
-                <w:sz w:val="20"/>
-              </w:rPr>
-              <w:t xml:space="default">255 (0.8%)</w:t>
-            </w:r>
-          </w:p>
-        </w:tc>
-        <w:tc>
-          <w:tcPr>
-            <w:tcBorders>
-              <w:top w:val="single" w:space="0" w:color="D3D3D3"/>
-              <w:bottom w:val="single" w:space="0" w:color="D3D3D3"/>
-              <w:start w:val="single" w:space="0" w:color="D3D3D3"/>
-              <w:end w:val="single" w:space="0" w:color="D3D3D3"/>
-            </w:tcBorders>
-          </w:tcPr>
-          <w:p>
-            <w:pPr>
-              <w:spacing w:before="0" w:after="60"/>
-              <w:keepNext/>
-              <w:jc w:val="center"/>
-            </w:pPr>
-            <w:r>
-              <w:rPr>
-                <w:rFonts w:ascii="Calibri" w:hAnsi="Calibri"/>
-                <w:sz w:val="20"/>
-              </w:rPr>
-              <w:t xml:space="default">251 (0.8%)</w:t>
-            </w:r>
-          </w:p>
-        </w:tc>
-        <w:tc>
-          <w:tcPr>
-            <w:tcBorders>
-              <w:top w:val="single" w:space="0" w:color="D3D3D3"/>
-              <w:bottom w:val="single" w:space="0" w:color="D3D3D3"/>
-              <w:start w:val="single" w:space="0" w:color="D3D3D3"/>
-              <w:end w:val="single" w:space="0" w:color="D3D3D3"/>
-            </w:tcBorders>
-          </w:tcPr>
-          <w:p>
-            <w:pPr>
-              <w:spacing w:before="0" w:after="60"/>
-              <w:keepNext/>
-              <w:jc w:val="center"/>
-            </w:pPr>
-            <w:r>
-              <w:rPr>
-                <w:rFonts w:ascii="Calibri" w:hAnsi="Calibri"/>
-                <w:sz w:val="20"/>
-              </w:rPr>
-              <w:t xml:space="default">4 (0.7%)</w:t>
-            </w:r>
-          </w:p>
-        </w:tc>
-        <w:tc>
-          <w:tcPr>
-            <w:tcBorders>
-              <w:top w:val="single" w:space="0" w:color="D3D3D3"/>
-              <w:bottom w:val="single" w:space="0" w:color="D3D3D3"/>
-              <w:start w:val="single" w:space="0" w:color="D3D3D3"/>
-              <w:end w:val="single" w:space="0" w:color="D3D3D3"/>
-            </w:tcBorders>
-          </w:tcPr>
-          <w:p>
-            <w:pPr>
-              <w:spacing w:before="0" w:after="60"/>
-              <w:keepNext/>
-              <w:jc w:val="center"/>
-            </w:pPr>
-            <w:r>
-              <w:rPr>
-                <w:rFonts w:ascii="Calibri" w:hAnsi="Calibri"/>
-                <w:sz w:val="20"/>
-              </w:rPr>
-              <w:t xml:space="default">0.8</w:t>
+              <w:t xml:space="default">Inflation-Adjusted Total Charges ($)</w:t>
+            </w:r>
+          </w:p>
+        </w:tc>
+        <w:tc>
+          <w:tcPr>
+            <w:tcBorders>
+              <w:top w:val="single" w:space="0" w:color="D3D3D3"/>
+              <w:bottom w:val="single" w:space="0" w:color="D3D3D3"/>
+              <w:start w:val="single" w:space="0" w:color="D3D3D3"/>
+              <w:end w:val="single" w:space="0" w:color="D3D3D3"/>
+            </w:tcBorders>
+          </w:tcPr>
+          <w:p>
+            <w:pPr>
+              <w:spacing w:before="0" w:after="60"/>
+              <w:keepNext/>
+              <w:jc w:val="center"/>
+            </w:pPr>
+            <w:r>
+              <w:rPr>
+                <w:rFonts w:ascii="Calibri" w:hAnsi="Calibri"/>
+                <w:sz w:val="20"/>
+              </w:rPr>
+              <w:t xml:space="default">12,361 (7,655, 20,333)</w:t>
+            </w:r>
+          </w:p>
+        </w:tc>
+        <w:tc>
+          <w:tcPr>
+            <w:tcBorders>
+              <w:top w:val="single" w:space="0" w:color="D3D3D3"/>
+              <w:bottom w:val="single" w:space="0" w:color="D3D3D3"/>
+              <w:start w:val="single" w:space="0" w:color="D3D3D3"/>
+              <w:end w:val="single" w:space="0" w:color="D3D3D3"/>
+            </w:tcBorders>
+          </w:tcPr>
+          <w:p>
+            <w:pPr>
+              <w:spacing w:before="0" w:after="60"/>
+              <w:keepNext/>
+              <w:jc w:val="center"/>
+            </w:pPr>
+            <w:r>
+              <w:rPr>
+                <w:rFonts w:ascii="Calibri" w:hAnsi="Calibri"/>
+                <w:sz w:val="20"/>
+              </w:rPr>
+              <w:t xml:space="default">12,302 (7,621, 20,080)</w:t>
+            </w:r>
+          </w:p>
+        </w:tc>
+        <w:tc>
+          <w:tcPr>
+            <w:tcBorders>
+              <w:top w:val="single" w:space="0" w:color="D3D3D3"/>
+              <w:bottom w:val="single" w:space="0" w:color="D3D3D3"/>
+              <w:start w:val="single" w:space="0" w:color="D3D3D3"/>
+              <w:end w:val="single" w:space="0" w:color="D3D3D3"/>
+            </w:tcBorders>
+          </w:tcPr>
+          <w:p>
+            <w:pPr>
+              <w:spacing w:before="0" w:after="60"/>
+              <w:keepNext/>
+              <w:jc w:val="center"/>
+            </w:pPr>
+            <w:r>
+              <w:rPr>
+                <w:rFonts w:ascii="Calibri" w:hAnsi="Calibri"/>
+                <w:sz w:val="20"/>
+              </w:rPr>
+              <w:t xml:space="default">16,800 (9,813, 35,690)</w:t>
+            </w:r>
+          </w:p>
+        </w:tc>
+        <w:tc>
+          <w:tcPr>
+            <w:tcBorders>
+              <w:top w:val="single" w:space="0" w:color="D3D3D3"/>
+              <w:bottom w:val="single" w:space="0" w:color="D3D3D3"/>
+              <w:start w:val="single" w:space="0" w:color="D3D3D3"/>
+              <w:end w:val="single" w:space="0" w:color="D3D3D3"/>
+            </w:tcBorders>
+          </w:tcPr>
+          <w:p>
+            <w:pPr>
+              <w:spacing w:before="0" w:after="60"/>
+              <w:keepNext/>
+              <w:jc w:val="center"/>
+            </w:pPr>
+            <w:r>
+              <w:rPr>
+                <w:rFonts w:ascii="Calibri" w:hAnsi="Calibri"/>
+                <w:sz w:val="20"/>
+              </w:rPr>
+              <w:t xml:space="default">&lt;0.001</w:t>
             </w:r>
           </w:p>
         </w:tc>
@@ -6890,28 +6912,121 @@
         </w:trPr>
         <w:tc>
           <w:tcPr>
-            <w:gridSpan w:val="5"/>
-          </w:tcPr>
-          <w:p>
-            <w:pPr>
-              <w:spacing w:before="0" w:after="60"/>
-              <w:keepNext/>
-            </w:pPr>
-            <w:r>
-              <w:rPr>
-                <w:vertAlign w:val="superscript"/>
-                <w:i/>
-                <w:rFonts w:ascii="Calibri" w:hAnsi="Calibri"/>
-                <w:sz w:val="20"/>
-              </w:rPr>
-              <w:t xml:space="default">1</w:t>
-            </w:r>
-            <w:r>
-              <w:rPr>
-                <w:rFonts w:ascii="Calibri" w:hAnsi="Calibri"/>
-                <w:sz w:val="20"/>
-              </w:rPr>
-              <w:t xml:space="preserve">Median (Q1, Q3); n (%)</w:t>
+            <w:tcBorders>
+              <w:top w:val="single" w:space="0" w:color="D3D3D3"/>
+              <w:bottom w:val="single" w:space="0" w:color="D3D3D3"/>
+              <w:start w:val="single" w:space="0" w:color="D3D3D3"/>
+              <w:end w:val="single" w:space="0" w:color="D3D3D3"/>
+            </w:tcBorders>
+          </w:tcPr>
+          <w:p>
+            <w:pPr>
+              <w:spacing w:before="0" w:after="60"/>
+              <w:keepNext/>
+              <w:jc w:val="start"/>
+            </w:pPr>
+            <w:r>
+              <w:rPr>
+                <w:rFonts w:ascii="Calibri" w:hAnsi="Calibri"/>
+                <w:sz w:val="20"/>
+              </w:rPr>
+              <w:t xml:space="default">Discharged to Non-Home Setting</w:t>
+            </w:r>
+          </w:p>
+        </w:tc>
+        <w:tc>
+          <w:tcPr>
+            <w:tcBorders>
+              <w:top w:val="single" w:space="0" w:color="D3D3D3"/>
+              <w:bottom w:val="single" w:space="0" w:color="D3D3D3"/>
+              <w:start w:val="single" w:space="0" w:color="D3D3D3"/>
+              <w:end w:val="single" w:space="0" w:color="D3D3D3"/>
+            </w:tcBorders>
+          </w:tcPr>
+          <w:p>
+            <w:pPr>
+              <w:spacing w:before="0" w:after="60"/>
+              <w:keepNext/>
+              <w:jc w:val="center"/>
+            </w:pPr>
+            <w:r>
+              <w:rPr>
+                <w:rFonts w:ascii="Calibri" w:hAnsi="Calibri"/>
+                <w:sz w:val="20"/>
+              </w:rPr>
+              <w:t xml:space="default">255 (0.8%)</w:t>
+            </w:r>
+          </w:p>
+        </w:tc>
+        <w:tc>
+          <w:tcPr>
+            <w:tcBorders>
+              <w:top w:val="single" w:space="0" w:color="D3D3D3"/>
+              <w:bottom w:val="single" w:space="0" w:color="D3D3D3"/>
+              <w:start w:val="single" w:space="0" w:color="D3D3D3"/>
+              <w:end w:val="single" w:space="0" w:color="D3D3D3"/>
+            </w:tcBorders>
+          </w:tcPr>
+          <w:p>
+            <w:pPr>
+              <w:spacing w:before="0" w:after="60"/>
+              <w:keepNext/>
+              <w:jc w:val="center"/>
+            </w:pPr>
+            <w:r>
+              <w:rPr>
+                <w:rFonts w:ascii="Calibri" w:hAnsi="Calibri"/>
+                <w:sz w:val="20"/>
+              </w:rPr>
+              <w:t xml:space="default">251 (0.8%)</w:t>
+            </w:r>
+          </w:p>
+        </w:tc>
+        <w:tc>
+          <w:tcPr>
+            <w:tcBorders>
+              <w:top w:val="single" w:space="0" w:color="D3D3D3"/>
+              <w:bottom w:val="single" w:space="0" w:color="D3D3D3"/>
+              <w:start w:val="single" w:space="0" w:color="D3D3D3"/>
+              <w:end w:val="single" w:space="0" w:color="D3D3D3"/>
+            </w:tcBorders>
+          </w:tcPr>
+          <w:p>
+            <w:pPr>
+              <w:spacing w:before="0" w:after="60"/>
+              <w:keepNext/>
+              <w:jc w:val="center"/>
+            </w:pPr>
+            <w:r>
+              <w:rPr>
+                <w:rFonts w:ascii="Calibri" w:hAnsi="Calibri"/>
+                <w:sz w:val="20"/>
+              </w:rPr>
+              <w:t xml:space="default">4 (0.7%)</w:t>
+            </w:r>
+          </w:p>
+        </w:tc>
+        <w:tc>
+          <w:tcPr>
+            <w:tcBorders>
+              <w:top w:val="single" w:space="0" w:color="D3D3D3"/>
+              <w:bottom w:val="single" w:space="0" w:color="D3D3D3"/>
+              <w:start w:val="single" w:space="0" w:color="D3D3D3"/>
+              <w:end w:val="single" w:space="0" w:color="D3D3D3"/>
+            </w:tcBorders>
+          </w:tcPr>
+          <w:p>
+            <w:pPr>
+              <w:spacing w:before="0" w:after="60"/>
+              <w:keepNext/>
+              <w:jc w:val="center"/>
+            </w:pPr>
+            <w:r>
+              <w:rPr>
+                <w:rFonts w:ascii="Calibri" w:hAnsi="Calibri"/>
+                <w:sz w:val="20"/>
+              </w:rPr>
+              <w:t xml:space="default">0.8</w:t>
             </w:r>
           </w:p>
         </w:tc>
@@ -6936,6 +7051,38 @@
                 <w:rFonts w:ascii="Calibri" w:hAnsi="Calibri"/>
                 <w:sz w:val="20"/>
               </w:rPr>
+              <w:t xml:space="default">1</w:t>
+            </w:r>
+            <w:r>
+              <w:rPr>
+                <w:rFonts w:ascii="Calibri" w:hAnsi="Calibri"/>
+                <w:sz w:val="20"/>
+              </w:rPr>
+              <w:t xml:space="preserve">n (%); Median (Q1, Q3)</w:t>
+            </w:r>
+          </w:p>
+        </w:tc>
+      </w:tr>
+      <w:tr>
+        <w:trPr>
+          <w:cantSplit/>
+        </w:trPr>
+        <w:tc>
+          <w:tcPr>
+            <w:gridSpan w:val="5"/>
+          </w:tcPr>
+          <w:p>
+            <w:pPr>
+              <w:spacing w:before="0" w:after="60"/>
+              <w:keepNext/>
+            </w:pPr>
+            <w:r>
+              <w:rPr>
+                <w:vertAlign w:val="superscript"/>
+                <w:i/>
+                <w:rFonts w:ascii="Calibri" w:hAnsi="Calibri"/>
+                <w:sz w:val="20"/>
+              </w:rPr>
               <w:t xml:space="default">2</w:t>
             </w:r>
             <w:r>
@@ -6943,7 +7090,7 @@
                 <w:rFonts w:ascii="Calibri" w:hAnsi="Calibri"/>
                 <w:sz w:val="20"/>
               </w:rPr>
-              <w:t xml:space="preserve">Design-based KruskalWallis test; Pearson's X^2: Rao &amp; Scott adjustment</w:t>
+              <w:t xml:space="preserve">Pearson's X^2: Rao &amp; Scott adjustment; Design-based KruskalWallis test</w:t>
             </w:r>
           </w:p>
         </w:tc>
@@ -6969,7 +7116,7 @@
       </w:r>
     </w:p>
     <w:bookmarkEnd w:id="25"/>
-    <w:bookmarkStart w:id="27" w:name="X7d0a1c2a05e84965e19936ca624ae03f9f9afcd"/>
+    <w:bookmarkStart w:id="29" w:name="X7d0a1c2a05e84965e19936ca624ae03f9f9afcd"/>
     <w:p>
       <w:pPr>
         <w:pStyle w:val="Heading2"/>
@@ -6978,7 +7125,68 @@
         <w:t xml:space="preserve">Readmission Hospitalization Characteristics</w:t>
       </w:r>
     </w:p>
-    <w:bookmarkStart w:id="26" w:name="resource-utilization-during-readmission"/>
+    <w:bookmarkStart w:id="26" w:name="Xa37a556a6d20fd6b07c73bea42073aeff147ee8"/>
+    <w:p>
+      <w:pPr>
+        <w:pStyle w:val="Heading3"/>
+      </w:pPr>
+      <w:r>
+        <w:t xml:space="preserve">In-Hospital Mortality Among Readmitted Patients</w:t>
+      </w:r>
+    </w:p>
+    <w:p>
+      <w:pPr>
+        <w:pStyle w:val="FirstParagraph"/>
+      </w:pPr>
+      <w:r>
+        <w:t xml:space="preserve">Readmission hospitalizations resulted in:</w:t>
+      </w:r>
+    </w:p>
+    <w:p>
+      <w:pPr>
+        <w:numPr>
+          <w:ilvl w:val="0"/>
+          <w:numId w:val="1023"/>
+        </w:numPr>
+      </w:pPr>
+      <w:r>
+        <w:t xml:space="preserve">Deaths (n): 0</w:t>
+      </w:r>
+    </w:p>
+    <w:p>
+      <w:pPr>
+        <w:numPr>
+          <w:ilvl w:val="0"/>
+          <w:numId w:val="1023"/>
+        </w:numPr>
+      </w:pPr>
+      <w:r>
+        <w:t xml:space="preserve">Death Rate (%): 0%</w:t>
+      </w:r>
+    </w:p>
+    <w:p>
+      <w:pPr>
+        <w:numPr>
+          <w:ilvl w:val="0"/>
+          <w:numId w:val="1023"/>
+        </w:numPr>
+      </w:pPr>
+      <w:r>
+        <w:t xml:space="preserve">Death Rate (95% CI): 0% to 0%</w:t>
+      </w:r>
+    </w:p>
+    <w:bookmarkEnd w:id="26"/>
+    <w:bookmarkStart w:id="27" w:name="resource-utilization-during-readmission"/>
+    <w:p>
+      <w:pPr>
+        <w:pStyle w:val="Heading3"/>
+      </w:pPr>
+      <w:r>
+        <w:t xml:space="preserve">Resource Utilization During Readmission</w:t>
+      </w:r>
+    </w:p>
+    <w:bookmarkEnd w:id="27"/>
+    <w:bookmarkStart w:id="28" w:name="X14c6c8cc3e91887ce2c4af3c3a16cdb67042bfc"/>
     <w:p>
       <w:pPr>
         <w:pStyle w:val="Heading3"/>
@@ -7017,9 +7225,9 @@
         <w:t xml:space="preserve">Median Total Charges (IQR): $13,326 (IQR: $9,079–$21,228)</w:t>
       </w:r>
     </w:p>
-    <w:bookmarkEnd w:id="26"/>
-    <w:bookmarkEnd w:id="27"/>
-    <w:bookmarkStart w:id="29" w:name="multivariable-analyses"/>
+    <w:bookmarkEnd w:id="28"/>
+    <w:bookmarkEnd w:id="29"/>
+    <w:bookmarkStart w:id="31" w:name="multivariable-analyses"/>
     <w:p>
       <w:pPr>
         <w:pStyle w:val="Heading2"/>
@@ -7028,7 +7236,7 @@
         <w:t xml:space="preserve">Multivariable Analyses</w:t>
       </w:r>
     </w:p>
-    <w:bookmarkStart w:id="28" w:name="Xc3dd9450622ca6a79fdfe146281f7a6f8e6031c"/>
+    <w:bookmarkStart w:id="30" w:name="Xc3dd9450622ca6a79fdfe146281f7a6f8e6031c"/>
     <w:p>
       <w:pPr>
         <w:pStyle w:val="Heading3"/>
@@ -7173,7 +7381,7 @@
                 <w:rFonts w:ascii="Calibri" w:hAnsi="Calibri"/>
                 <w:sz w:val="20"/>
               </w:rPr>
-              <w:t xml:space="default">OSA</w:t>
+              <w:t xml:space="default">Obstructive Sleep Apnea</w:t>
             </w:r>
           </w:p>
         </w:tc>
@@ -11920,8 +12128,8 @@
         </w:tc>
       </w:tr>
     </w:tbl>
-    <w:bookmarkEnd w:id="28"/>
-    <w:bookmarkEnd w:id="29"/>
+    <w:bookmarkEnd w:id="30"/>
+    <w:bookmarkEnd w:id="31"/>
     <w:sectPr>
       <w:footnotePr>
         <w:numRestart w:val="eachSect"/>
@@ -12290,7 +12498,34 @@
     <w:abstractNumId w:val="991"/>
   </w:num>
   <w:num w:numId="1023">
-    <w:abstractNumId w:val="991"/>
+    <w:abstractNumId w:val="99411"/>
+    <w:lvlOverride w:ilvl="0">
+      <w:startOverride w:val="1"/>
+    </w:lvlOverride>
+    <w:lvlOverride w:ilvl="1">
+      <w:startOverride w:val="1"/>
+    </w:lvlOverride>
+    <w:lvlOverride w:ilvl="2">
+      <w:startOverride w:val="1"/>
+    </w:lvlOverride>
+    <w:lvlOverride w:ilvl="3">
+      <w:startOverride w:val="1"/>
+    </w:lvlOverride>
+    <w:lvlOverride w:ilvl="4">
+      <w:startOverride w:val="1"/>
+    </w:lvlOverride>
+    <w:lvlOverride w:ilvl="5">
+      <w:startOverride w:val="1"/>
+    </w:lvlOverride>
+    <w:lvlOverride w:ilvl="6">
+      <w:startOverride w:val="1"/>
+    </w:lvlOverride>
+    <w:lvlOverride w:ilvl="7">
+      <w:startOverride w:val="1"/>
+    </w:lvlOverride>
+    <w:lvlOverride w:ilvl="8">
+      <w:startOverride w:val="1"/>
+    </w:lvlOverride>
   </w:num>
   <w:num w:numId="1024">
     <w:abstractNumId w:val="99411"/>

--- a/docs/quarto/index.docx
+++ b/docs/quarto/index.docx
@@ -721,7 +721,7 @@
         </w:numPr>
       </w:pPr>
       <w:r>
-        <w:t xml:space="preserve">Summary of baseline characteristics and index admission outcomes across SES quartiles</w:t>
+        <w:t xml:space="preserve">Summary of baseline characteristics and index admission outcomes</w:t>
       </w:r>
     </w:p>
     <w:p>
@@ -820,7 +820,7 @@
         </w:numPr>
       </w:pPr>
       <w:r>
-        <w:t xml:space="preserve">Length of stay and total charges during the readmission</w:t>
+        <w:t xml:space="preserve">In-hospital mortality, length of stay and total charges during the readmission</w:t>
       </w:r>
     </w:p>
     <w:p>
@@ -3496,7 +3496,7 @@
                 <w:rFonts w:ascii="Calibri" w:hAnsi="Calibri"/>
                 <w:sz w:val="20"/>
               </w:rPr>
-              <w:t xml:space="default">AWEEKEND</w:t>
+              <w:t xml:space="default">Weekend Admission</w:t>
             </w:r>
           </w:p>
         </w:tc>
@@ -5371,103 +5371,103 @@
                 <w:rFonts w:ascii="Calibri" w:hAnsi="Calibri"/>
                 <w:sz w:val="20"/>
               </w:rPr>
-              <w:t xml:space="default">Discharged to Non-Home Setting</w:t>
-            </w:r>
-          </w:p>
-        </w:tc>
-        <w:tc>
-          <w:tcPr>
-            <w:tcBorders>
-              <w:top w:val="single" w:space="0" w:color="D3D3D3"/>
-              <w:bottom w:val="single" w:space="0" w:color="D3D3D3"/>
-              <w:start w:val="single" w:space="0" w:color="D3D3D3"/>
-              <w:end w:val="single" w:space="0" w:color="D3D3D3"/>
-            </w:tcBorders>
-          </w:tcPr>
-          <w:p>
-            <w:pPr>
-              <w:spacing w:before="0" w:after="60"/>
-              <w:keepNext/>
-              <w:jc w:val="center"/>
-            </w:pPr>
-            <w:r>
-              <w:rPr>
-                <w:rFonts w:ascii="Calibri" w:hAnsi="Calibri"/>
-                <w:sz w:val="20"/>
-              </w:rPr>
-              <w:t xml:space="default">255 (0.8%)</w:t>
-            </w:r>
-          </w:p>
-        </w:tc>
-        <w:tc>
-          <w:tcPr>
-            <w:tcBorders>
-              <w:top w:val="single" w:space="0" w:color="D3D3D3"/>
-              <w:bottom w:val="single" w:space="0" w:color="D3D3D3"/>
-              <w:start w:val="single" w:space="0" w:color="D3D3D3"/>
-              <w:end w:val="single" w:space="0" w:color="D3D3D3"/>
-            </w:tcBorders>
-          </w:tcPr>
-          <w:p>
-            <w:pPr>
-              <w:spacing w:before="0" w:after="60"/>
-              <w:keepNext/>
-              <w:jc w:val="center"/>
-            </w:pPr>
-            <w:r>
-              <w:rPr>
-                <w:rFonts w:ascii="Calibri" w:hAnsi="Calibri"/>
-                <w:sz w:val="20"/>
-              </w:rPr>
-              <w:t xml:space="default">251 (0.8%)</w:t>
-            </w:r>
-          </w:p>
-        </w:tc>
-        <w:tc>
-          <w:tcPr>
-            <w:tcBorders>
-              <w:top w:val="single" w:space="0" w:color="D3D3D3"/>
-              <w:bottom w:val="single" w:space="0" w:color="D3D3D3"/>
-              <w:start w:val="single" w:space="0" w:color="D3D3D3"/>
-              <w:end w:val="single" w:space="0" w:color="D3D3D3"/>
-            </w:tcBorders>
-          </w:tcPr>
-          <w:p>
-            <w:pPr>
-              <w:spacing w:before="0" w:after="60"/>
-              <w:keepNext/>
-              <w:jc w:val="center"/>
-            </w:pPr>
-            <w:r>
-              <w:rPr>
-                <w:rFonts w:ascii="Calibri" w:hAnsi="Calibri"/>
-                <w:sz w:val="20"/>
-              </w:rPr>
-              <w:t xml:space="default">4 (0.7%)</w:t>
-            </w:r>
-          </w:p>
-        </w:tc>
-        <w:tc>
-          <w:tcPr>
-            <w:tcBorders>
-              <w:top w:val="single" w:space="0" w:color="D3D3D3"/>
-              <w:bottom w:val="single" w:space="0" w:color="D3D3D3"/>
-              <w:start w:val="single" w:space="0" w:color="D3D3D3"/>
-              <w:end w:val="single" w:space="0" w:color="D3D3D3"/>
-            </w:tcBorders>
-          </w:tcPr>
-          <w:p>
-            <w:pPr>
-              <w:spacing w:before="0" w:after="60"/>
-              <w:keepNext/>
-              <w:jc w:val="center"/>
-            </w:pPr>
-            <w:r>
-              <w:rPr>
-                <w:rFonts w:ascii="Calibri" w:hAnsi="Calibri"/>
-                <w:sz w:val="20"/>
-              </w:rPr>
-              <w:t xml:space="default">0.8</w:t>
+              <w:t xml:space="default">No. of comorbidities</w:t>
+            </w:r>
+          </w:p>
+        </w:tc>
+        <w:tc>
+          <w:tcPr>
+            <w:tcBorders>
+              <w:top w:val="single" w:space="0" w:color="D3D3D3"/>
+              <w:bottom w:val="single" w:space="0" w:color="D3D3D3"/>
+              <w:start w:val="single" w:space="0" w:color="D3D3D3"/>
+              <w:end w:val="single" w:space="0" w:color="D3D3D3"/>
+            </w:tcBorders>
+          </w:tcPr>
+          <w:p>
+            <w:pPr>
+              <w:spacing w:before="0" w:after="60"/>
+              <w:keepNext/>
+              <w:jc w:val="center"/>
+            </w:pPr>
+            <w:r>
+              <w:rPr>
+                <w:rFonts w:ascii="Calibri" w:hAnsi="Calibri"/>
+                <w:sz w:val="20"/>
+              </w:rPr>
+              <w:t xml:space="default"/>
+            </w:r>
+          </w:p>
+        </w:tc>
+        <w:tc>
+          <w:tcPr>
+            <w:tcBorders>
+              <w:top w:val="single" w:space="0" w:color="D3D3D3"/>
+              <w:bottom w:val="single" w:space="0" w:color="D3D3D3"/>
+              <w:start w:val="single" w:space="0" w:color="D3D3D3"/>
+              <w:end w:val="single" w:space="0" w:color="D3D3D3"/>
+            </w:tcBorders>
+          </w:tcPr>
+          <w:p>
+            <w:pPr>
+              <w:spacing w:before="0" w:after="60"/>
+              <w:keepNext/>
+              <w:jc w:val="center"/>
+            </w:pPr>
+            <w:r>
+              <w:rPr>
+                <w:rFonts w:ascii="Calibri" w:hAnsi="Calibri"/>
+                <w:sz w:val="20"/>
+              </w:rPr>
+              <w:t xml:space="default"/>
+            </w:r>
+          </w:p>
+        </w:tc>
+        <w:tc>
+          <w:tcPr>
+            <w:tcBorders>
+              <w:top w:val="single" w:space="0" w:color="D3D3D3"/>
+              <w:bottom w:val="single" w:space="0" w:color="D3D3D3"/>
+              <w:start w:val="single" w:space="0" w:color="D3D3D3"/>
+              <w:end w:val="single" w:space="0" w:color="D3D3D3"/>
+            </w:tcBorders>
+          </w:tcPr>
+          <w:p>
+            <w:pPr>
+              <w:spacing w:before="0" w:after="60"/>
+              <w:keepNext/>
+              <w:jc w:val="center"/>
+            </w:pPr>
+            <w:r>
+              <w:rPr>
+                <w:rFonts w:ascii="Calibri" w:hAnsi="Calibri"/>
+                <w:sz w:val="20"/>
+              </w:rPr>
+              <w:t xml:space="default"/>
+            </w:r>
+          </w:p>
+        </w:tc>
+        <w:tc>
+          <w:tcPr>
+            <w:tcBorders>
+              <w:top w:val="single" w:space="0" w:color="D3D3D3"/>
+              <w:bottom w:val="single" w:space="0" w:color="D3D3D3"/>
+              <w:start w:val="single" w:space="0" w:color="D3D3D3"/>
+              <w:end w:val="single" w:space="0" w:color="D3D3D3"/>
+            </w:tcBorders>
+          </w:tcPr>
+          <w:p>
+            <w:pPr>
+              <w:spacing w:before="0" w:after="60"/>
+              <w:keepNext/>
+              <w:jc w:val="center"/>
+            </w:pPr>
+            <w:r>
+              <w:rPr>
+                <w:rFonts w:ascii="Calibri" w:hAnsi="Calibri"/>
+                <w:sz w:val="20"/>
+              </w:rPr>
+              <w:t xml:space="default">&lt;0.001</w:t>
             </w:r>
           </w:p>
         </w:tc>
@@ -5496,7 +5496,79 @@
                 <w:rFonts w:ascii="Calibri" w:hAnsi="Calibri"/>
                 <w:sz w:val="20"/>
               </w:rPr>
-              <w:t xml:space="default">No. of comorbidities</w:t>
+              <w:t xml:space="default">    One comorbidity</w:t>
+            </w:r>
+          </w:p>
+        </w:tc>
+        <w:tc>
+          <w:tcPr>
+            <w:tcBorders>
+              <w:top w:val="single" w:space="0" w:color="D3D3D3"/>
+              <w:bottom w:val="single" w:space="0" w:color="D3D3D3"/>
+              <w:start w:val="single" w:space="0" w:color="D3D3D3"/>
+              <w:end w:val="single" w:space="0" w:color="D3D3D3"/>
+            </w:tcBorders>
+          </w:tcPr>
+          <w:p>
+            <w:pPr>
+              <w:spacing w:before="0" w:after="60"/>
+              <w:keepNext/>
+              <w:jc w:val="center"/>
+            </w:pPr>
+            <w:r>
+              <w:rPr>
+                <w:rFonts w:ascii="Calibri" w:hAnsi="Calibri"/>
+                <w:sz w:val="20"/>
+              </w:rPr>
+              <w:t xml:space="default">31,463 (99%)</w:t>
+            </w:r>
+          </w:p>
+        </w:tc>
+        <w:tc>
+          <w:tcPr>
+            <w:tcBorders>
+              <w:top w:val="single" w:space="0" w:color="D3D3D3"/>
+              <w:bottom w:val="single" w:space="0" w:color="D3D3D3"/>
+              <w:start w:val="single" w:space="0" w:color="D3D3D3"/>
+              <w:end w:val="single" w:space="0" w:color="D3D3D3"/>
+            </w:tcBorders>
+          </w:tcPr>
+          <w:p>
+            <w:pPr>
+              <w:spacing w:before="0" w:after="60"/>
+              <w:keepNext/>
+              <w:jc w:val="center"/>
+            </w:pPr>
+            <w:r>
+              <w:rPr>
+                <w:rFonts w:ascii="Calibri" w:hAnsi="Calibri"/>
+                <w:sz w:val="20"/>
+              </w:rPr>
+              <w:t xml:space="default">30,896 (99%)</w:t>
+            </w:r>
+          </w:p>
+        </w:tc>
+        <w:tc>
+          <w:tcPr>
+            <w:tcBorders>
+              <w:top w:val="single" w:space="0" w:color="D3D3D3"/>
+              <w:bottom w:val="single" w:space="0" w:color="D3D3D3"/>
+              <w:start w:val="single" w:space="0" w:color="D3D3D3"/>
+              <w:end w:val="single" w:space="0" w:color="D3D3D3"/>
+            </w:tcBorders>
+          </w:tcPr>
+          <w:p>
+            <w:pPr>
+              <w:spacing w:before="0" w:after="60"/>
+              <w:keepNext/>
+              <w:jc w:val="center"/>
+            </w:pPr>
+            <w:r>
+              <w:rPr>
+                <w:rFonts w:ascii="Calibri" w:hAnsi="Calibri"/>
+                <w:sz w:val="20"/>
+              </w:rPr>
+              <w:t xml:space="default">568 (96%)</w:t>
             </w:r>
           </w:p>
         </w:tc>
@@ -5521,78 +5593,6 @@
                 <w:sz w:val="20"/>
               </w:rPr>
               <w:t xml:space="default"/>
-            </w:r>
-          </w:p>
-        </w:tc>
-        <w:tc>
-          <w:tcPr>
-            <w:tcBorders>
-              <w:top w:val="single" w:space="0" w:color="D3D3D3"/>
-              <w:bottom w:val="single" w:space="0" w:color="D3D3D3"/>
-              <w:start w:val="single" w:space="0" w:color="D3D3D3"/>
-              <w:end w:val="single" w:space="0" w:color="D3D3D3"/>
-            </w:tcBorders>
-          </w:tcPr>
-          <w:p>
-            <w:pPr>
-              <w:spacing w:before="0" w:after="60"/>
-              <w:keepNext/>
-              <w:jc w:val="center"/>
-            </w:pPr>
-            <w:r>
-              <w:rPr>
-                <w:rFonts w:ascii="Calibri" w:hAnsi="Calibri"/>
-                <w:sz w:val="20"/>
-              </w:rPr>
-              <w:t xml:space="default"/>
-            </w:r>
-          </w:p>
-        </w:tc>
-        <w:tc>
-          <w:tcPr>
-            <w:tcBorders>
-              <w:top w:val="single" w:space="0" w:color="D3D3D3"/>
-              <w:bottom w:val="single" w:space="0" w:color="D3D3D3"/>
-              <w:start w:val="single" w:space="0" w:color="D3D3D3"/>
-              <w:end w:val="single" w:space="0" w:color="D3D3D3"/>
-            </w:tcBorders>
-          </w:tcPr>
-          <w:p>
-            <w:pPr>
-              <w:spacing w:before="0" w:after="60"/>
-              <w:keepNext/>
-              <w:jc w:val="center"/>
-            </w:pPr>
-            <w:r>
-              <w:rPr>
-                <w:rFonts w:ascii="Calibri" w:hAnsi="Calibri"/>
-                <w:sz w:val="20"/>
-              </w:rPr>
-              <w:t xml:space="default"/>
-            </w:r>
-          </w:p>
-        </w:tc>
-        <w:tc>
-          <w:tcPr>
-            <w:tcBorders>
-              <w:top w:val="single" w:space="0" w:color="D3D3D3"/>
-              <w:bottom w:val="single" w:space="0" w:color="D3D3D3"/>
-              <w:start w:val="single" w:space="0" w:color="D3D3D3"/>
-              <w:end w:val="single" w:space="0" w:color="D3D3D3"/>
-            </w:tcBorders>
-          </w:tcPr>
-          <w:p>
-            <w:pPr>
-              <w:spacing w:before="0" w:after="60"/>
-              <w:keepNext/>
-              <w:jc w:val="center"/>
-            </w:pPr>
-            <w:r>
-              <w:rPr>
-                <w:rFonts w:ascii="Calibri" w:hAnsi="Calibri"/>
-                <w:sz w:val="20"/>
-              </w:rPr>
-              <w:t xml:space="default">&lt;0.001</w:t>
             </w:r>
           </w:p>
         </w:tc>
@@ -5621,131 +5621,6 @@
                 <w:rFonts w:ascii="Calibri" w:hAnsi="Calibri"/>
                 <w:sz w:val="20"/>
               </w:rPr>
-              <w:t xml:space="default">    One comorbidity</w:t>
-            </w:r>
-          </w:p>
-        </w:tc>
-        <w:tc>
-          <w:tcPr>
-            <w:tcBorders>
-              <w:top w:val="single" w:space="0" w:color="D3D3D3"/>
-              <w:bottom w:val="single" w:space="0" w:color="D3D3D3"/>
-              <w:start w:val="single" w:space="0" w:color="D3D3D3"/>
-              <w:end w:val="single" w:space="0" w:color="D3D3D3"/>
-            </w:tcBorders>
-          </w:tcPr>
-          <w:p>
-            <w:pPr>
-              <w:spacing w:before="0" w:after="60"/>
-              <w:keepNext/>
-              <w:jc w:val="center"/>
-            </w:pPr>
-            <w:r>
-              <w:rPr>
-                <w:rFonts w:ascii="Calibri" w:hAnsi="Calibri"/>
-                <w:sz w:val="20"/>
-              </w:rPr>
-              <w:t xml:space="default">31,463 (99%)</w:t>
-            </w:r>
-          </w:p>
-        </w:tc>
-        <w:tc>
-          <w:tcPr>
-            <w:tcBorders>
-              <w:top w:val="single" w:space="0" w:color="D3D3D3"/>
-              <w:bottom w:val="single" w:space="0" w:color="D3D3D3"/>
-              <w:start w:val="single" w:space="0" w:color="D3D3D3"/>
-              <w:end w:val="single" w:space="0" w:color="D3D3D3"/>
-            </w:tcBorders>
-          </w:tcPr>
-          <w:p>
-            <w:pPr>
-              <w:spacing w:before="0" w:after="60"/>
-              <w:keepNext/>
-              <w:jc w:val="center"/>
-            </w:pPr>
-            <w:r>
-              <w:rPr>
-                <w:rFonts w:ascii="Calibri" w:hAnsi="Calibri"/>
-                <w:sz w:val="20"/>
-              </w:rPr>
-              <w:t xml:space="default">30,896 (99%)</w:t>
-            </w:r>
-          </w:p>
-        </w:tc>
-        <w:tc>
-          <w:tcPr>
-            <w:tcBorders>
-              <w:top w:val="single" w:space="0" w:color="D3D3D3"/>
-              <w:bottom w:val="single" w:space="0" w:color="D3D3D3"/>
-              <w:start w:val="single" w:space="0" w:color="D3D3D3"/>
-              <w:end w:val="single" w:space="0" w:color="D3D3D3"/>
-            </w:tcBorders>
-          </w:tcPr>
-          <w:p>
-            <w:pPr>
-              <w:spacing w:before="0" w:after="60"/>
-              <w:keepNext/>
-              <w:jc w:val="center"/>
-            </w:pPr>
-            <w:r>
-              <w:rPr>
-                <w:rFonts w:ascii="Calibri" w:hAnsi="Calibri"/>
-                <w:sz w:val="20"/>
-              </w:rPr>
-              <w:t xml:space="default">568 (96%)</w:t>
-            </w:r>
-          </w:p>
-        </w:tc>
-        <w:tc>
-          <w:tcPr>
-            <w:tcBorders>
-              <w:top w:val="single" w:space="0" w:color="D3D3D3"/>
-              <w:bottom w:val="single" w:space="0" w:color="D3D3D3"/>
-              <w:start w:val="single" w:space="0" w:color="D3D3D3"/>
-              <w:end w:val="single" w:space="0" w:color="D3D3D3"/>
-            </w:tcBorders>
-          </w:tcPr>
-          <w:p>
-            <w:pPr>
-              <w:spacing w:before="0" w:after="60"/>
-              <w:keepNext/>
-              <w:jc w:val="center"/>
-            </w:pPr>
-            <w:r>
-              <w:rPr>
-                <w:rFonts w:ascii="Calibri" w:hAnsi="Calibri"/>
-                <w:sz w:val="20"/>
-              </w:rPr>
-              <w:t xml:space="default"/>
-            </w:r>
-          </w:p>
-        </w:tc>
-      </w:tr>
-      <w:tr>
-        <w:trPr>
-          <w:cantSplit/>
-        </w:trPr>
-        <w:tc>
-          <w:tcPr>
-            <w:tcBorders>
-              <w:top w:val="single" w:space="0" w:color="D3D3D3"/>
-              <w:bottom w:val="single" w:space="0" w:color="D3D3D3"/>
-              <w:start w:val="single" w:space="0" w:color="D3D3D3"/>
-              <w:end w:val="single" w:space="0" w:color="D3D3D3"/>
-            </w:tcBorders>
-          </w:tcPr>
-          <w:p>
-            <w:pPr>
-              <w:spacing w:before="0" w:after="60"/>
-              <w:keepNext/>
-              <w:jc w:val="start"/>
-            </w:pPr>
-            <w:r>
-              <w:rPr>
-                <w:rFonts w:ascii="Calibri" w:hAnsi="Calibri"/>
-                <w:sz w:val="20"/>
-              </w:rPr>
               <w:t xml:space="default">    Two or more comorbidities</w:t>
             </w:r>
           </w:p>
@@ -5819,381 +5694,6 @@
                 <w:sz w:val="20"/>
               </w:rPr>
               <w:t xml:space="default">25 (4.2%)</w:t>
-            </w:r>
-          </w:p>
-        </w:tc>
-        <w:tc>
-          <w:tcPr>
-            <w:tcBorders>
-              <w:top w:val="single" w:space="0" w:color="D3D3D3"/>
-              <w:bottom w:val="single" w:space="0" w:color="D3D3D3"/>
-              <w:start w:val="single" w:space="0" w:color="D3D3D3"/>
-              <w:end w:val="single" w:space="0" w:color="D3D3D3"/>
-            </w:tcBorders>
-          </w:tcPr>
-          <w:p>
-            <w:pPr>
-              <w:spacing w:before="0" w:after="60"/>
-              <w:keepNext/>
-              <w:jc w:val="center"/>
-            </w:pPr>
-            <w:r>
-              <w:rPr>
-                <w:rFonts w:ascii="Calibri" w:hAnsi="Calibri"/>
-                <w:sz w:val="20"/>
-              </w:rPr>
-              <w:t xml:space="default"/>
-            </w:r>
-          </w:p>
-        </w:tc>
-      </w:tr>
-      <w:tr>
-        <w:trPr>
-          <w:cantSplit/>
-        </w:trPr>
-        <w:tc>
-          <w:tcPr>
-            <w:tcBorders>
-              <w:top w:val="single" w:space="0" w:color="D3D3D3"/>
-              <w:bottom w:val="single" w:space="0" w:color="D3D3D3"/>
-              <w:start w:val="single" w:space="0" w:color="D3D3D3"/>
-              <w:end w:val="single" w:space="0" w:color="D3D3D3"/>
-            </w:tcBorders>
-          </w:tcPr>
-          <w:p>
-            <w:pPr>
-              <w:spacing w:before="0" w:after="60"/>
-              <w:keepNext/>
-              <w:jc w:val="start"/>
-            </w:pPr>
-            <w:r>
-              <w:rPr>
-                <w:rFonts w:ascii="Calibri" w:hAnsi="Calibri"/>
-                <w:sz w:val="20"/>
-              </w:rPr>
-              <w:t xml:space="default">LOS_CAT</w:t>
-            </w:r>
-          </w:p>
-        </w:tc>
-        <w:tc>
-          <w:tcPr>
-            <w:tcBorders>
-              <w:top w:val="single" w:space="0" w:color="D3D3D3"/>
-              <w:bottom w:val="single" w:space="0" w:color="D3D3D3"/>
-              <w:start w:val="single" w:space="0" w:color="D3D3D3"/>
-              <w:end w:val="single" w:space="0" w:color="D3D3D3"/>
-            </w:tcBorders>
-          </w:tcPr>
-          <w:p>
-            <w:pPr>
-              <w:spacing w:before="0" w:after="60"/>
-              <w:keepNext/>
-              <w:jc w:val="center"/>
-            </w:pPr>
-            <w:r>
-              <w:rPr>
-                <w:rFonts w:ascii="Calibri" w:hAnsi="Calibri"/>
-                <w:sz w:val="20"/>
-              </w:rPr>
-              <w:t xml:space="default"/>
-            </w:r>
-          </w:p>
-        </w:tc>
-        <w:tc>
-          <w:tcPr>
-            <w:tcBorders>
-              <w:top w:val="single" w:space="0" w:color="D3D3D3"/>
-              <w:bottom w:val="single" w:space="0" w:color="D3D3D3"/>
-              <w:start w:val="single" w:space="0" w:color="D3D3D3"/>
-              <w:end w:val="single" w:space="0" w:color="D3D3D3"/>
-            </w:tcBorders>
-          </w:tcPr>
-          <w:p>
-            <w:pPr>
-              <w:spacing w:before="0" w:after="60"/>
-              <w:keepNext/>
-              <w:jc w:val="center"/>
-            </w:pPr>
-            <w:r>
-              <w:rPr>
-                <w:rFonts w:ascii="Calibri" w:hAnsi="Calibri"/>
-                <w:sz w:val="20"/>
-              </w:rPr>
-              <w:t xml:space="default"/>
-            </w:r>
-          </w:p>
-        </w:tc>
-        <w:tc>
-          <w:tcPr>
-            <w:tcBorders>
-              <w:top w:val="single" w:space="0" w:color="D3D3D3"/>
-              <w:bottom w:val="single" w:space="0" w:color="D3D3D3"/>
-              <w:start w:val="single" w:space="0" w:color="D3D3D3"/>
-              <w:end w:val="single" w:space="0" w:color="D3D3D3"/>
-            </w:tcBorders>
-          </w:tcPr>
-          <w:p>
-            <w:pPr>
-              <w:spacing w:before="0" w:after="60"/>
-              <w:keepNext/>
-              <w:jc w:val="center"/>
-            </w:pPr>
-            <w:r>
-              <w:rPr>
-                <w:rFonts w:ascii="Calibri" w:hAnsi="Calibri"/>
-                <w:sz w:val="20"/>
-              </w:rPr>
-              <w:t xml:space="default"/>
-            </w:r>
-          </w:p>
-        </w:tc>
-        <w:tc>
-          <w:tcPr>
-            <w:tcBorders>
-              <w:top w:val="single" w:space="0" w:color="D3D3D3"/>
-              <w:bottom w:val="single" w:space="0" w:color="D3D3D3"/>
-              <w:start w:val="single" w:space="0" w:color="D3D3D3"/>
-              <w:end w:val="single" w:space="0" w:color="D3D3D3"/>
-            </w:tcBorders>
-          </w:tcPr>
-          <w:p>
-            <w:pPr>
-              <w:spacing w:before="0" w:after="60"/>
-              <w:keepNext/>
-              <w:jc w:val="center"/>
-            </w:pPr>
-            <w:r>
-              <w:rPr>
-                <w:rFonts w:ascii="Calibri" w:hAnsi="Calibri"/>
-                <w:sz w:val="20"/>
-              </w:rPr>
-              <w:t xml:space="default">&lt;0.001</w:t>
-            </w:r>
-          </w:p>
-        </w:tc>
-      </w:tr>
-      <w:tr>
-        <w:trPr>
-          <w:cantSplit/>
-        </w:trPr>
-        <w:tc>
-          <w:tcPr>
-            <w:tcBorders>
-              <w:top w:val="single" w:space="0" w:color="D3D3D3"/>
-              <w:bottom w:val="single" w:space="0" w:color="D3D3D3"/>
-              <w:start w:val="single" w:space="0" w:color="D3D3D3"/>
-              <w:end w:val="single" w:space="0" w:color="D3D3D3"/>
-            </w:tcBorders>
-          </w:tcPr>
-          <w:p>
-            <w:pPr>
-              <w:spacing w:before="0" w:after="60"/>
-              <w:keepNext/>
-              <w:jc w:val="start"/>
-            </w:pPr>
-            <w:r>
-              <w:rPr>
-                <w:rFonts w:ascii="Calibri" w:hAnsi="Calibri"/>
-                <w:sz w:val="20"/>
-              </w:rPr>
-              <w:t xml:space="default">    ≤4</w:t>
-            </w:r>
-          </w:p>
-        </w:tc>
-        <w:tc>
-          <w:tcPr>
-            <w:tcBorders>
-              <w:top w:val="single" w:space="0" w:color="D3D3D3"/>
-              <w:bottom w:val="single" w:space="0" w:color="D3D3D3"/>
-              <w:start w:val="single" w:space="0" w:color="D3D3D3"/>
-              <w:end w:val="single" w:space="0" w:color="D3D3D3"/>
-            </w:tcBorders>
-          </w:tcPr>
-          <w:p>
-            <w:pPr>
-              <w:spacing w:before="0" w:after="60"/>
-              <w:keepNext/>
-              <w:jc w:val="center"/>
-            </w:pPr>
-            <w:r>
-              <w:rPr>
-                <w:rFonts w:ascii="Calibri" w:hAnsi="Calibri"/>
-                <w:sz w:val="20"/>
-              </w:rPr>
-              <w:t xml:space="default">29,916 (94%)</w:t>
-            </w:r>
-          </w:p>
-        </w:tc>
-        <w:tc>
-          <w:tcPr>
-            <w:tcBorders>
-              <w:top w:val="single" w:space="0" w:color="D3D3D3"/>
-              <w:bottom w:val="single" w:space="0" w:color="D3D3D3"/>
-              <w:start w:val="single" w:space="0" w:color="D3D3D3"/>
-              <w:end w:val="single" w:space="0" w:color="D3D3D3"/>
-            </w:tcBorders>
-          </w:tcPr>
-          <w:p>
-            <w:pPr>
-              <w:spacing w:before="0" w:after="60"/>
-              <w:keepNext/>
-              <w:jc w:val="center"/>
-            </w:pPr>
-            <w:r>
-              <w:rPr>
-                <w:rFonts w:ascii="Calibri" w:hAnsi="Calibri"/>
-                <w:sz w:val="20"/>
-              </w:rPr>
-              <w:t xml:space="default">29,448 (95%)</w:t>
-            </w:r>
-          </w:p>
-        </w:tc>
-        <w:tc>
-          <w:tcPr>
-            <w:tcBorders>
-              <w:top w:val="single" w:space="0" w:color="D3D3D3"/>
-              <w:bottom w:val="single" w:space="0" w:color="D3D3D3"/>
-              <w:start w:val="single" w:space="0" w:color="D3D3D3"/>
-              <w:end w:val="single" w:space="0" w:color="D3D3D3"/>
-            </w:tcBorders>
-          </w:tcPr>
-          <w:p>
-            <w:pPr>
-              <w:spacing w:before="0" w:after="60"/>
-              <w:keepNext/>
-              <w:jc w:val="center"/>
-            </w:pPr>
-            <w:r>
-              <w:rPr>
-                <w:rFonts w:ascii="Calibri" w:hAnsi="Calibri"/>
-                <w:sz w:val="20"/>
-              </w:rPr>
-              <w:t xml:space="default">468 (79%)</w:t>
-            </w:r>
-          </w:p>
-        </w:tc>
-        <w:tc>
-          <w:tcPr>
-            <w:tcBorders>
-              <w:top w:val="single" w:space="0" w:color="D3D3D3"/>
-              <w:bottom w:val="single" w:space="0" w:color="D3D3D3"/>
-              <w:start w:val="single" w:space="0" w:color="D3D3D3"/>
-              <w:end w:val="single" w:space="0" w:color="D3D3D3"/>
-            </w:tcBorders>
-          </w:tcPr>
-          <w:p>
-            <w:pPr>
-              <w:spacing w:before="0" w:after="60"/>
-              <w:keepNext/>
-              <w:jc w:val="center"/>
-            </w:pPr>
-            <w:r>
-              <w:rPr>
-                <w:rFonts w:ascii="Calibri" w:hAnsi="Calibri"/>
-                <w:sz w:val="20"/>
-              </w:rPr>
-              <w:t xml:space="default"/>
-            </w:r>
-          </w:p>
-        </w:tc>
-      </w:tr>
-      <w:tr>
-        <w:trPr>
-          <w:cantSplit/>
-        </w:trPr>
-        <w:tc>
-          <w:tcPr>
-            <w:tcBorders>
-              <w:top w:val="single" w:space="0" w:color="D3D3D3"/>
-              <w:bottom w:val="single" w:space="0" w:color="D3D3D3"/>
-              <w:start w:val="single" w:space="0" w:color="D3D3D3"/>
-              <w:end w:val="single" w:space="0" w:color="D3D3D3"/>
-            </w:tcBorders>
-          </w:tcPr>
-          <w:p>
-            <w:pPr>
-              <w:spacing w:before="0" w:after="60"/>
-              <w:keepNext/>
-              <w:jc w:val="start"/>
-            </w:pPr>
-            <w:r>
-              <w:rPr>
-                <w:rFonts w:ascii="Calibri" w:hAnsi="Calibri"/>
-                <w:sz w:val="20"/>
-              </w:rPr>
-              <w:t xml:space="default">    &gt;4</w:t>
-            </w:r>
-          </w:p>
-        </w:tc>
-        <w:tc>
-          <w:tcPr>
-            <w:tcBorders>
-              <w:top w:val="single" w:space="0" w:color="D3D3D3"/>
-              <w:bottom w:val="single" w:space="0" w:color="D3D3D3"/>
-              <w:start w:val="single" w:space="0" w:color="D3D3D3"/>
-              <w:end w:val="single" w:space="0" w:color="D3D3D3"/>
-            </w:tcBorders>
-          </w:tcPr>
-          <w:p>
-            <w:pPr>
-              <w:spacing w:before="0" w:after="60"/>
-              <w:keepNext/>
-              <w:jc w:val="center"/>
-            </w:pPr>
-            <w:r>
-              <w:rPr>
-                <w:rFonts w:ascii="Calibri" w:hAnsi="Calibri"/>
-                <w:sz w:val="20"/>
-              </w:rPr>
-              <w:t xml:space="default">1,796 (5.7%)</w:t>
-            </w:r>
-          </w:p>
-        </w:tc>
-        <w:tc>
-          <w:tcPr>
-            <w:tcBorders>
-              <w:top w:val="single" w:space="0" w:color="D3D3D3"/>
-              <w:bottom w:val="single" w:space="0" w:color="D3D3D3"/>
-              <w:start w:val="single" w:space="0" w:color="D3D3D3"/>
-              <w:end w:val="single" w:space="0" w:color="D3D3D3"/>
-            </w:tcBorders>
-          </w:tcPr>
-          <w:p>
-            <w:pPr>
-              <w:spacing w:before="0" w:after="60"/>
-              <w:keepNext/>
-              <w:jc w:val="center"/>
-            </w:pPr>
-            <w:r>
-              <w:rPr>
-                <w:rFonts w:ascii="Calibri" w:hAnsi="Calibri"/>
-                <w:sz w:val="20"/>
-              </w:rPr>
-              <w:t xml:space="default">1,672 (5.4%)</w:t>
-            </w:r>
-          </w:p>
-        </w:tc>
-        <w:tc>
-          <w:tcPr>
-            <w:tcBorders>
-              <w:top w:val="single" w:space="0" w:color="D3D3D3"/>
-              <w:bottom w:val="single" w:space="0" w:color="D3D3D3"/>
-              <w:start w:val="single" w:space="0" w:color="D3D3D3"/>
-              <w:end w:val="single" w:space="0" w:color="D3D3D3"/>
-            </w:tcBorders>
-          </w:tcPr>
-          <w:p>
-            <w:pPr>
-              <w:spacing w:before="0" w:after="60"/>
-              <w:keepNext/>
-              <w:jc w:val="center"/>
-            </w:pPr>
-            <w:r>
-              <w:rPr>
-                <w:rFonts w:ascii="Calibri" w:hAnsi="Calibri"/>
-                <w:sz w:val="20"/>
-              </w:rPr>
-              <w:t xml:space="default">125 (21%)</w:t>
             </w:r>
           </w:p>
         </w:tc>
@@ -7116,7 +6616,7 @@
       </w:r>
     </w:p>
     <w:bookmarkEnd w:id="25"/>
-    <w:bookmarkStart w:id="29" w:name="X7d0a1c2a05e84965e19936ca624ae03f9f9afcd"/>
+    <w:bookmarkStart w:id="28" w:name="X7d0a1c2a05e84965e19936ca624ae03f9f9afcd"/>
     <w:p>
       <w:pPr>
         <w:pStyle w:val="Heading2"/>
@@ -7185,16 +6685,6 @@
         <w:t xml:space="preserve">Resource Utilization During Readmission</w:t>
       </w:r>
     </w:p>
-    <w:bookmarkEnd w:id="27"/>
-    <w:bookmarkStart w:id="28" w:name="X14c6c8cc3e91887ce2c4af3c3a16cdb67042bfc"/>
-    <w:p>
-      <w:pPr>
-        <w:pStyle w:val="Heading3"/>
-      </w:pPr>
-      <w:r>
-        <w:t xml:space="preserve">Resource Utilization During Readmission</w:t>
-      </w:r>
-    </w:p>
     <w:p>
       <w:pPr>
         <w:pStyle w:val="FirstParagraph"/>
@@ -7225,9 +6715,9 @@
         <w:t xml:space="preserve">Median Total Charges (IQR): $13,326 (IQR: $9,079–$21,228)</w:t>
       </w:r>
     </w:p>
+    <w:bookmarkEnd w:id="27"/>
     <w:bookmarkEnd w:id="28"/>
-    <w:bookmarkEnd w:id="29"/>
-    <w:bookmarkStart w:id="31" w:name="multivariable-analyses"/>
+    <w:bookmarkStart w:id="30" w:name="multivariable-analyses"/>
     <w:p>
       <w:pPr>
         <w:pStyle w:val="Heading2"/>
@@ -7236,7 +6726,7 @@
         <w:t xml:space="preserve">Multivariable Analyses</w:t>
       </w:r>
     </w:p>
-    <w:bookmarkStart w:id="30" w:name="Xc3dd9450622ca6a79fdfe146281f7a6f8e6031c"/>
+    <w:bookmarkStart w:id="29" w:name="Xc3dd9450622ca6a79fdfe146281f7a6f8e6031c"/>
     <w:p>
       <w:pPr>
         <w:pStyle w:val="Heading3"/>
@@ -7607,55 +7097,55 @@
                 <w:rFonts w:ascii="Calibri" w:hAnsi="Calibri"/>
                 <w:sz w:val="20"/>
               </w:rPr>
-              <w:t xml:space="default">2.51</w:t>
-            </w:r>
-          </w:p>
-        </w:tc>
-        <w:tc>
-          <w:tcPr>
-            <w:tcBorders>
-              <w:top w:val="single" w:space="0" w:color="D3D3D3"/>
-              <w:bottom w:val="single" w:space="0" w:color="D3D3D3"/>
-              <w:start w:val="single" w:space="0" w:color="D3D3D3"/>
-              <w:end w:val="single" w:space="0" w:color="D3D3D3"/>
-            </w:tcBorders>
-          </w:tcPr>
-          <w:p>
-            <w:pPr>
-              <w:spacing w:before="0" w:after="60"/>
-              <w:keepNext/>
-              <w:jc w:val="center"/>
-            </w:pPr>
-            <w:r>
-              <w:rPr>
-                <w:rFonts w:ascii="Calibri" w:hAnsi="Calibri"/>
-                <w:sz w:val="20"/>
-              </w:rPr>
-              <w:t xml:space="default">1.37, 4.59</w:t>
-            </w:r>
-          </w:p>
-        </w:tc>
-        <w:tc>
-          <w:tcPr>
-            <w:tcBorders>
-              <w:top w:val="single" w:space="0" w:color="D3D3D3"/>
-              <w:bottom w:val="single" w:space="0" w:color="D3D3D3"/>
-              <w:start w:val="single" w:space="0" w:color="D3D3D3"/>
-              <w:end w:val="single" w:space="0" w:color="D3D3D3"/>
-            </w:tcBorders>
-          </w:tcPr>
-          <w:p>
-            <w:pPr>
-              <w:spacing w:before="0" w:after="60"/>
-              <w:keepNext/>
-              <w:jc w:val="center"/>
-            </w:pPr>
-            <w:r>
-              <w:rPr>
-                <w:rFonts w:ascii="Calibri" w:hAnsi="Calibri"/>
-                <w:sz w:val="20"/>
-              </w:rPr>
-              <w:t xml:space="default">0.003</w:t>
+              <w:t xml:space="default">2.70</w:t>
+            </w:r>
+          </w:p>
+        </w:tc>
+        <w:tc>
+          <w:tcPr>
+            <w:tcBorders>
+              <w:top w:val="single" w:space="0" w:color="D3D3D3"/>
+              <w:bottom w:val="single" w:space="0" w:color="D3D3D3"/>
+              <w:start w:val="single" w:space="0" w:color="D3D3D3"/>
+              <w:end w:val="single" w:space="0" w:color="D3D3D3"/>
+            </w:tcBorders>
+          </w:tcPr>
+          <w:p>
+            <w:pPr>
+              <w:spacing w:before="0" w:after="60"/>
+              <w:keepNext/>
+              <w:jc w:val="center"/>
+            </w:pPr>
+            <w:r>
+              <w:rPr>
+                <w:rFonts w:ascii="Calibri" w:hAnsi="Calibri"/>
+                <w:sz w:val="20"/>
+              </w:rPr>
+              <w:t xml:space="default">1.49, 4.90</w:t>
+            </w:r>
+          </w:p>
+        </w:tc>
+        <w:tc>
+          <w:tcPr>
+            <w:tcBorders>
+              <w:top w:val="single" w:space="0" w:color="D3D3D3"/>
+              <w:bottom w:val="single" w:space="0" w:color="D3D3D3"/>
+              <w:start w:val="single" w:space="0" w:color="D3D3D3"/>
+              <w:end w:val="single" w:space="0" w:color="D3D3D3"/>
+            </w:tcBorders>
+          </w:tcPr>
+          <w:p>
+            <w:pPr>
+              <w:spacing w:before="0" w:after="60"/>
+              <w:keepNext/>
+              <w:jc w:val="center"/>
+            </w:pPr>
+            <w:r>
+              <w:rPr>
+                <w:rFonts w:ascii="Calibri" w:hAnsi="Calibri"/>
+                <w:sz w:val="20"/>
+              </w:rPr>
+              <w:t xml:space="default">0.001</w:t>
             </w:r>
           </w:p>
         </w:tc>
@@ -7934,7 +7424,7 @@
                 <w:rFonts w:ascii="Calibri" w:hAnsi="Calibri"/>
                 <w:sz w:val="20"/>
               </w:rPr>
-              <w:t xml:space="default">0.66, 1.36</w:t>
+              <w:t xml:space="default">0.66, 1.37</w:t>
             </w:r>
           </w:p>
         </w:tc>
@@ -8059,7 +7549,7 @@
                 <w:rFonts w:ascii="Calibri" w:hAnsi="Calibri"/>
                 <w:sz w:val="20"/>
               </w:rPr>
-              <w:t xml:space="default">0.022</w:t>
+              <w:t xml:space="default">0.021</w:t>
             </w:r>
           </w:p>
         </w:tc>
@@ -8314,31 +7804,31 @@
                 <w:rFonts w:ascii="Calibri" w:hAnsi="Calibri"/>
                 <w:sz w:val="20"/>
               </w:rPr>
-              <w:t xml:space="default">1.15</w:t>
-            </w:r>
-          </w:p>
-        </w:tc>
-        <w:tc>
-          <w:tcPr>
-            <w:tcBorders>
-              <w:top w:val="single" w:space="0" w:color="D3D3D3"/>
-              <w:bottom w:val="single" w:space="0" w:color="D3D3D3"/>
-              <w:start w:val="single" w:space="0" w:color="D3D3D3"/>
-              <w:end w:val="single" w:space="0" w:color="D3D3D3"/>
-            </w:tcBorders>
-          </w:tcPr>
-          <w:p>
-            <w:pPr>
-              <w:spacing w:before="0" w:after="60"/>
-              <w:keepNext/>
-              <w:jc w:val="center"/>
-            </w:pPr>
-            <w:r>
-              <w:rPr>
-                <w:rFonts w:ascii="Calibri" w:hAnsi="Calibri"/>
-                <w:sz w:val="20"/>
-              </w:rPr>
-              <w:t xml:space="default">0.92, 1.45</w:t>
+              <w:t xml:space="default">1.16</w:t>
+            </w:r>
+          </w:p>
+        </w:tc>
+        <w:tc>
+          <w:tcPr>
+            <w:tcBorders>
+              <w:top w:val="single" w:space="0" w:color="D3D3D3"/>
+              <w:bottom w:val="single" w:space="0" w:color="D3D3D3"/>
+              <w:start w:val="single" w:space="0" w:color="D3D3D3"/>
+              <w:end w:val="single" w:space="0" w:color="D3D3D3"/>
+            </w:tcBorders>
+          </w:tcPr>
+          <w:p>
+            <w:pPr>
+              <w:spacing w:before="0" w:after="60"/>
+              <w:keepNext/>
+              <w:jc w:val="center"/>
+            </w:pPr>
+            <w:r>
+              <w:rPr>
+                <w:rFonts w:ascii="Calibri" w:hAnsi="Calibri"/>
+                <w:sz w:val="20"/>
+              </w:rPr>
+              <w:t xml:space="default">0.92, 1.46</w:t>
             </w:r>
           </w:p>
         </w:tc>
@@ -8617,55 +8107,55 @@
                 <w:rFonts w:ascii="Calibri" w:hAnsi="Calibri"/>
                 <w:sz w:val="20"/>
               </w:rPr>
-              <w:t xml:space="default">1.29</w:t>
-            </w:r>
-          </w:p>
-        </w:tc>
-        <w:tc>
-          <w:tcPr>
-            <w:tcBorders>
-              <w:top w:val="single" w:space="0" w:color="D3D3D3"/>
-              <w:bottom w:val="single" w:space="0" w:color="D3D3D3"/>
-              <w:start w:val="single" w:space="0" w:color="D3D3D3"/>
-              <w:end w:val="single" w:space="0" w:color="D3D3D3"/>
-            </w:tcBorders>
-          </w:tcPr>
-          <w:p>
-            <w:pPr>
-              <w:spacing w:before="0" w:after="60"/>
-              <w:keepNext/>
-              <w:jc w:val="center"/>
-            </w:pPr>
-            <w:r>
-              <w:rPr>
-                <w:rFonts w:ascii="Calibri" w:hAnsi="Calibri"/>
-                <w:sz w:val="20"/>
-              </w:rPr>
-              <w:t xml:space="default">0.97, 1.72</w:t>
-            </w:r>
-          </w:p>
-        </w:tc>
-        <w:tc>
-          <w:tcPr>
-            <w:tcBorders>
-              <w:top w:val="single" w:space="0" w:color="D3D3D3"/>
-              <w:bottom w:val="single" w:space="0" w:color="D3D3D3"/>
-              <w:start w:val="single" w:space="0" w:color="D3D3D3"/>
-              <w:end w:val="single" w:space="0" w:color="D3D3D3"/>
-            </w:tcBorders>
-          </w:tcPr>
-          <w:p>
-            <w:pPr>
-              <w:spacing w:before="0" w:after="60"/>
-              <w:keepNext/>
-              <w:jc w:val="center"/>
-            </w:pPr>
-            <w:r>
-              <w:rPr>
-                <w:rFonts w:ascii="Calibri" w:hAnsi="Calibri"/>
-                <w:sz w:val="20"/>
-              </w:rPr>
-              <w:t xml:space="default">0.077</w:t>
+              <w:t xml:space="default">1.31</w:t>
+            </w:r>
+          </w:p>
+        </w:tc>
+        <w:tc>
+          <w:tcPr>
+            <w:tcBorders>
+              <w:top w:val="single" w:space="0" w:color="D3D3D3"/>
+              <w:bottom w:val="single" w:space="0" w:color="D3D3D3"/>
+              <w:start w:val="single" w:space="0" w:color="D3D3D3"/>
+              <w:end w:val="single" w:space="0" w:color="D3D3D3"/>
+            </w:tcBorders>
+          </w:tcPr>
+          <w:p>
+            <w:pPr>
+              <w:spacing w:before="0" w:after="60"/>
+              <w:keepNext/>
+              <w:jc w:val="center"/>
+            </w:pPr>
+            <w:r>
+              <w:rPr>
+                <w:rFonts w:ascii="Calibri" w:hAnsi="Calibri"/>
+                <w:sz w:val="20"/>
+              </w:rPr>
+              <w:t xml:space="default">0.98, 1.75</w:t>
+            </w:r>
+          </w:p>
+        </w:tc>
+        <w:tc>
+          <w:tcPr>
+            <w:tcBorders>
+              <w:top w:val="single" w:space="0" w:color="D3D3D3"/>
+              <w:bottom w:val="single" w:space="0" w:color="D3D3D3"/>
+              <w:start w:val="single" w:space="0" w:color="D3D3D3"/>
+              <w:end w:val="single" w:space="0" w:color="D3D3D3"/>
+            </w:tcBorders>
+          </w:tcPr>
+          <w:p>
+            <w:pPr>
+              <w:spacing w:before="0" w:after="60"/>
+              <w:keepNext/>
+              <w:jc w:val="center"/>
+            </w:pPr>
+            <w:r>
+              <w:rPr>
+                <w:rFonts w:ascii="Calibri" w:hAnsi="Calibri"/>
+                <w:sz w:val="20"/>
+              </w:rPr>
+              <w:t xml:space="default">0.065</w:t>
             </w:r>
           </w:p>
         </w:tc>
@@ -8742,7 +8232,7 @@
                 <w:rFonts w:ascii="Calibri" w:hAnsi="Calibri"/>
                 <w:sz w:val="20"/>
               </w:rPr>
-              <w:t xml:space="default">0.67, 1.36</w:t>
+              <w:t xml:space="default">0.68, 1.37</w:t>
             </w:r>
           </w:p>
         </w:tc>
@@ -8819,31 +8309,31 @@
                 <w:rFonts w:ascii="Calibri" w:hAnsi="Calibri"/>
                 <w:sz w:val="20"/>
               </w:rPr>
-              <w:t xml:space="default">1.21</w:t>
-            </w:r>
-          </w:p>
-        </w:tc>
-        <w:tc>
-          <w:tcPr>
-            <w:tcBorders>
-              <w:top w:val="single" w:space="0" w:color="D3D3D3"/>
-              <w:bottom w:val="single" w:space="0" w:color="D3D3D3"/>
-              <w:start w:val="single" w:space="0" w:color="D3D3D3"/>
-              <w:end w:val="single" w:space="0" w:color="D3D3D3"/>
-            </w:tcBorders>
-          </w:tcPr>
-          <w:p>
-            <w:pPr>
-              <w:spacing w:before="0" w:after="60"/>
-              <w:keepNext/>
-              <w:jc w:val="center"/>
-            </w:pPr>
-            <w:r>
-              <w:rPr>
-                <w:rFonts w:ascii="Calibri" w:hAnsi="Calibri"/>
-                <w:sz w:val="20"/>
-              </w:rPr>
-              <w:t xml:space="default">0.70, 2.12</w:t>
+              <w:t xml:space="default">1.22</w:t>
+            </w:r>
+          </w:p>
+        </w:tc>
+        <w:tc>
+          <w:tcPr>
+            <w:tcBorders>
+              <w:top w:val="single" w:space="0" w:color="D3D3D3"/>
+              <w:bottom w:val="single" w:space="0" w:color="D3D3D3"/>
+              <w:start w:val="single" w:space="0" w:color="D3D3D3"/>
+              <w:end w:val="single" w:space="0" w:color="D3D3D3"/>
+            </w:tcBorders>
+          </w:tcPr>
+          <w:p>
+            <w:pPr>
+              <w:spacing w:before="0" w:after="60"/>
+              <w:keepNext/>
+              <w:jc w:val="center"/>
+            </w:pPr>
+            <w:r>
+              <w:rPr>
+                <w:rFonts w:ascii="Calibri" w:hAnsi="Calibri"/>
+                <w:sz w:val="20"/>
+              </w:rPr>
+              <w:t xml:space="default">0.70, 2.14</w:t>
             </w:r>
           </w:p>
         </w:tc>
@@ -9324,31 +8814,31 @@
                 <w:rFonts w:ascii="Calibri" w:hAnsi="Calibri"/>
                 <w:sz w:val="20"/>
               </w:rPr>
-              <w:t xml:space="default">0.69</w:t>
-            </w:r>
-          </w:p>
-        </w:tc>
-        <w:tc>
-          <w:tcPr>
-            <w:tcBorders>
-              <w:top w:val="single" w:space="0" w:color="D3D3D3"/>
-              <w:bottom w:val="single" w:space="0" w:color="D3D3D3"/>
-              <w:start w:val="single" w:space="0" w:color="D3D3D3"/>
-              <w:end w:val="single" w:space="0" w:color="D3D3D3"/>
-            </w:tcBorders>
-          </w:tcPr>
-          <w:p>
-            <w:pPr>
-              <w:spacing w:before="0" w:after="60"/>
-              <w:keepNext/>
-              <w:jc w:val="center"/>
-            </w:pPr>
-            <w:r>
-              <w:rPr>
-                <w:rFonts w:ascii="Calibri" w:hAnsi="Calibri"/>
-                <w:sz w:val="20"/>
-              </w:rPr>
-              <w:t xml:space="default">0.33, 1.43</w:t>
+              <w:t xml:space="default">0.70</w:t>
+            </w:r>
+          </w:p>
+        </w:tc>
+        <w:tc>
+          <w:tcPr>
+            <w:tcBorders>
+              <w:top w:val="single" w:space="0" w:color="D3D3D3"/>
+              <w:bottom w:val="single" w:space="0" w:color="D3D3D3"/>
+              <w:start w:val="single" w:space="0" w:color="D3D3D3"/>
+              <w:end w:val="single" w:space="0" w:color="D3D3D3"/>
+            </w:tcBorders>
+          </w:tcPr>
+          <w:p>
+            <w:pPr>
+              <w:spacing w:before="0" w:after="60"/>
+              <w:keepNext/>
+              <w:jc w:val="center"/>
+            </w:pPr>
+            <w:r>
+              <w:rPr>
+                <w:rFonts w:ascii="Calibri" w:hAnsi="Calibri"/>
+                <w:sz w:val="20"/>
+              </w:rPr>
+              <w:t xml:space="default">0.33, 1.45</w:t>
             </w:r>
           </w:p>
         </w:tc>
@@ -9425,7 +8915,7 @@
                 <w:rFonts w:ascii="Calibri" w:hAnsi="Calibri"/>
                 <w:sz w:val="20"/>
               </w:rPr>
-              <w:t xml:space="default">0.45</w:t>
+              <w:t xml:space="default">0.46</w:t>
             </w:r>
           </w:p>
         </w:tc>
@@ -9526,31 +9016,31 @@
                 <w:rFonts w:ascii="Calibri" w:hAnsi="Calibri"/>
                 <w:sz w:val="20"/>
               </w:rPr>
-              <w:t xml:space="default">1.08</w:t>
-            </w:r>
-          </w:p>
-        </w:tc>
-        <w:tc>
-          <w:tcPr>
-            <w:tcBorders>
-              <w:top w:val="single" w:space="0" w:color="D3D3D3"/>
-              <w:bottom w:val="single" w:space="0" w:color="D3D3D3"/>
-              <w:start w:val="single" w:space="0" w:color="D3D3D3"/>
-              <w:end w:val="single" w:space="0" w:color="D3D3D3"/>
-            </w:tcBorders>
-          </w:tcPr>
-          <w:p>
-            <w:pPr>
-              <w:spacing w:before="0" w:after="60"/>
-              <w:keepNext/>
-              <w:jc w:val="center"/>
-            </w:pPr>
-            <w:r>
-              <w:rPr>
-                <w:rFonts w:ascii="Calibri" w:hAnsi="Calibri"/>
-                <w:sz w:val="20"/>
-              </w:rPr>
-              <w:t xml:space="default">0.41, 2.86</w:t>
+              <w:t xml:space="default">1.10</w:t>
+            </w:r>
+          </w:p>
+        </w:tc>
+        <w:tc>
+          <w:tcPr>
+            <w:tcBorders>
+              <w:top w:val="single" w:space="0" w:color="D3D3D3"/>
+              <w:bottom w:val="single" w:space="0" w:color="D3D3D3"/>
+              <w:start w:val="single" w:space="0" w:color="D3D3D3"/>
+              <w:end w:val="single" w:space="0" w:color="D3D3D3"/>
+            </w:tcBorders>
+          </w:tcPr>
+          <w:p>
+            <w:pPr>
+              <w:spacing w:before="0" w:after="60"/>
+              <w:keepNext/>
+              <w:jc w:val="center"/>
+            </w:pPr>
+            <w:r>
+              <w:rPr>
+                <w:rFonts w:ascii="Calibri" w:hAnsi="Calibri"/>
+                <w:sz w:val="20"/>
+              </w:rPr>
+              <w:t xml:space="default">0.40, 3.01</w:t>
             </w:r>
           </w:p>
         </w:tc>
@@ -9603,7 +9093,7 @@
                 <w:rFonts w:ascii="Calibri" w:hAnsi="Calibri"/>
                 <w:sz w:val="20"/>
               </w:rPr>
-              <w:t xml:space="default">AWEEKEND</w:t>
+              <w:t xml:space="default">Weekend Admission</w:t>
             </w:r>
           </w:p>
         </w:tc>
@@ -9829,31 +9319,31 @@
                 <w:rFonts w:ascii="Calibri" w:hAnsi="Calibri"/>
                 <w:sz w:val="20"/>
               </w:rPr>
-              <w:t xml:space="default">1.19</w:t>
-            </w:r>
-          </w:p>
-        </w:tc>
-        <w:tc>
-          <w:tcPr>
-            <w:tcBorders>
-              <w:top w:val="single" w:space="0" w:color="D3D3D3"/>
-              <w:bottom w:val="single" w:space="0" w:color="D3D3D3"/>
-              <w:start w:val="single" w:space="0" w:color="D3D3D3"/>
-              <w:end w:val="single" w:space="0" w:color="D3D3D3"/>
-            </w:tcBorders>
-          </w:tcPr>
-          <w:p>
-            <w:pPr>
-              <w:spacing w:before="0" w:after="60"/>
-              <w:keepNext/>
-              <w:jc w:val="center"/>
-            </w:pPr>
-            <w:r>
-              <w:rPr>
-                <w:rFonts w:ascii="Calibri" w:hAnsi="Calibri"/>
-                <w:sz w:val="20"/>
-              </w:rPr>
-              <w:t xml:space="default">0.87, 1.63</w:t>
+              <w:t xml:space="default">1.17</w:t>
+            </w:r>
+          </w:p>
+        </w:tc>
+        <w:tc>
+          <w:tcPr>
+            <w:tcBorders>
+              <w:top w:val="single" w:space="0" w:color="D3D3D3"/>
+              <w:bottom w:val="single" w:space="0" w:color="D3D3D3"/>
+              <w:start w:val="single" w:space="0" w:color="D3D3D3"/>
+              <w:end w:val="single" w:space="0" w:color="D3D3D3"/>
+            </w:tcBorders>
+          </w:tcPr>
+          <w:p>
+            <w:pPr>
+              <w:spacing w:before="0" w:after="60"/>
+              <w:keepNext/>
+              <w:jc w:val="center"/>
+            </w:pPr>
+            <w:r>
+              <w:rPr>
+                <w:rFonts w:ascii="Calibri" w:hAnsi="Calibri"/>
+                <w:sz w:val="20"/>
+              </w:rPr>
+              <w:t xml:space="default">0.85, 1.61</w:t>
             </w:r>
           </w:p>
         </w:tc>
@@ -10132,55 +9622,55 @@
                 <w:rFonts w:ascii="Calibri" w:hAnsi="Calibri"/>
                 <w:sz w:val="20"/>
               </w:rPr>
-              <w:t xml:space="default">1.10</w:t>
-            </w:r>
-          </w:p>
-        </w:tc>
-        <w:tc>
-          <w:tcPr>
-            <w:tcBorders>
-              <w:top w:val="single" w:space="0" w:color="D3D3D3"/>
-              <w:bottom w:val="single" w:space="0" w:color="D3D3D3"/>
-              <w:start w:val="single" w:space="0" w:color="D3D3D3"/>
-              <w:end w:val="single" w:space="0" w:color="D3D3D3"/>
-            </w:tcBorders>
-          </w:tcPr>
-          <w:p>
-            <w:pPr>
-              <w:spacing w:before="0" w:after="60"/>
-              <w:keepNext/>
-              <w:jc w:val="center"/>
-            </w:pPr>
-            <w:r>
-              <w:rPr>
-                <w:rFonts w:ascii="Calibri" w:hAnsi="Calibri"/>
-                <w:sz w:val="20"/>
-              </w:rPr>
-              <w:t xml:space="default">0.72, 1.68</w:t>
-            </w:r>
-          </w:p>
-        </w:tc>
-        <w:tc>
-          <w:tcPr>
-            <w:tcBorders>
-              <w:top w:val="single" w:space="0" w:color="D3D3D3"/>
-              <w:bottom w:val="single" w:space="0" w:color="D3D3D3"/>
-              <w:start w:val="single" w:space="0" w:color="D3D3D3"/>
-              <w:end w:val="single" w:space="0" w:color="D3D3D3"/>
-            </w:tcBorders>
-          </w:tcPr>
-          <w:p>
-            <w:pPr>
-              <w:spacing w:before="0" w:after="60"/>
-              <w:keepNext/>
-              <w:jc w:val="center"/>
-            </w:pPr>
-            <w:r>
-              <w:rPr>
-                <w:rFonts w:ascii="Calibri" w:hAnsi="Calibri"/>
-                <w:sz w:val="20"/>
-              </w:rPr>
-              <w:t xml:space="default">0.7</w:t>
+              <w:t xml:space="default">1.15</w:t>
+            </w:r>
+          </w:p>
+        </w:tc>
+        <w:tc>
+          <w:tcPr>
+            <w:tcBorders>
+              <w:top w:val="single" w:space="0" w:color="D3D3D3"/>
+              <w:bottom w:val="single" w:space="0" w:color="D3D3D3"/>
+              <w:start w:val="single" w:space="0" w:color="D3D3D3"/>
+              <w:end w:val="single" w:space="0" w:color="D3D3D3"/>
+            </w:tcBorders>
+          </w:tcPr>
+          <w:p>
+            <w:pPr>
+              <w:spacing w:before="0" w:after="60"/>
+              <w:keepNext/>
+              <w:jc w:val="center"/>
+            </w:pPr>
+            <w:r>
+              <w:rPr>
+                <w:rFonts w:ascii="Calibri" w:hAnsi="Calibri"/>
+                <w:sz w:val="20"/>
+              </w:rPr>
+              <w:t xml:space="default">0.74, 1.77</w:t>
+            </w:r>
+          </w:p>
+        </w:tc>
+        <w:tc>
+          <w:tcPr>
+            <w:tcBorders>
+              <w:top w:val="single" w:space="0" w:color="D3D3D3"/>
+              <w:bottom w:val="single" w:space="0" w:color="D3D3D3"/>
+              <w:start w:val="single" w:space="0" w:color="D3D3D3"/>
+              <w:end w:val="single" w:space="0" w:color="D3D3D3"/>
+            </w:tcBorders>
+          </w:tcPr>
+          <w:p>
+            <w:pPr>
+              <w:spacing w:before="0" w:after="60"/>
+              <w:keepNext/>
+              <w:jc w:val="center"/>
+            </w:pPr>
+            <w:r>
+              <w:rPr>
+                <w:rFonts w:ascii="Calibri" w:hAnsi="Calibri"/>
+                <w:sz w:val="20"/>
+              </w:rPr>
+              <w:t xml:space="default">0.5</w:t>
             </w:r>
           </w:p>
         </w:tc>
@@ -10233,31 +9723,31 @@
                 <w:rFonts w:ascii="Calibri" w:hAnsi="Calibri"/>
                 <w:sz w:val="20"/>
               </w:rPr>
-              <w:t xml:space="default">0.98</w:t>
-            </w:r>
-          </w:p>
-        </w:tc>
-        <w:tc>
-          <w:tcPr>
-            <w:tcBorders>
-              <w:top w:val="single" w:space="0" w:color="D3D3D3"/>
-              <w:bottom w:val="single" w:space="0" w:color="D3D3D3"/>
-              <w:start w:val="single" w:space="0" w:color="D3D3D3"/>
-              <w:end w:val="single" w:space="0" w:color="D3D3D3"/>
-            </w:tcBorders>
-          </w:tcPr>
-          <w:p>
-            <w:pPr>
-              <w:spacing w:before="0" w:after="60"/>
-              <w:keepNext/>
-              <w:jc w:val="center"/>
-            </w:pPr>
-            <w:r>
-              <w:rPr>
-                <w:rFonts w:ascii="Calibri" w:hAnsi="Calibri"/>
-                <w:sz w:val="20"/>
-              </w:rPr>
-              <w:t xml:space="default">0.62, 1.54</w:t>
+              <w:t xml:space="default">1.00</w:t>
+            </w:r>
+          </w:p>
+        </w:tc>
+        <w:tc>
+          <w:tcPr>
+            <w:tcBorders>
+              <w:top w:val="single" w:space="0" w:color="D3D3D3"/>
+              <w:bottom w:val="single" w:space="0" w:color="D3D3D3"/>
+              <w:start w:val="single" w:space="0" w:color="D3D3D3"/>
+              <w:end w:val="single" w:space="0" w:color="D3D3D3"/>
+            </w:tcBorders>
+          </w:tcPr>
+          <w:p>
+            <w:pPr>
+              <w:spacing w:before="0" w:after="60"/>
+              <w:keepNext/>
+              <w:jc w:val="center"/>
+            </w:pPr>
+            <w:r>
+              <w:rPr>
+                <w:rFonts w:ascii="Calibri" w:hAnsi="Calibri"/>
+                <w:sz w:val="20"/>
+              </w:rPr>
+              <w:t xml:space="default">0.63, 1.60</w:t>
             </w:r>
           </w:p>
         </w:tc>
@@ -10536,55 +10026,55 @@
                 <w:rFonts w:ascii="Calibri" w:hAnsi="Calibri"/>
                 <w:sz w:val="20"/>
               </w:rPr>
-              <w:t xml:space="default">1.38</w:t>
-            </w:r>
-          </w:p>
-        </w:tc>
-        <w:tc>
-          <w:tcPr>
-            <w:tcBorders>
-              <w:top w:val="single" w:space="0" w:color="D3D3D3"/>
-              <w:bottom w:val="single" w:space="0" w:color="D3D3D3"/>
-              <w:start w:val="single" w:space="0" w:color="D3D3D3"/>
-              <w:end w:val="single" w:space="0" w:color="D3D3D3"/>
-            </w:tcBorders>
-          </w:tcPr>
-          <w:p>
-            <w:pPr>
-              <w:spacing w:before="0" w:after="60"/>
-              <w:keepNext/>
-              <w:jc w:val="center"/>
-            </w:pPr>
-            <w:r>
-              <w:rPr>
-                <w:rFonts w:ascii="Calibri" w:hAnsi="Calibri"/>
-                <w:sz w:val="20"/>
-              </w:rPr>
-              <w:t xml:space="default">0.89, 2.14</w:t>
-            </w:r>
-          </w:p>
-        </w:tc>
-        <w:tc>
-          <w:tcPr>
-            <w:tcBorders>
-              <w:top w:val="single" w:space="0" w:color="D3D3D3"/>
-              <w:bottom w:val="single" w:space="0" w:color="D3D3D3"/>
-              <w:start w:val="single" w:space="0" w:color="D3D3D3"/>
-              <w:end w:val="single" w:space="0" w:color="D3D3D3"/>
-            </w:tcBorders>
-          </w:tcPr>
-          <w:p>
-            <w:pPr>
-              <w:spacing w:before="0" w:after="60"/>
-              <w:keepNext/>
-              <w:jc w:val="center"/>
-            </w:pPr>
-            <w:r>
-              <w:rPr>
-                <w:rFonts w:ascii="Calibri" w:hAnsi="Calibri"/>
-                <w:sz w:val="20"/>
-              </w:rPr>
-              <w:t xml:space="default">0.15</w:t>
+              <w:t xml:space="default">1.39</w:t>
+            </w:r>
+          </w:p>
+        </w:tc>
+        <w:tc>
+          <w:tcPr>
+            <w:tcBorders>
+              <w:top w:val="single" w:space="0" w:color="D3D3D3"/>
+              <w:bottom w:val="single" w:space="0" w:color="D3D3D3"/>
+              <w:start w:val="single" w:space="0" w:color="D3D3D3"/>
+              <w:end w:val="single" w:space="0" w:color="D3D3D3"/>
+            </w:tcBorders>
+          </w:tcPr>
+          <w:p>
+            <w:pPr>
+              <w:spacing w:before="0" w:after="60"/>
+              <w:keepNext/>
+              <w:jc w:val="center"/>
+            </w:pPr>
+            <w:r>
+              <w:rPr>
+                <w:rFonts w:ascii="Calibri" w:hAnsi="Calibri"/>
+                <w:sz w:val="20"/>
+              </w:rPr>
+              <w:t xml:space="default">0.90, 2.16</w:t>
+            </w:r>
+          </w:p>
+        </w:tc>
+        <w:tc>
+          <w:tcPr>
+            <w:tcBorders>
+              <w:top w:val="single" w:space="0" w:color="D3D3D3"/>
+              <w:bottom w:val="single" w:space="0" w:color="D3D3D3"/>
+              <w:start w:val="single" w:space="0" w:color="D3D3D3"/>
+              <w:end w:val="single" w:space="0" w:color="D3D3D3"/>
+            </w:tcBorders>
+          </w:tcPr>
+          <w:p>
+            <w:pPr>
+              <w:spacing w:before="0" w:after="60"/>
+              <w:keepNext/>
+              <w:jc w:val="center"/>
+            </w:pPr>
+            <w:r>
+              <w:rPr>
+                <w:rFonts w:ascii="Calibri" w:hAnsi="Calibri"/>
+                <w:sz w:val="20"/>
+              </w:rPr>
+              <w:t xml:space="default">0.14</w:t>
             </w:r>
           </w:p>
         </w:tc>
@@ -10637,31 +10127,31 @@
                 <w:rFonts w:ascii="Calibri" w:hAnsi="Calibri"/>
                 <w:sz w:val="20"/>
               </w:rPr>
-              <w:t xml:space="default">2.14</w:t>
-            </w:r>
-          </w:p>
-        </w:tc>
-        <w:tc>
-          <w:tcPr>
-            <w:tcBorders>
-              <w:top w:val="single" w:space="0" w:color="D3D3D3"/>
-              <w:bottom w:val="single" w:space="0" w:color="D3D3D3"/>
-              <w:start w:val="single" w:space="0" w:color="D3D3D3"/>
-              <w:end w:val="single" w:space="0" w:color="D3D3D3"/>
-            </w:tcBorders>
-          </w:tcPr>
-          <w:p>
-            <w:pPr>
-              <w:spacing w:before="0" w:after="60"/>
-              <w:keepNext/>
-              <w:jc w:val="center"/>
-            </w:pPr>
-            <w:r>
-              <w:rPr>
-                <w:rFonts w:ascii="Calibri" w:hAnsi="Calibri"/>
-                <w:sz w:val="20"/>
-              </w:rPr>
-              <w:t xml:space="default">0.75, 6.12</w:t>
+              <w:t xml:space="default">2.08</w:t>
+            </w:r>
+          </w:p>
+        </w:tc>
+        <w:tc>
+          <w:tcPr>
+            <w:tcBorders>
+              <w:top w:val="single" w:space="0" w:color="D3D3D3"/>
+              <w:bottom w:val="single" w:space="0" w:color="D3D3D3"/>
+              <w:start w:val="single" w:space="0" w:color="D3D3D3"/>
+              <w:end w:val="single" w:space="0" w:color="D3D3D3"/>
+            </w:tcBorders>
+          </w:tcPr>
+          <w:p>
+            <w:pPr>
+              <w:spacing w:before="0" w:after="60"/>
+              <w:keepNext/>
+              <w:jc w:val="center"/>
+            </w:pPr>
+            <w:r>
+              <w:rPr>
+                <w:rFonts w:ascii="Calibri" w:hAnsi="Calibri"/>
+                <w:sz w:val="20"/>
+              </w:rPr>
+              <w:t xml:space="default">0.72, 6.03</w:t>
             </w:r>
           </w:p>
         </w:tc>
@@ -10940,31 +10430,31 @@
                 <w:rFonts w:ascii="Calibri" w:hAnsi="Calibri"/>
                 <w:sz w:val="20"/>
               </w:rPr>
-              <w:t xml:space="default">0.65</w:t>
-            </w:r>
-          </w:p>
-        </w:tc>
-        <w:tc>
-          <w:tcPr>
-            <w:tcBorders>
-              <w:top w:val="single" w:space="0" w:color="D3D3D3"/>
-              <w:bottom w:val="single" w:space="0" w:color="D3D3D3"/>
-              <w:start w:val="single" w:space="0" w:color="D3D3D3"/>
-              <w:end w:val="single" w:space="0" w:color="D3D3D3"/>
-            </w:tcBorders>
-          </w:tcPr>
-          <w:p>
-            <w:pPr>
-              <w:spacing w:before="0" w:after="60"/>
-              <w:keepNext/>
-              <w:jc w:val="center"/>
-            </w:pPr>
-            <w:r>
-              <w:rPr>
-                <w:rFonts w:ascii="Calibri" w:hAnsi="Calibri"/>
-                <w:sz w:val="20"/>
-              </w:rPr>
-              <w:t xml:space="default">0.35, 1.20</w:t>
+              <w:t xml:space="default">0.66</w:t>
+            </w:r>
+          </w:p>
+        </w:tc>
+        <w:tc>
+          <w:tcPr>
+            <w:tcBorders>
+              <w:top w:val="single" w:space="0" w:color="D3D3D3"/>
+              <w:bottom w:val="single" w:space="0" w:color="D3D3D3"/>
+              <w:start w:val="single" w:space="0" w:color="D3D3D3"/>
+              <w:end w:val="single" w:space="0" w:color="D3D3D3"/>
+            </w:tcBorders>
+          </w:tcPr>
+          <w:p>
+            <w:pPr>
+              <w:spacing w:before="0" w:after="60"/>
+              <w:keepNext/>
+              <w:jc w:val="center"/>
+            </w:pPr>
+            <w:r>
+              <w:rPr>
+                <w:rFonts w:ascii="Calibri" w:hAnsi="Calibri"/>
+                <w:sz w:val="20"/>
+              </w:rPr>
+              <w:t xml:space="default">0.36, 1.22</w:t>
             </w:r>
           </w:p>
         </w:tc>
@@ -11065,7 +10555,7 @@
                 <w:rFonts w:ascii="Calibri" w:hAnsi="Calibri"/>
                 <w:sz w:val="20"/>
               </w:rPr>
-              <w:t xml:space="default">0.65, 1.33</w:t>
+              <w:t xml:space="default">0.65, 1.35</w:t>
             </w:r>
           </w:p>
         </w:tc>
@@ -11344,31 +10834,31 @@
                 <w:rFonts w:ascii="Calibri" w:hAnsi="Calibri"/>
                 <w:sz w:val="20"/>
               </w:rPr>
-              <w:t xml:space="default">4.57</w:t>
-            </w:r>
-          </w:p>
-        </w:tc>
-        <w:tc>
-          <w:tcPr>
-            <w:tcBorders>
-              <w:top w:val="single" w:space="0" w:color="D3D3D3"/>
-              <w:bottom w:val="single" w:space="0" w:color="D3D3D3"/>
-              <w:start w:val="single" w:space="0" w:color="D3D3D3"/>
-              <w:end w:val="single" w:space="0" w:color="D3D3D3"/>
-            </w:tcBorders>
-          </w:tcPr>
-          <w:p>
-            <w:pPr>
-              <w:spacing w:before="0" w:after="60"/>
-              <w:keepNext/>
-              <w:jc w:val="center"/>
-            </w:pPr>
-            <w:r>
-              <w:rPr>
-                <w:rFonts w:ascii="Calibri" w:hAnsi="Calibri"/>
-                <w:sz w:val="20"/>
-              </w:rPr>
-              <w:t xml:space="default">1.78, 11.8</w:t>
+              <w:t xml:space="default">4.66</w:t>
+            </w:r>
+          </w:p>
+        </w:tc>
+        <w:tc>
+          <w:tcPr>
+            <w:tcBorders>
+              <w:top w:val="single" w:space="0" w:color="D3D3D3"/>
+              <w:bottom w:val="single" w:space="0" w:color="D3D3D3"/>
+              <w:start w:val="single" w:space="0" w:color="D3D3D3"/>
+              <w:end w:val="single" w:space="0" w:color="D3D3D3"/>
+            </w:tcBorders>
+          </w:tcPr>
+          <w:p>
+            <w:pPr>
+              <w:spacing w:before="0" w:after="60"/>
+              <w:keepNext/>
+              <w:jc w:val="center"/>
+            </w:pPr>
+            <w:r>
+              <w:rPr>
+                <w:rFonts w:ascii="Calibri" w:hAnsi="Calibri"/>
+                <w:sz w:val="20"/>
+              </w:rPr>
+              <w:t xml:space="default">1.79, 12.1</w:t>
             </w:r>
           </w:p>
         </w:tc>
@@ -11671,7 +11161,7 @@
                 <w:rFonts w:ascii="Calibri" w:hAnsi="Calibri"/>
                 <w:sz w:val="20"/>
               </w:rPr>
-              <w:t xml:space="default">0.68, 3.97</w:t>
+              <w:t xml:space="default">0.63, 4.28</w:t>
             </w:r>
           </w:p>
         </w:tc>
@@ -11748,55 +11238,55 @@
                 <w:rFonts w:ascii="Calibri" w:hAnsi="Calibri"/>
                 <w:sz w:val="20"/>
               </w:rPr>
-              <w:t xml:space="default">1.11</w:t>
-            </w:r>
-          </w:p>
-        </w:tc>
-        <w:tc>
-          <w:tcPr>
-            <w:tcBorders>
-              <w:top w:val="single" w:space="0" w:color="D3D3D3"/>
-              <w:bottom w:val="single" w:space="0" w:color="D3D3D3"/>
-              <w:start w:val="single" w:space="0" w:color="D3D3D3"/>
-              <w:end w:val="single" w:space="0" w:color="D3D3D3"/>
-            </w:tcBorders>
-          </w:tcPr>
-          <w:p>
-            <w:pPr>
-              <w:spacing w:before="0" w:after="60"/>
-              <w:keepNext/>
-              <w:jc w:val="center"/>
-            </w:pPr>
-            <w:r>
-              <w:rPr>
-                <w:rFonts w:ascii="Calibri" w:hAnsi="Calibri"/>
-                <w:sz w:val="20"/>
-              </w:rPr>
-              <w:t xml:space="default">0.92, 1.33</w:t>
-            </w:r>
-          </w:p>
-        </w:tc>
-        <w:tc>
-          <w:tcPr>
-            <w:tcBorders>
-              <w:top w:val="single" w:space="0" w:color="D3D3D3"/>
-              <w:bottom w:val="single" w:space="0" w:color="D3D3D3"/>
-              <w:start w:val="single" w:space="0" w:color="D3D3D3"/>
-              <w:end w:val="single" w:space="0" w:color="D3D3D3"/>
-            </w:tcBorders>
-          </w:tcPr>
-          <w:p>
-            <w:pPr>
-              <w:spacing w:before="0" w:after="60"/>
-              <w:keepNext/>
-              <w:jc w:val="center"/>
-            </w:pPr>
-            <w:r>
-              <w:rPr>
-                <w:rFonts w:ascii="Calibri" w:hAnsi="Calibri"/>
-                <w:sz w:val="20"/>
-              </w:rPr>
-              <w:t xml:space="default">0.3</w:t>
+              <w:t xml:space="default">1.08</w:t>
+            </w:r>
+          </w:p>
+        </w:tc>
+        <w:tc>
+          <w:tcPr>
+            <w:tcBorders>
+              <w:top w:val="single" w:space="0" w:color="D3D3D3"/>
+              <w:bottom w:val="single" w:space="0" w:color="D3D3D3"/>
+              <w:start w:val="single" w:space="0" w:color="D3D3D3"/>
+              <w:end w:val="single" w:space="0" w:color="D3D3D3"/>
+            </w:tcBorders>
+          </w:tcPr>
+          <w:p>
+            <w:pPr>
+              <w:spacing w:before="0" w:after="60"/>
+              <w:keepNext/>
+              <w:jc w:val="center"/>
+            </w:pPr>
+            <w:r>
+              <w:rPr>
+                <w:rFonts w:ascii="Calibri" w:hAnsi="Calibri"/>
+                <w:sz w:val="20"/>
+              </w:rPr>
+              <w:t xml:space="default">0.89, 1.31</w:t>
+            </w:r>
+          </w:p>
+        </w:tc>
+        <w:tc>
+          <w:tcPr>
+            <w:tcBorders>
+              <w:top w:val="single" w:space="0" w:color="D3D3D3"/>
+              <w:bottom w:val="single" w:space="0" w:color="D3D3D3"/>
+              <w:start w:val="single" w:space="0" w:color="D3D3D3"/>
+              <w:end w:val="single" w:space="0" w:color="D3D3D3"/>
+            </w:tcBorders>
+          </w:tcPr>
+          <w:p>
+            <w:pPr>
+              <w:spacing w:before="0" w:after="60"/>
+              <w:keepNext/>
+              <w:jc w:val="center"/>
+            </w:pPr>
+            <w:r>
+              <w:rPr>
+                <w:rFonts w:ascii="Calibri" w:hAnsi="Calibri"/>
+                <w:sz w:val="20"/>
+              </w:rPr>
+              <w:t xml:space="default">0.4</w:t>
             </w:r>
           </w:p>
         </w:tc>
@@ -11849,55 +11339,55 @@
                 <w:rFonts w:ascii="Calibri" w:hAnsi="Calibri"/>
                 <w:sz w:val="20"/>
               </w:rPr>
-              <w:t xml:space="default"/>
-            </w:r>
-          </w:p>
-        </w:tc>
-        <w:tc>
-          <w:tcPr>
-            <w:tcBorders>
-              <w:top w:val="single" w:space="0" w:color="D3D3D3"/>
-              <w:bottom w:val="single" w:space="0" w:color="D3D3D3"/>
-              <w:start w:val="single" w:space="0" w:color="D3D3D3"/>
-              <w:end w:val="single" w:space="0" w:color="D3D3D3"/>
-            </w:tcBorders>
-          </w:tcPr>
-          <w:p>
-            <w:pPr>
-              <w:spacing w:before="0" w:after="60"/>
-              <w:keepNext/>
-              <w:jc w:val="center"/>
-            </w:pPr>
-            <w:r>
-              <w:rPr>
-                <w:rFonts w:ascii="Calibri" w:hAnsi="Calibri"/>
-                <w:sz w:val="20"/>
-              </w:rPr>
-              <w:t xml:space="default"/>
-            </w:r>
-          </w:p>
-        </w:tc>
-        <w:tc>
-          <w:tcPr>
-            <w:tcBorders>
-              <w:top w:val="single" w:space="0" w:color="D3D3D3"/>
-              <w:bottom w:val="single" w:space="0" w:color="D3D3D3"/>
-              <w:start w:val="single" w:space="0" w:color="D3D3D3"/>
-              <w:end w:val="single" w:space="0" w:color="D3D3D3"/>
-            </w:tcBorders>
-          </w:tcPr>
-          <w:p>
-            <w:pPr>
-              <w:spacing w:before="0" w:after="60"/>
-              <w:keepNext/>
-              <w:jc w:val="center"/>
-            </w:pPr>
-            <w:r>
-              <w:rPr>
-                <w:rFonts w:ascii="Calibri" w:hAnsi="Calibri"/>
-                <w:sz w:val="20"/>
-              </w:rPr>
-              <w:t xml:space="default"/>
+              <w:t xml:space="default">1.04</w:t>
+            </w:r>
+          </w:p>
+        </w:tc>
+        <w:tc>
+          <w:tcPr>
+            <w:tcBorders>
+              <w:top w:val="single" w:space="0" w:color="D3D3D3"/>
+              <w:bottom w:val="single" w:space="0" w:color="D3D3D3"/>
+              <w:start w:val="single" w:space="0" w:color="D3D3D3"/>
+              <w:end w:val="single" w:space="0" w:color="D3D3D3"/>
+            </w:tcBorders>
+          </w:tcPr>
+          <w:p>
+            <w:pPr>
+              <w:spacing w:before="0" w:after="60"/>
+              <w:keepNext/>
+              <w:jc w:val="center"/>
+            </w:pPr>
+            <w:r>
+              <w:rPr>
+                <w:rFonts w:ascii="Calibri" w:hAnsi="Calibri"/>
+                <w:sz w:val="20"/>
+              </w:rPr>
+              <w:t xml:space="default">1.00, 1.09</w:t>
+            </w:r>
+          </w:p>
+        </w:tc>
+        <w:tc>
+          <w:tcPr>
+            <w:tcBorders>
+              <w:top w:val="single" w:space="0" w:color="D3D3D3"/>
+              <w:bottom w:val="single" w:space="0" w:color="D3D3D3"/>
+              <w:start w:val="single" w:space="0" w:color="D3D3D3"/>
+              <w:end w:val="single" w:space="0" w:color="D3D3D3"/>
+            </w:tcBorders>
+          </w:tcPr>
+          <w:p>
+            <w:pPr>
+              <w:spacing w:before="0" w:after="60"/>
+              <w:keepNext/>
+              <w:jc w:val="center"/>
+            </w:pPr>
+            <w:r>
+              <w:rPr>
+                <w:rFonts w:ascii="Calibri" w:hAnsi="Calibri"/>
+                <w:sz w:val="20"/>
+              </w:rPr>
+              <w:t xml:space="default">0.034</w:t>
             </w:r>
           </w:p>
         </w:tc>
@@ -11908,208 +11398,6 @@
         </w:trPr>
         <w:tc>
           <w:tcPr>
-            <w:tcBorders>
-              <w:top w:val="single" w:space="0" w:color="D3D3D3"/>
-              <w:bottom w:val="single" w:space="0" w:color="D3D3D3"/>
-              <w:start w:val="single" w:space="0" w:color="D3D3D3"/>
-              <w:end w:val="single" w:space="0" w:color="D3D3D3"/>
-            </w:tcBorders>
-          </w:tcPr>
-          <w:p>
-            <w:pPr>
-              <w:spacing w:before="0" w:after="60"/>
-              <w:keepNext/>
-              <w:jc w:val="start"/>
-            </w:pPr>
-            <w:r>
-              <w:rPr>
-                <w:rFonts w:ascii="Calibri" w:hAnsi="Calibri"/>
-                <w:sz w:val="20"/>
-              </w:rPr>
-              <w:t xml:space="default">    ≤4</w:t>
-            </w:r>
-          </w:p>
-        </w:tc>
-        <w:tc>
-          <w:tcPr>
-            <w:tcBorders>
-              <w:top w:val="single" w:space="0" w:color="D3D3D3"/>
-              <w:bottom w:val="single" w:space="0" w:color="D3D3D3"/>
-              <w:start w:val="single" w:space="0" w:color="D3D3D3"/>
-              <w:end w:val="single" w:space="0" w:color="D3D3D3"/>
-            </w:tcBorders>
-          </w:tcPr>
-          <w:p>
-            <w:pPr>
-              <w:spacing w:before="0" w:after="60"/>
-              <w:keepNext/>
-              <w:jc w:val="center"/>
-            </w:pPr>
-            <w:r>
-              <w:rPr>
-                <w:rFonts w:ascii="Calibri" w:hAnsi="Calibri"/>
-                <w:sz w:val="20"/>
-              </w:rPr>
-              <w:t xml:space="default">—</w:t>
-            </w:r>
-          </w:p>
-        </w:tc>
-        <w:tc>
-          <w:tcPr>
-            <w:tcBorders>
-              <w:top w:val="single" w:space="0" w:color="D3D3D3"/>
-              <w:bottom w:val="single" w:space="0" w:color="D3D3D3"/>
-              <w:start w:val="single" w:space="0" w:color="D3D3D3"/>
-              <w:end w:val="single" w:space="0" w:color="D3D3D3"/>
-            </w:tcBorders>
-          </w:tcPr>
-          <w:p>
-            <w:pPr>
-              <w:spacing w:before="0" w:after="60"/>
-              <w:keepNext/>
-              <w:jc w:val="center"/>
-            </w:pPr>
-            <w:r>
-              <w:rPr>
-                <w:rFonts w:ascii="Calibri" w:hAnsi="Calibri"/>
-                <w:sz w:val="20"/>
-              </w:rPr>
-              <w:t xml:space="default">—</w:t>
-            </w:r>
-          </w:p>
-        </w:tc>
-        <w:tc>
-          <w:tcPr>
-            <w:tcBorders>
-              <w:top w:val="single" w:space="0" w:color="D3D3D3"/>
-              <w:bottom w:val="single" w:space="0" w:color="D3D3D3"/>
-              <w:start w:val="single" w:space="0" w:color="D3D3D3"/>
-              <w:end w:val="single" w:space="0" w:color="D3D3D3"/>
-            </w:tcBorders>
-          </w:tcPr>
-          <w:p>
-            <w:pPr>
-              <w:spacing w:before="0" w:after="60"/>
-              <w:keepNext/>
-              <w:jc w:val="center"/>
-            </w:pPr>
-            <w:r>
-              <w:rPr>
-                <w:rFonts w:ascii="Calibri" w:hAnsi="Calibri"/>
-                <w:sz w:val="20"/>
-              </w:rPr>
-              <w:t xml:space="default"/>
-            </w:r>
-          </w:p>
-        </w:tc>
-      </w:tr>
-      <w:tr>
-        <w:trPr>
-          <w:cantSplit/>
-        </w:trPr>
-        <w:tc>
-          <w:tcPr>
-            <w:tcBorders>
-              <w:top w:val="single" w:space="0" w:color="D3D3D3"/>
-              <w:bottom w:val="single" w:space="0" w:color="D3D3D3"/>
-              <w:start w:val="single" w:space="0" w:color="D3D3D3"/>
-              <w:end w:val="single" w:space="0" w:color="D3D3D3"/>
-            </w:tcBorders>
-          </w:tcPr>
-          <w:p>
-            <w:pPr>
-              <w:spacing w:before="0" w:after="60"/>
-              <w:keepNext/>
-              <w:jc w:val="start"/>
-            </w:pPr>
-            <w:r>
-              <w:rPr>
-                <w:rFonts w:ascii="Calibri" w:hAnsi="Calibri"/>
-                <w:sz w:val="20"/>
-              </w:rPr>
-              <w:t xml:space="default">    &gt;4</w:t>
-            </w:r>
-          </w:p>
-        </w:tc>
-        <w:tc>
-          <w:tcPr>
-            <w:tcBorders>
-              <w:top w:val="single" w:space="0" w:color="D3D3D3"/>
-              <w:bottom w:val="single" w:space="0" w:color="D3D3D3"/>
-              <w:start w:val="single" w:space="0" w:color="D3D3D3"/>
-              <w:end w:val="single" w:space="0" w:color="D3D3D3"/>
-            </w:tcBorders>
-          </w:tcPr>
-          <w:p>
-            <w:pPr>
-              <w:spacing w:before="0" w:after="60"/>
-              <w:keepNext/>
-              <w:jc w:val="center"/>
-            </w:pPr>
-            <w:r>
-              <w:rPr>
-                <w:rFonts w:ascii="Calibri" w:hAnsi="Calibri"/>
-                <w:sz w:val="20"/>
-              </w:rPr>
-              <w:t xml:space="default">1.82</w:t>
-            </w:r>
-          </w:p>
-        </w:tc>
-        <w:tc>
-          <w:tcPr>
-            <w:tcBorders>
-              <w:top w:val="single" w:space="0" w:color="D3D3D3"/>
-              <w:bottom w:val="single" w:space="0" w:color="D3D3D3"/>
-              <w:start w:val="single" w:space="0" w:color="D3D3D3"/>
-              <w:end w:val="single" w:space="0" w:color="D3D3D3"/>
-            </w:tcBorders>
-          </w:tcPr>
-          <w:p>
-            <w:pPr>
-              <w:spacing w:before="0" w:after="60"/>
-              <w:keepNext/>
-              <w:jc w:val="center"/>
-            </w:pPr>
-            <w:r>
-              <w:rPr>
-                <w:rFonts w:ascii="Calibri" w:hAnsi="Calibri"/>
-                <w:sz w:val="20"/>
-              </w:rPr>
-              <w:t xml:space="default">1.22, 2.72</w:t>
-            </w:r>
-          </w:p>
-        </w:tc>
-        <w:tc>
-          <w:tcPr>
-            <w:tcBorders>
-              <w:top w:val="single" w:space="0" w:color="D3D3D3"/>
-              <w:bottom w:val="single" w:space="0" w:color="D3D3D3"/>
-              <w:start w:val="single" w:space="0" w:color="D3D3D3"/>
-              <w:end w:val="single" w:space="0" w:color="D3D3D3"/>
-            </w:tcBorders>
-          </w:tcPr>
-          <w:p>
-            <w:pPr>
-              <w:spacing w:before="0" w:after="60"/>
-              <w:keepNext/>
-              <w:jc w:val="center"/>
-            </w:pPr>
-            <w:r>
-              <w:rPr>
-                <w:rFonts w:ascii="Calibri" w:hAnsi="Calibri"/>
-                <w:sz w:val="20"/>
-              </w:rPr>
-              <w:t xml:space="default">0.003</w:t>
-            </w:r>
-          </w:p>
-        </w:tc>
-      </w:tr>
-      <w:tr>
-        <w:trPr>
-          <w:cantSplit/>
-        </w:trPr>
-        <w:tc>
-          <w:tcPr>
             <w:gridSpan w:val="4"/>
           </w:tcPr>
           <w:p>
@@ -12128,8 +11416,8 @@
         </w:tc>
       </w:tr>
     </w:tbl>
+    <w:bookmarkEnd w:id="29"/>
     <w:bookmarkEnd w:id="30"/>
-    <w:bookmarkEnd w:id="31"/>
     <w:sectPr>
       <w:footnotePr>
         <w:numRestart w:val="eachSect"/>
